--- a/public/docs/GIFON ANTI CORRUPTION POLICY.docx
+++ b/public/docs/GIFON ANTI CORRUPTION POLICY.docx
@@ -1,6 +1,6 @@
 
 <file path=word/document.xml><?xml version="1.0" encoding="utf-8"?>
-<w:document xmlns:wpc="http://schemas.microsoft.com/office/word/2010/wordprocessingCanvas" xmlns:cx="http://schemas.microsoft.com/office/drawing/2014/chartex" xmlns:cx1="http://schemas.microsoft.com/office/drawing/2015/9/8/chartex" xmlns:cx2="http://schemas.microsoft.com/office/drawing/2015/10/21/chartex" xmlns:cx3="http://schemas.microsoft.com/office/drawing/2016/5/9/chartex" xmlns:cx4="http://schemas.microsoft.com/office/drawing/2016/5/10/chartex" xmlns:cx5="http://schemas.microsoft.com/office/drawing/2016/5/11/chartex" xmlns:cx6="http://schemas.microsoft.com/office/drawing/2016/5/12/chartex" xmlns:cx7="http://schemas.microsoft.com/office/drawing/2016/5/13/chartex" xmlns:cx8="http://schemas.microsoft.com/office/drawing/2016/5/14/chartex" xmlns:mc="http://schemas.openxmlformats.org/markup-compatibility/2006" xmlns:aink="http://schemas.microsoft.com/office/drawing/2016/ink" xmlns:am3d="http://schemas.microsoft.com/office/drawing/2017/model3d" xmlns:o="urn:schemas-microsoft-com:office:office" xmlns:oel="http://schemas.microsoft.com/office/2019/extlst" xmlns:r="http://schemas.openxmlformats.org/officeDocument/2006/relationships" xmlns:m="http://schemas.openxmlformats.org/officeDocument/2006/math" xmlns:v="urn:schemas-microsoft-com:vml" xmlns:wp14="http://schemas.microsoft.com/office/word/2010/wordprocessingDrawing" xmlns:wp="http://schemas.openxmlformats.org/drawingml/2006/wordprocessingDrawing" xmlns:w10="urn:schemas-microsoft-com:office:word" xmlns:w="http://schemas.openxmlformats.org/wordprocessingml/2006/main" xmlns:w14="http://schemas.microsoft.com/office/word/2010/wordml" xmlns:w15="http://schemas.microsoft.com/office/word/2012/wordml" xmlns:w16cex="http://schemas.microsoft.com/office/word/2018/wordml/cex" xmlns:w16cid="http://schemas.microsoft.com/office/word/2016/wordml/cid" xmlns:w16="http://schemas.microsoft.com/office/word/2018/wordml" xmlns:w16du="http://schemas.microsoft.com/office/word/2023/wordml/word16du" xmlns:w16sdtdh="http://schemas.microsoft.com/office/word/2020/wordml/sdtdatahash" xmlns:w16sdtfl="http://schemas.microsoft.com/office/word/2024/wordml/sdtformatlock" xmlns:w16se="http://schemas.microsoft.com/office/word/2015/wordml/symex" xmlns:wpg="http://schemas.microsoft.com/office/word/2010/wordprocessingGroup" xmlns:wpi="http://schemas.microsoft.com/office/word/2010/wordprocessingInk" xmlns:wne="http://schemas.microsoft.com/office/word/2006/wordml" xmlns:wps="http://schemas.microsoft.com/office/word/2010/wordprocessingShape" mc:Ignorable="w14 w15 w16se w16cid w16 w16cex w16sdtdh w16sdtfl w16du wp14">
+<w:document xmlns:wpc="http://schemas.microsoft.com/office/word/2010/wordprocessingCanvas" xmlns:mc="http://schemas.openxmlformats.org/markup-compatibility/2006" xmlns:o="urn:schemas-microsoft-com:office:office" xmlns:r="http://schemas.openxmlformats.org/officeDocument/2006/relationships" xmlns:m="http://schemas.openxmlformats.org/officeDocument/2006/math" xmlns:v="urn:schemas-microsoft-com:vml" xmlns:wp14="http://schemas.microsoft.com/office/word/2010/wordprocessingDrawing" xmlns:wp="http://schemas.openxmlformats.org/drawingml/2006/wordprocessingDrawing" xmlns:w="http://schemas.openxmlformats.org/wordprocessingml/2006/main" xmlns:w14="http://schemas.microsoft.com/office/word/2010/wordml" xmlns:w10="urn:schemas-microsoft-com:office:word" xmlns:w15="http://schemas.microsoft.com/office/word/2012/wordml" xmlns:wpg="http://schemas.microsoft.com/office/word/2010/wordprocessingGroup" xmlns:wpi="http://schemas.microsoft.com/office/word/2010/wordprocessingInk" xmlns:wne="http://schemas.microsoft.com/office/word/2006/wordml" xmlns:wps="http://schemas.microsoft.com/office/word/2010/wordprocessingShape" xmlns:wpsCustomData="http://www.wps.cn/officeDocument/2013/wpsCustomData" mc:Ignorable="w14 w15 wp14">
   <w:body>
     <w:p>
       <w:pPr>
@@ -54,7 +54,7 @@
           <w:sz w:val="36"/>
           <w:szCs w:val="36"/>
         </w:rPr>
-        <w:br/>
+        <w:br w:type="textWrapping"/>
       </w:r>
     </w:p>
     <w:p>
@@ -125,47 +125,7 @@
           <w:sz w:val="32"/>
           <w:szCs w:val="32"/>
         </w:rPr>
-        <w:t>The Geospatial Intelligence Foundation of Nigeria (GIFON) is committed to the highest standards of integrity, transparency, and accountability in all its operations. Corruption in any form</w:t>
-      </w:r>
-      <w:r>
-        <w:rPr>
-          <w:rFonts w:ascii="Bell MT" w:hAnsi="Bell MT"/>
-          <w:sz w:val="32"/>
-          <w:szCs w:val="32"/>
-        </w:rPr>
-        <w:t xml:space="preserve"> </w:t>
-      </w:r>
-      <w:r>
-        <w:rPr>
-          <w:rFonts w:ascii="Bell MT" w:hAnsi="Bell MT"/>
-          <w:sz w:val="32"/>
-          <w:szCs w:val="32"/>
-        </w:rPr>
-        <w:t xml:space="preserve">such as </w:t>
-      </w:r>
-      <w:r>
-        <w:rPr>
-          <w:rFonts w:ascii="Bell MT" w:hAnsi="Bell MT"/>
-          <w:sz w:val="32"/>
-          <w:szCs w:val="32"/>
-        </w:rPr>
-        <w:t xml:space="preserve">bribery, embezzlement, extortion, fraud, abuse of office </w:t>
-      </w:r>
-      <w:r>
-        <w:rPr>
-          <w:rFonts w:ascii="Bell MT" w:hAnsi="Bell MT"/>
-          <w:sz w:val="32"/>
-          <w:szCs w:val="32"/>
-        </w:rPr>
-        <w:t>are</w:t>
-      </w:r>
-      <w:r>
-        <w:rPr>
-          <w:rFonts w:ascii="Bell MT" w:hAnsi="Bell MT"/>
-          <w:sz w:val="32"/>
-          <w:szCs w:val="32"/>
-        </w:rPr>
-        <w:t xml:space="preserve"> strictly prohibited. This policy provides a framework for preventing, detecting, and responding to corrupt practices.</w:t>
+        <w:t>The Geospatial Intelligence Foundation of Nigeria (GIFON) is committed to the highest standards of integrity, transparency, and accountability in all its operations. Corruption in any form such as bribery, embezzlement, extortion, fraud, abuse of office are strictly prohibited. This policy provides a framework for preventing, detecting, and responding to corrupt practices.</w:t>
       </w:r>
     </w:p>
     <w:p>
@@ -264,23 +224,7 @@
           <w:sz w:val="32"/>
           <w:szCs w:val="32"/>
         </w:rPr>
-        <w:t xml:space="preserve">Foster a culture of ethical </w:t>
-      </w:r>
-      <w:r>
-        <w:rPr>
-          <w:rFonts w:ascii="Bell MT" w:hAnsi="Bell MT"/>
-          <w:sz w:val="32"/>
-          <w:szCs w:val="32"/>
-        </w:rPr>
-        <w:t>behaviour</w:t>
-      </w:r>
-      <w:r>
-        <w:rPr>
-          <w:rFonts w:ascii="Bell MT" w:hAnsi="Bell MT"/>
-          <w:sz w:val="32"/>
-          <w:szCs w:val="32"/>
-        </w:rPr>
-        <w:t xml:space="preserve"> and good governance.</w:t>
+        <w:t>Foster a culture of ethical behaviour and good governance.</w:t>
       </w:r>
     </w:p>
     <w:p>
@@ -501,15 +445,7 @@
           <w:sz w:val="32"/>
           <w:szCs w:val="32"/>
         </w:rPr>
-        <w:t>Constitution of the Federal Republic of Nigeria (1999)</w:t>
-      </w:r>
-      <w:r>
-        <w:rPr>
-          <w:rFonts w:ascii="Bell MT" w:hAnsi="Bell MT"/>
-          <w:sz w:val="32"/>
-          <w:szCs w:val="32"/>
-        </w:rPr>
-        <w:t xml:space="preserve"> As Amended</w:t>
+        <w:t>Constitution of the Federal Republic of Nigeria (1999) As Amended</w:t>
       </w:r>
     </w:p>
     <w:p>
@@ -601,7 +537,6 @@
           <w:sz w:val="32"/>
           <w:szCs w:val="32"/>
         </w:rPr>
-        <w:lastRenderedPageBreak/>
         <w:t>United Nations Convention Against Corruption (UNCAC)</w:t>
       </w:r>
     </w:p>
@@ -791,23 +726,7 @@
           <w:sz w:val="32"/>
           <w:szCs w:val="32"/>
         </w:rPr>
-        <w:t xml:space="preserve">: A secret payment or </w:t>
-      </w:r>
-      <w:r>
-        <w:rPr>
-          <w:rFonts w:ascii="Bell MT" w:hAnsi="Bell MT"/>
-          <w:sz w:val="32"/>
-          <w:szCs w:val="32"/>
-        </w:rPr>
-        <w:t>favour</w:t>
-      </w:r>
-      <w:r>
-        <w:rPr>
-          <w:rFonts w:ascii="Bell MT" w:hAnsi="Bell MT"/>
-          <w:sz w:val="32"/>
-          <w:szCs w:val="32"/>
-        </w:rPr>
-        <w:t xml:space="preserve"> given in return for facilitating a business deal or transaction.</w:t>
+        <w:t>: A secret payment or favour given in return for facilitating a business deal or transaction.</w:t>
       </w:r>
     </w:p>
     <w:p>
@@ -1334,7 +1253,6 @@
           <w:sz w:val="32"/>
           <w:szCs w:val="32"/>
         </w:rPr>
-        <w:lastRenderedPageBreak/>
         <w:t>7.4 Third Parties</w:t>
       </w:r>
     </w:p>
@@ -1826,7 +1744,7 @@
       <w:pPr>
         <w:numPr>
           <w:ilvl w:val="0"/>
-          <w:numId w:val="15"/>
+          <w:numId w:val="14"/>
         </w:numPr>
         <w:spacing w:after="0" w:line="240" w:lineRule="auto"/>
         <w:jc w:val="both"/>
@@ -1843,6 +1761,97 @@
           <w:szCs w:val="32"/>
         </w:rPr>
         <w:t>All allegations of corruption shall be investigated by the Internal Audit/Compliance Unit.</w:t>
+      </w:r>
+    </w:p>
+    <w:p>
+      <w:pPr>
+        <w:numPr>
+          <w:ilvl w:val="0"/>
+          <w:numId w:val="14"/>
+        </w:numPr>
+        <w:spacing w:after="0" w:line="240" w:lineRule="auto"/>
+        <w:jc w:val="both"/>
+        <w:rPr>
+          <w:rFonts w:ascii="Bell MT" w:hAnsi="Bell MT"/>
+          <w:sz w:val="32"/>
+          <w:szCs w:val="32"/>
+        </w:rPr>
+      </w:pPr>
+      <w:r>
+        <w:rPr>
+          <w:rFonts w:ascii="Bell MT" w:hAnsi="Bell MT"/>
+          <w:sz w:val="32"/>
+          <w:szCs w:val="32"/>
+        </w:rPr>
+        <w:t>If confirmed, disciplinary measures may include warning, dismissal, blacklisting, legal action, and recovery of funds.</w:t>
+      </w:r>
+    </w:p>
+    <w:p>
+      <w:pPr>
+        <w:numPr>
+          <w:ilvl w:val="0"/>
+          <w:numId w:val="14"/>
+        </w:numPr>
+        <w:spacing w:after="0" w:line="240" w:lineRule="auto"/>
+        <w:jc w:val="both"/>
+        <w:rPr>
+          <w:rFonts w:ascii="Bell MT" w:hAnsi="Bell MT"/>
+          <w:sz w:val="32"/>
+          <w:szCs w:val="32"/>
+        </w:rPr>
+      </w:pPr>
+      <w:r>
+        <w:rPr>
+          <w:rFonts w:ascii="Bell MT" w:hAnsi="Bell MT"/>
+          <w:sz w:val="32"/>
+          <w:szCs w:val="32"/>
+        </w:rPr>
+        <w:t>Where necessary, cases may be reported to law enforcement (EFCC, ICPC).</w:t>
+      </w:r>
+    </w:p>
+    <w:p>
+      <w:pPr>
+        <w:spacing w:after="0" w:line="240" w:lineRule="auto"/>
+        <w:jc w:val="both"/>
+        <w:rPr>
+          <w:rFonts w:ascii="Bell MT" w:hAnsi="Bell MT"/>
+          <w:sz w:val="32"/>
+          <w:szCs w:val="32"/>
+        </w:rPr>
+      </w:pPr>
+    </w:p>
+    <w:p>
+      <w:pPr>
+        <w:spacing w:after="0" w:line="240" w:lineRule="auto"/>
+        <w:jc w:val="both"/>
+        <w:rPr>
+          <w:rFonts w:ascii="Bell MT" w:hAnsi="Bell MT"/>
+          <w:sz w:val="32"/>
+          <w:szCs w:val="32"/>
+        </w:rPr>
+      </w:pPr>
+    </w:p>
+    <w:p>
+      <w:pPr>
+        <w:spacing w:after="0" w:line="240" w:lineRule="auto"/>
+        <w:jc w:val="both"/>
+        <w:rPr>
+          <w:rFonts w:ascii="Bell MT" w:hAnsi="Bell MT"/>
+          <w:b/>
+          <w:bCs/>
+          <w:sz w:val="32"/>
+          <w:szCs w:val="32"/>
+        </w:rPr>
+      </w:pPr>
+      <w:r>
+        <w:rPr>
+          <w:rFonts w:ascii="Bell MT" w:hAnsi="Bell MT"/>
+          <w:b/>
+          <w:bCs/>
+          <w:sz w:val="32"/>
+          <w:szCs w:val="32"/>
+        </w:rPr>
+        <w:t>11. Monitoring and Review</w:t>
       </w:r>
     </w:p>
     <w:p>
@@ -1865,7 +1874,7 @@
           <w:sz w:val="32"/>
           <w:szCs w:val="32"/>
         </w:rPr>
-        <w:t>If confirmed, disciplinary measures may include warning, dismissal, blacklisting, legal action, and recovery of funds.</w:t>
+        <w:t>The Compliance Officer will monitor policy implementation and report to the Board quarterly.</w:t>
       </w:r>
     </w:p>
     <w:p>
@@ -1888,19 +1897,31 @@
           <w:sz w:val="32"/>
           <w:szCs w:val="32"/>
         </w:rPr>
-        <w:t>Where necessary, cases may be reported to law enforcement (EFCC, ICPC).</w:t>
-      </w:r>
-    </w:p>
-    <w:p>
-      <w:pPr>
-        <w:spacing w:after="0" w:line="240" w:lineRule="auto"/>
-        <w:jc w:val="both"/>
-        <w:rPr>
-          <w:rFonts w:ascii="Bell MT" w:hAnsi="Bell MT"/>
-          <w:sz w:val="32"/>
-          <w:szCs w:val="32"/>
-        </w:rPr>
-      </w:pPr>
+        <w:t>Annual risk assessments shall be conducted to identify vulnerabilities.</w:t>
+      </w:r>
+    </w:p>
+    <w:p>
+      <w:pPr>
+        <w:numPr>
+          <w:ilvl w:val="0"/>
+          <w:numId w:val="15"/>
+        </w:numPr>
+        <w:spacing w:after="0" w:line="240" w:lineRule="auto"/>
+        <w:jc w:val="both"/>
+        <w:rPr>
+          <w:rFonts w:ascii="Bell MT" w:hAnsi="Bell MT"/>
+          <w:sz w:val="32"/>
+          <w:szCs w:val="32"/>
+        </w:rPr>
+      </w:pPr>
+      <w:r>
+        <w:rPr>
+          <w:rFonts w:ascii="Bell MT" w:hAnsi="Bell MT"/>
+          <w:sz w:val="32"/>
+          <w:szCs w:val="32"/>
+        </w:rPr>
+        <w:t>This policy shall be reviewed every two years or in response to legislative changes.</w:t>
+      </w:r>
     </w:p>
     <w:p>
       <w:pPr>
@@ -1933,8 +1954,26 @@
           <w:sz w:val="32"/>
           <w:szCs w:val="32"/>
         </w:rPr>
-        <w:lastRenderedPageBreak/>
-        <w:t>11. Monitoring and Review</w:t>
+        <w:t>12. Compliance Certification</w:t>
+      </w:r>
+    </w:p>
+    <w:p>
+      <w:pPr>
+        <w:spacing w:after="0" w:line="240" w:lineRule="auto"/>
+        <w:jc w:val="both"/>
+        <w:rPr>
+          <w:rFonts w:ascii="Bell MT" w:hAnsi="Bell MT"/>
+          <w:sz w:val="32"/>
+          <w:szCs w:val="32"/>
+        </w:rPr>
+      </w:pPr>
+      <w:r>
+        <w:rPr>
+          <w:rFonts w:ascii="Bell MT" w:hAnsi="Bell MT"/>
+          <w:sz w:val="32"/>
+          <w:szCs w:val="32"/>
+        </w:rPr>
+        <w:t>All GIFON personnel and partners must sign the following annually:</w:t>
       </w:r>
     </w:p>
     <w:p>
@@ -1957,7 +1996,7 @@
           <w:sz w:val="32"/>
           <w:szCs w:val="32"/>
         </w:rPr>
-        <w:t>The Compliance Officer will monitor policy implementation and report to the Board quarterly.</w:t>
+        <w:t>Anti-Corruption Policy Acknowledgment</w:t>
       </w:r>
     </w:p>
     <w:p>
@@ -1980,7 +2019,7 @@
           <w:sz w:val="32"/>
           <w:szCs w:val="32"/>
         </w:rPr>
-        <w:t>Annual risk assessments shall be conducted to identify vulnerabilities.</w:t>
+        <w:t>Code of Conduct</w:t>
       </w:r>
     </w:p>
     <w:p>
@@ -2003,7 +2042,26 @@
           <w:sz w:val="32"/>
           <w:szCs w:val="32"/>
         </w:rPr>
-        <w:t>This policy shall be reviewed every two years or in response to legislative changes.</w:t>
+        <w:t>Conflict of Interest Declaration</w:t>
+      </w:r>
+    </w:p>
+    <w:p>
+      <w:pPr>
+        <w:spacing w:after="0" w:line="240" w:lineRule="auto"/>
+        <w:jc w:val="both"/>
+        <w:rPr>
+          <w:rFonts w:ascii="Bell MT" w:hAnsi="Bell MT"/>
+          <w:sz w:val="32"/>
+          <w:szCs w:val="32"/>
+        </w:rPr>
+      </w:pPr>
+      <w:r>
+        <w:rPr>
+          <w:rFonts w:ascii="Bell MT" w:hAnsi="Bell MT"/>
+          <w:sz w:val="32"/>
+          <w:szCs w:val="32"/>
+        </w:rPr>
+        <w:t>Failure to sign or comply may result in disengagement.</w:t>
       </w:r>
     </w:p>
     <w:p>
@@ -2037,26 +2095,7 @@
           <w:sz w:val="32"/>
           <w:szCs w:val="32"/>
         </w:rPr>
-        <w:t>12. Compliance Certification</w:t>
-      </w:r>
-    </w:p>
-    <w:p>
-      <w:pPr>
-        <w:spacing w:after="0" w:line="240" w:lineRule="auto"/>
-        <w:jc w:val="both"/>
-        <w:rPr>
-          <w:rFonts w:ascii="Bell MT" w:hAnsi="Bell MT"/>
-          <w:sz w:val="32"/>
-          <w:szCs w:val="32"/>
-        </w:rPr>
-      </w:pPr>
-      <w:r>
-        <w:rPr>
-          <w:rFonts w:ascii="Bell MT" w:hAnsi="Bell MT"/>
-          <w:sz w:val="32"/>
-          <w:szCs w:val="32"/>
-        </w:rPr>
-        <w:t>All GIFON personnel and partners must sign the following annually:</w:t>
+        <w:t>13. Related Policies and Documents</w:t>
       </w:r>
     </w:p>
     <w:p>
@@ -2079,7 +2118,7 @@
           <w:sz w:val="32"/>
           <w:szCs w:val="32"/>
         </w:rPr>
-        <w:t>Anti-Corruption Policy Acknowledgment</w:t>
+        <w:t>Financial Management Policy</w:t>
       </w:r>
     </w:p>
     <w:p>
@@ -2102,7 +2141,7 @@
           <w:sz w:val="32"/>
           <w:szCs w:val="32"/>
         </w:rPr>
-        <w:t>Code of Conduct</w:t>
+        <w:t>Procurement Policy</w:t>
       </w:r>
     </w:p>
     <w:p>
@@ -2125,67 +2164,14 @@
           <w:sz w:val="32"/>
           <w:szCs w:val="32"/>
         </w:rPr>
-        <w:t>Conflict of Interest Declaration</w:t>
-      </w:r>
-    </w:p>
-    <w:p>
-      <w:pPr>
-        <w:spacing w:after="0" w:line="240" w:lineRule="auto"/>
-        <w:jc w:val="both"/>
-        <w:rPr>
-          <w:rFonts w:ascii="Bell MT" w:hAnsi="Bell MT"/>
-          <w:sz w:val="32"/>
-          <w:szCs w:val="32"/>
-        </w:rPr>
-      </w:pPr>
-      <w:r>
-        <w:rPr>
-          <w:rFonts w:ascii="Bell MT" w:hAnsi="Bell MT"/>
-          <w:sz w:val="32"/>
-          <w:szCs w:val="32"/>
-        </w:rPr>
-        <w:t>Failure to sign or comply may result in disengagement.</w:t>
-      </w:r>
-    </w:p>
-    <w:p>
-      <w:pPr>
-        <w:spacing w:after="0" w:line="240" w:lineRule="auto"/>
-        <w:jc w:val="both"/>
-        <w:rPr>
-          <w:rFonts w:ascii="Bell MT" w:hAnsi="Bell MT"/>
-          <w:sz w:val="32"/>
-          <w:szCs w:val="32"/>
-        </w:rPr>
-      </w:pPr>
-    </w:p>
-    <w:p>
-      <w:pPr>
-        <w:spacing w:after="0" w:line="240" w:lineRule="auto"/>
-        <w:jc w:val="both"/>
-        <w:rPr>
-          <w:rFonts w:ascii="Bell MT" w:hAnsi="Bell MT"/>
-          <w:b/>
-          <w:bCs/>
-          <w:sz w:val="32"/>
-          <w:szCs w:val="32"/>
-        </w:rPr>
-      </w:pPr>
-      <w:r>
-        <w:rPr>
-          <w:rFonts w:ascii="Bell MT" w:hAnsi="Bell MT"/>
-          <w:b/>
-          <w:bCs/>
-          <w:sz w:val="32"/>
-          <w:szCs w:val="32"/>
-        </w:rPr>
-        <w:t>13. Related Policies and Documents</w:t>
+        <w:t>Conflict of Interest Policy</w:t>
       </w:r>
     </w:p>
     <w:p>
       <w:pPr>
         <w:numPr>
           <w:ilvl w:val="0"/>
-          <w:numId w:val="18"/>
+          <w:numId w:val="17"/>
         </w:numPr>
         <w:spacing w:after="0" w:line="240" w:lineRule="auto"/>
         <w:jc w:val="both"/>
@@ -2201,14 +2187,14 @@
           <w:sz w:val="32"/>
           <w:szCs w:val="32"/>
         </w:rPr>
-        <w:t>Financial Management Policy</w:t>
+        <w:t>Whistleblower Protection Policy</w:t>
       </w:r>
     </w:p>
     <w:p>
       <w:pPr>
         <w:numPr>
           <w:ilvl w:val="0"/>
-          <w:numId w:val="18"/>
+          <w:numId w:val="17"/>
         </w:numPr>
         <w:spacing w:after="0" w:line="240" w:lineRule="auto"/>
         <w:jc w:val="both"/>
@@ -2224,75 +2210,6 @@
           <w:sz w:val="32"/>
           <w:szCs w:val="32"/>
         </w:rPr>
-        <w:t>Procurement Policy</w:t>
-      </w:r>
-    </w:p>
-    <w:p>
-      <w:pPr>
-        <w:numPr>
-          <w:ilvl w:val="0"/>
-          <w:numId w:val="18"/>
-        </w:numPr>
-        <w:spacing w:after="0" w:line="240" w:lineRule="auto"/>
-        <w:jc w:val="both"/>
-        <w:rPr>
-          <w:rFonts w:ascii="Bell MT" w:hAnsi="Bell MT"/>
-          <w:sz w:val="32"/>
-          <w:szCs w:val="32"/>
-        </w:rPr>
-      </w:pPr>
-      <w:r>
-        <w:rPr>
-          <w:rFonts w:ascii="Bell MT" w:hAnsi="Bell MT"/>
-          <w:sz w:val="32"/>
-          <w:szCs w:val="32"/>
-        </w:rPr>
-        <w:t>Conflict of Interest Policy</w:t>
-      </w:r>
-    </w:p>
-    <w:p>
-      <w:pPr>
-        <w:numPr>
-          <w:ilvl w:val="0"/>
-          <w:numId w:val="18"/>
-        </w:numPr>
-        <w:spacing w:after="0" w:line="240" w:lineRule="auto"/>
-        <w:jc w:val="both"/>
-        <w:rPr>
-          <w:rFonts w:ascii="Bell MT" w:hAnsi="Bell MT"/>
-          <w:sz w:val="32"/>
-          <w:szCs w:val="32"/>
-        </w:rPr>
-      </w:pPr>
-      <w:r>
-        <w:rPr>
-          <w:rFonts w:ascii="Bell MT" w:hAnsi="Bell MT"/>
-          <w:sz w:val="32"/>
-          <w:szCs w:val="32"/>
-        </w:rPr>
-        <w:t>Whistleblower Protection Policy</w:t>
-      </w:r>
-    </w:p>
-    <w:p>
-      <w:pPr>
-        <w:numPr>
-          <w:ilvl w:val="0"/>
-          <w:numId w:val="18"/>
-        </w:numPr>
-        <w:spacing w:after="0" w:line="240" w:lineRule="auto"/>
-        <w:jc w:val="both"/>
-        <w:rPr>
-          <w:rFonts w:ascii="Bell MT" w:hAnsi="Bell MT"/>
-          <w:sz w:val="32"/>
-          <w:szCs w:val="32"/>
-        </w:rPr>
-      </w:pPr>
-      <w:r>
-        <w:rPr>
-          <w:rFonts w:ascii="Bell MT" w:hAnsi="Bell MT"/>
-          <w:sz w:val="32"/>
-          <w:szCs w:val="32"/>
-        </w:rPr>
         <w:t>Code of Ethics and Professional Conduct</w:t>
       </w:r>
     </w:p>
@@ -2319,32 +2236,33 @@
       </w:pPr>
     </w:p>
     <w:sectPr>
-      <w:footerReference w:type="default" r:id="rId7"/>
+      <w:headerReference r:id="rId5" w:type="default"/>
+      <w:footerReference r:id="rId6" w:type="default"/>
       <w:pgSz w:w="11906" w:h="16838"/>
       <w:pgMar w:top="1440" w:right="1440" w:bottom="1440" w:left="1440" w:header="708" w:footer="708" w:gutter="0"/>
-      <w:cols w:space="708"/>
-      <w:docGrid w:linePitch="360"/>
+      <w:cols w:space="708" w:num="1"/>
+      <w:docGrid w:linePitch="360" w:charSpace="0"/>
     </w:sectPr>
   </w:body>
 </w:document>
 </file>
 
 <file path=word/endnotes.xml><?xml version="1.0" encoding="utf-8"?>
-<w:endnotes xmlns:wpc="http://schemas.microsoft.com/office/word/2010/wordprocessingCanvas" xmlns:cx="http://schemas.microsoft.com/office/drawing/2014/chartex" xmlns:cx1="http://schemas.microsoft.com/office/drawing/2015/9/8/chartex" xmlns:cx2="http://schemas.microsoft.com/office/drawing/2015/10/21/chartex" xmlns:cx3="http://schemas.microsoft.com/office/drawing/2016/5/9/chartex" xmlns:cx4="http://schemas.microsoft.com/office/drawing/2016/5/10/chartex" xmlns:cx5="http://schemas.microsoft.com/office/drawing/2016/5/11/chartex" xmlns:cx6="http://schemas.microsoft.com/office/drawing/2016/5/12/chartex" xmlns:cx7="http://schemas.microsoft.com/office/drawing/2016/5/13/chartex" xmlns:cx8="http://schemas.microsoft.com/office/drawing/2016/5/14/chartex" xmlns:mc="http://schemas.openxmlformats.org/markup-compatibility/2006" xmlns:aink="http://schemas.microsoft.com/office/drawing/2016/ink" xmlns:am3d="http://schemas.microsoft.com/office/drawing/2017/model3d" xmlns:o="urn:schemas-microsoft-com:office:office" xmlns:oel="http://schemas.microsoft.com/office/2019/extlst" xmlns:r="http://schemas.openxmlformats.org/officeDocument/2006/relationships" xmlns:m="http://schemas.openxmlformats.org/officeDocument/2006/math" xmlns:v="urn:schemas-microsoft-com:vml" xmlns:wp14="http://schemas.microsoft.com/office/word/2010/wordprocessingDrawing" xmlns:wp="http://schemas.openxmlformats.org/drawingml/2006/wordprocessingDrawing" xmlns:w10="urn:schemas-microsoft-com:office:word" xmlns:w="http://schemas.openxmlformats.org/wordprocessingml/2006/main" xmlns:w14="http://schemas.microsoft.com/office/word/2010/wordml" xmlns:w15="http://schemas.microsoft.com/office/word/2012/wordml" xmlns:w16cex="http://schemas.microsoft.com/office/word/2018/wordml/cex" xmlns:w16cid="http://schemas.microsoft.com/office/word/2016/wordml/cid" xmlns:w16="http://schemas.microsoft.com/office/word/2018/wordml" xmlns:w16du="http://schemas.microsoft.com/office/word/2023/wordml/word16du" xmlns:w16sdtdh="http://schemas.microsoft.com/office/word/2020/wordml/sdtdatahash" xmlns:w16sdtfl="http://schemas.microsoft.com/office/word/2024/wordml/sdtformatlock" xmlns:w16se="http://schemas.microsoft.com/office/word/2015/wordml/symex" xmlns:wpg="http://schemas.microsoft.com/office/word/2010/wordprocessingGroup" xmlns:wpi="http://schemas.microsoft.com/office/word/2010/wordprocessingInk" xmlns:wne="http://schemas.microsoft.com/office/word/2006/wordml" xmlns:wps="http://schemas.microsoft.com/office/word/2010/wordprocessingShape" mc:Ignorable="w14 w15 w16se w16cid w16 w16cex w16sdtdh w16sdtfl w16du wp14">
-  <w:endnote w:type="separator" w:id="-1">
-    <w:p>
-      <w:pPr>
-        <w:spacing w:after="0" w:line="240" w:lineRule="auto"/>
+<w:endnotes xmlns:wpc="http://schemas.microsoft.com/office/word/2010/wordprocessingCanvas" xmlns:mc="http://schemas.openxmlformats.org/markup-compatibility/2006" xmlns:o="urn:schemas-microsoft-com:office:office" xmlns:r="http://schemas.openxmlformats.org/officeDocument/2006/relationships" xmlns:m="http://schemas.openxmlformats.org/officeDocument/2006/math" xmlns:v="urn:schemas-microsoft-com:vml" xmlns:wp14="http://schemas.microsoft.com/office/word/2010/wordprocessingDrawing" xmlns:wp="http://schemas.openxmlformats.org/drawingml/2006/wordprocessingDrawing" xmlns:w="http://schemas.openxmlformats.org/wordprocessingml/2006/main" xmlns:w14="http://schemas.microsoft.com/office/word/2010/wordml" xmlns:w15="http://schemas.microsoft.com/office/word/2012/wordml" xmlns:w10="urn:schemas-microsoft-com:office:word" xmlns:wpg="http://schemas.microsoft.com/office/word/2010/wordprocessingGroup" xmlns:wpi="http://schemas.microsoft.com/office/word/2010/wordprocessingInk" xmlns:wne="http://schemas.microsoft.com/office/word/2006/wordml" xmlns:wps="http://schemas.microsoft.com/office/word/2010/wordprocessingShape" xmlns:wpsCustomData="http://www.wps.cn/officeDocument/2013/wpsCustomData" mc:Ignorable="w14 w15 wp14">
+  <w:endnote w:type="separator" w:id="0">
+    <w:p>
+      <w:pPr>
+        <w:spacing w:line="240" w:lineRule="auto"/>
       </w:pPr>
       <w:r>
         <w:separator/>
       </w:r>
     </w:p>
   </w:endnote>
-  <w:endnote w:type="continuationSeparator" w:id="0">
-    <w:p>
-      <w:pPr>
-        <w:spacing w:after="0" w:line="240" w:lineRule="auto"/>
+  <w:endnote w:type="continuationSeparator" w:id="1">
+    <w:p>
+      <w:pPr>
+        <w:spacing w:line="240" w:lineRule="auto"/>
       </w:pPr>
       <w:r>
         <w:continuationSeparator/>
@@ -2355,40 +2273,29 @@
 </file>
 
 <file path=word/footer1.xml><?xml version="1.0" encoding="utf-8"?>
-<w:ftr xmlns:wpc="http://schemas.microsoft.com/office/word/2010/wordprocessingCanvas" xmlns:cx="http://schemas.microsoft.com/office/drawing/2014/chartex" xmlns:cx1="http://schemas.microsoft.com/office/drawing/2015/9/8/chartex" xmlns:cx2="http://schemas.microsoft.com/office/drawing/2015/10/21/chartex" xmlns:cx3="http://schemas.microsoft.com/office/drawing/2016/5/9/chartex" xmlns:cx4="http://schemas.microsoft.com/office/drawing/2016/5/10/chartex" xmlns:cx5="http://schemas.microsoft.com/office/drawing/2016/5/11/chartex" xmlns:cx6="http://schemas.microsoft.com/office/drawing/2016/5/12/chartex" xmlns:cx7="http://schemas.microsoft.com/office/drawing/2016/5/13/chartex" xmlns:cx8="http://schemas.microsoft.com/office/drawing/2016/5/14/chartex" xmlns:mc="http://schemas.openxmlformats.org/markup-compatibility/2006" xmlns:aink="http://schemas.microsoft.com/office/drawing/2016/ink" xmlns:am3d="http://schemas.microsoft.com/office/drawing/2017/model3d" xmlns:o="urn:schemas-microsoft-com:office:office" xmlns:oel="http://schemas.microsoft.com/office/2019/extlst" xmlns:r="http://schemas.openxmlformats.org/officeDocument/2006/relationships" xmlns:m="http://schemas.openxmlformats.org/officeDocument/2006/math" xmlns:v="urn:schemas-microsoft-com:vml" xmlns:wp14="http://schemas.microsoft.com/office/word/2010/wordprocessingDrawing" xmlns:wp="http://schemas.openxmlformats.org/drawingml/2006/wordprocessingDrawing" xmlns:w10="urn:schemas-microsoft-com:office:word" xmlns:w="http://schemas.openxmlformats.org/wordprocessingml/2006/main" xmlns:w14="http://schemas.microsoft.com/office/word/2010/wordml" xmlns:w15="http://schemas.microsoft.com/office/word/2012/wordml" xmlns:w16cex="http://schemas.microsoft.com/office/word/2018/wordml/cex" xmlns:w16cid="http://schemas.microsoft.com/office/word/2016/wordml/cid" xmlns:w16="http://schemas.microsoft.com/office/word/2018/wordml" xmlns:w16du="http://schemas.microsoft.com/office/word/2023/wordml/word16du" xmlns:w16sdtdh="http://schemas.microsoft.com/office/word/2020/wordml/sdtdatahash" xmlns:w16sdtfl="http://schemas.microsoft.com/office/word/2024/wordml/sdtformatlock" xmlns:w16se="http://schemas.microsoft.com/office/word/2015/wordml/symex" xmlns:wpg="http://schemas.microsoft.com/office/word/2010/wordprocessingGroup" xmlns:wpi="http://schemas.microsoft.com/office/word/2010/wordprocessingInk" xmlns:wne="http://schemas.microsoft.com/office/word/2006/wordml" xmlns:wps="http://schemas.microsoft.com/office/word/2010/wordprocessingShape" mc:Ignorable="w14 w15 w16se w16cid w16 w16cex w16sdtdh w16sdtfl w16du wp14">
+<w:ftr xmlns:wpc="http://schemas.microsoft.com/office/word/2010/wordprocessingCanvas" xmlns:mc="http://schemas.openxmlformats.org/markup-compatibility/2006" xmlns:o="urn:schemas-microsoft-com:office:office" xmlns:r="http://schemas.openxmlformats.org/officeDocument/2006/relationships" xmlns:m="http://schemas.openxmlformats.org/officeDocument/2006/math" xmlns:v="urn:schemas-microsoft-com:vml" xmlns:wp14="http://schemas.microsoft.com/office/word/2010/wordprocessingDrawing" xmlns:wp="http://schemas.openxmlformats.org/drawingml/2006/wordprocessingDrawing" xmlns:w10="urn:schemas-microsoft-com:office:word" xmlns:w="http://schemas.openxmlformats.org/wordprocessingml/2006/main" xmlns:w14="http://schemas.microsoft.com/office/word/2010/wordml" xmlns:w15="http://schemas.microsoft.com/office/word/2012/wordml" xmlns:wpg="http://schemas.microsoft.com/office/word/2010/wordprocessingGroup" xmlns:wpi="http://schemas.microsoft.com/office/word/2010/wordprocessingInk" xmlns:wne="http://schemas.microsoft.com/office/word/2006/wordml" xmlns:wps="http://schemas.microsoft.com/office/word/2010/wordprocessingShape" xmlns:wpsCustomData="http://www.wps.cn/officeDocument/2013/wpsCustomData" mc:Ignorable="w14 w15 wp14">
   <w:sdt>
     <w:sdtPr>
-      <w:id w:val="-923715955"/>
+      <w:id w:val="-1"/>
       <w:docPartObj>
-        <w:docPartGallery w:val="Page Numbers (Bottom of Page)"/>
-        <w:docPartUnique/>
+        <w:docPartGallery w:val="AutoText"/>
       </w:docPartObj>
     </w:sdtPr>
-    <w:sdtEndPr>
-      <w:rPr>
-        <w:noProof/>
-      </w:rPr>
-    </w:sdtEndPr>
     <w:sdtContent>
       <w:p>
         <w:pPr>
-          <w:pStyle w:val="Footer"/>
+          <w:pStyle w:val="13"/>
           <w:jc w:val="center"/>
         </w:pPr>
         <w:r>
-          <w:rPr>
-            <w:noProof/>
-          </w:rPr>
           <mc:AlternateContent>
             <mc:Choice Requires="wps">
               <w:drawing>
-                <wp:inline distT="0" distB="0" distL="0" distR="0" wp14:anchorId="24627B74" wp14:editId="54D7EA7A">
+                <wp:inline distT="0" distB="0" distL="0" distR="0">
                   <wp:extent cx="5467350" cy="54610"/>
                   <wp:effectExtent l="9525" t="19050" r="9525" b="12065"/>
                   <wp:docPr id="1628803751" name="Flowchart: Decision 1"/>
-                  <wp:cNvGraphicFramePr>
-                    <a:graphicFrameLocks xmlns:a="http://schemas.openxmlformats.org/drawingml/2006/main"/>
-                  </wp:cNvGraphicFramePr>
+                  <wp:cNvGraphicFramePr/>
                   <a:graphic xmlns:a="http://schemas.openxmlformats.org/drawingml/2006/main">
                     <a:graphicData uri="http://schemas.microsoft.com/office/word/2010/wordprocessingShape">
                       <wps:wsp>
@@ -2411,8 +2318,6 @@
                               <a:srgbClr val="000000"/>
                             </a:solidFill>
                             <a:miter lim="800000"/>
-                            <a:headEnd/>
-                            <a:tailEnd/>
                           </a:ln>
                         </wps:spPr>
                         <wps:bodyPr rot="0" vert="horz" wrap="square" lIns="91440" tIns="45720" rIns="91440" bIns="45720" anchor="t" anchorCtr="0" upright="1">
@@ -2426,11 +2331,12 @@
             </mc:Choice>
             <mc:Fallback>
               <w:pict>
-                <v:shapetype w14:anchorId="791F7E49" id="_x0000_t110" coordsize="21600,21600" o:spt="110" path="m10800,l,10800,10800,21600,21600,10800xe">
-                  <v:stroke joinstyle="miter"/>
-                  <v:path gradientshapeok="t" o:connecttype="rect" textboxrect="5400,5400,16200,16200"/>
-                </v:shapetype>
-                <v:shape id="Flowchart: Decision 1" o:spid="_x0000_s1026" type="#_x0000_t110" style="width:430.5pt;height:4.3pt;visibility:visible;mso-wrap-style:square;mso-left-percent:-10001;mso-top-percent:-10001;mso-position-horizontal:absolute;mso-position-horizontal-relative:char;mso-position-vertical:absolute;mso-position-vertical-relative:line;mso-left-percent:-10001;mso-top-percent:-10001;v-text-anchor:top" o:gfxdata="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" fillcolor="black">
+                <v:shape id="Flowchart: Decision 1" o:spid="_x0000_s1026" o:spt="110" type="#_x0000_t110" style="height:4.3pt;width:430.5pt;" fillcolor="#000000" filled="t" stroked="t" coordsize="21600,21600" o:gfxdata="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">
+                  <v:fill on="t" focussize="0,0"/>
+                  <v:stroke color="#000000" miterlimit="8" joinstyle="miter"/>
+                  <v:imagedata o:title=""/>
+                  <o:lock v:ext="edit" aspectratio="f"/>
+                  <w10:wrap type="none"/>
                   <w10:anchorlock/>
                 </v:shape>
               </w:pict>
@@ -2440,7 +2346,7 @@
       </w:p>
       <w:p>
         <w:pPr>
-          <w:pStyle w:val="Footer"/>
+          <w:pStyle w:val="13"/>
           <w:jc w:val="center"/>
         </w:pPr>
         <w:r>
@@ -2453,15 +2359,9 @@
           <w:fldChar w:fldCharType="separate"/>
         </w:r>
         <w:r>
-          <w:rPr>
-            <w:noProof/>
-          </w:rPr>
           <w:t>2</w:t>
         </w:r>
         <w:r>
-          <w:rPr>
-            <w:noProof/>
-          </w:rPr>
           <w:fldChar w:fldCharType="end"/>
         </w:r>
       </w:p>
@@ -2469,28 +2369,28 @@
   </w:sdt>
   <w:p>
     <w:pPr>
-      <w:pStyle w:val="Footer"/>
+      <w:pStyle w:val="13"/>
     </w:pPr>
   </w:p>
 </w:ftr>
 </file>
 
 <file path=word/footnotes.xml><?xml version="1.0" encoding="utf-8"?>
-<w:footnotes xmlns:wpc="http://schemas.microsoft.com/office/word/2010/wordprocessingCanvas" xmlns:cx="http://schemas.microsoft.com/office/drawing/2014/chartex" xmlns:cx1="http://schemas.microsoft.com/office/drawing/2015/9/8/chartex" xmlns:cx2="http://schemas.microsoft.com/office/drawing/2015/10/21/chartex" xmlns:cx3="http://schemas.microsoft.com/office/drawing/2016/5/9/chartex" xmlns:cx4="http://schemas.microsoft.com/office/drawing/2016/5/10/chartex" xmlns:cx5="http://schemas.microsoft.com/office/drawing/2016/5/11/chartex" xmlns:cx6="http://schemas.microsoft.com/office/drawing/2016/5/12/chartex" xmlns:cx7="http://schemas.microsoft.com/office/drawing/2016/5/13/chartex" xmlns:cx8="http://schemas.microsoft.com/office/drawing/2016/5/14/chartex" xmlns:mc="http://schemas.openxmlformats.org/markup-compatibility/2006" xmlns:aink="http://schemas.microsoft.com/office/drawing/2016/ink" xmlns:am3d="http://schemas.microsoft.com/office/drawing/2017/model3d" xmlns:o="urn:schemas-microsoft-com:office:office" xmlns:oel="http://schemas.microsoft.com/office/2019/extlst" xmlns:r="http://schemas.openxmlformats.org/officeDocument/2006/relationships" xmlns:m="http://schemas.openxmlformats.org/officeDocument/2006/math" xmlns:v="urn:schemas-microsoft-com:vml" xmlns:wp14="http://schemas.microsoft.com/office/word/2010/wordprocessingDrawing" xmlns:wp="http://schemas.openxmlformats.org/drawingml/2006/wordprocessingDrawing" xmlns:w10="urn:schemas-microsoft-com:office:word" xmlns:w="http://schemas.openxmlformats.org/wordprocessingml/2006/main" xmlns:w14="http://schemas.microsoft.com/office/word/2010/wordml" xmlns:w15="http://schemas.microsoft.com/office/word/2012/wordml" xmlns:w16cex="http://schemas.microsoft.com/office/word/2018/wordml/cex" xmlns:w16cid="http://schemas.microsoft.com/office/word/2016/wordml/cid" xmlns:w16="http://schemas.microsoft.com/office/word/2018/wordml" xmlns:w16du="http://schemas.microsoft.com/office/word/2023/wordml/word16du" xmlns:w16sdtdh="http://schemas.microsoft.com/office/word/2020/wordml/sdtdatahash" xmlns:w16sdtfl="http://schemas.microsoft.com/office/word/2024/wordml/sdtformatlock" xmlns:w16se="http://schemas.microsoft.com/office/word/2015/wordml/symex" xmlns:wpg="http://schemas.microsoft.com/office/word/2010/wordprocessingGroup" xmlns:wpi="http://schemas.microsoft.com/office/word/2010/wordprocessingInk" xmlns:wne="http://schemas.microsoft.com/office/word/2006/wordml" xmlns:wps="http://schemas.microsoft.com/office/word/2010/wordprocessingShape" mc:Ignorable="w14 w15 w16se w16cid w16 w16cex w16sdtdh w16sdtfl w16du wp14">
-  <w:footnote w:type="separator" w:id="-1">
-    <w:p>
-      <w:pPr>
-        <w:spacing w:after="0" w:line="240" w:lineRule="auto"/>
+<w:footnotes xmlns:wpc="http://schemas.microsoft.com/office/word/2010/wordprocessingCanvas" xmlns:mc="http://schemas.openxmlformats.org/markup-compatibility/2006" xmlns:o="urn:schemas-microsoft-com:office:office" xmlns:r="http://schemas.openxmlformats.org/officeDocument/2006/relationships" xmlns:m="http://schemas.openxmlformats.org/officeDocument/2006/math" xmlns:v="urn:schemas-microsoft-com:vml" xmlns:wp14="http://schemas.microsoft.com/office/word/2010/wordprocessingDrawing" xmlns:wp="http://schemas.openxmlformats.org/drawingml/2006/wordprocessingDrawing" xmlns:w="http://schemas.openxmlformats.org/wordprocessingml/2006/main" xmlns:w14="http://schemas.microsoft.com/office/word/2010/wordml" xmlns:w15="http://schemas.microsoft.com/office/word/2012/wordml" xmlns:w10="urn:schemas-microsoft-com:office:word" xmlns:wpg="http://schemas.microsoft.com/office/word/2010/wordprocessingGroup" xmlns:wpi="http://schemas.microsoft.com/office/word/2010/wordprocessingInk" xmlns:wne="http://schemas.microsoft.com/office/word/2006/wordml" xmlns:wps="http://schemas.microsoft.com/office/word/2010/wordprocessingShape" xmlns:wpsCustomData="http://www.wps.cn/officeDocument/2013/wpsCustomData" mc:Ignorable="w14 w15 wp14">
+  <w:footnote w:type="separator" w:id="0">
+    <w:p>
+      <w:pPr>
+        <w:spacing w:before="0" w:after="0" w:line="278" w:lineRule="auto"/>
       </w:pPr>
       <w:r>
         <w:separator/>
       </w:r>
     </w:p>
   </w:footnote>
-  <w:footnote w:type="continuationSeparator" w:id="0">
-    <w:p>
-      <w:pPr>
-        <w:spacing w:after="0" w:line="240" w:lineRule="auto"/>
+  <w:footnote w:type="continuationSeparator" w:id="1">
+    <w:p>
+      <w:pPr>
+        <w:spacing w:before="0" w:after="0" w:line="278" w:lineRule="auto"/>
       </w:pPr>
       <w:r>
         <w:continuationSeparator/>
@@ -2500,3308 +2400,2940 @@
 </w:footnotes>
 </file>
 
+<file path=word/header1.xml><?xml version="1.0" encoding="utf-8"?>
+<w:hdr xmlns:wpc="http://schemas.microsoft.com/office/word/2010/wordprocessingCanvas" xmlns:mc="http://schemas.openxmlformats.org/markup-compatibility/2006" xmlns:o="urn:schemas-microsoft-com:office:office" xmlns:r="http://schemas.openxmlformats.org/officeDocument/2006/relationships" xmlns:m="http://schemas.openxmlformats.org/officeDocument/2006/math" xmlns:v="urn:schemas-microsoft-com:vml" xmlns:wp14="http://schemas.microsoft.com/office/word/2010/wordprocessingDrawing" xmlns:wp="http://schemas.openxmlformats.org/drawingml/2006/wordprocessingDrawing" xmlns:w10="urn:schemas-microsoft-com:office:word" xmlns:w="http://schemas.openxmlformats.org/wordprocessingml/2006/main" xmlns:w14="http://schemas.microsoft.com/office/word/2010/wordml" xmlns:w15="http://schemas.microsoft.com/office/word/2012/wordml" xmlns:wpg="http://schemas.microsoft.com/office/word/2010/wordprocessingGroup" xmlns:wpi="http://schemas.microsoft.com/office/word/2010/wordprocessingInk" xmlns:wne="http://schemas.microsoft.com/office/word/2006/wordml" xmlns:wps="http://schemas.microsoft.com/office/word/2010/wordprocessingShape" xmlns:wpsCustomData="http://www.wps.cn/officeDocument/2013/wpsCustomData" mc:Ignorable="w14 w15 wp14">
+  <w:p>
+    <w:pPr>
+      <w:pStyle w:val="14"/>
+      <w:rPr>
+        <w:rFonts w:hint="default"/>
+        <w:lang w:val="en-US"/>
+      </w:rPr>
+    </w:pPr>
+    <w:r>
+      <w:rPr>
+        <w:rFonts w:hint="default"/>
+        <w:lang w:val="en-US"/>
+      </w:rPr>
+      <w:drawing>
+        <wp:inline distT="0" distB="0" distL="114300" distR="114300">
+          <wp:extent cx="5728970" cy="1037590"/>
+          <wp:effectExtent l="0" t="0" r="11430" b="3810"/>
+          <wp:docPr id="1" name="Picture 1" descr="Screenshot 2025-10-26 at 15.58.18"/>
+          <wp:cNvGraphicFramePr>
+            <a:graphicFrameLocks xmlns:a="http://schemas.openxmlformats.org/drawingml/2006/main" noChangeAspect="1"/>
+          </wp:cNvGraphicFramePr>
+          <a:graphic xmlns:a="http://schemas.openxmlformats.org/drawingml/2006/main">
+            <a:graphicData uri="http://schemas.openxmlformats.org/drawingml/2006/picture">
+              <pic:pic xmlns:pic="http://schemas.openxmlformats.org/drawingml/2006/picture">
+                <pic:nvPicPr>
+                  <pic:cNvPr id="1" name="Picture 1" descr="Screenshot 2025-10-26 at 15.58.18"/>
+                  <pic:cNvPicPr>
+                    <a:picLocks noChangeAspect="1"/>
+                  </pic:cNvPicPr>
+                </pic:nvPicPr>
+                <pic:blipFill>
+                  <a:blip r:embed="rId1"/>
+                  <a:stretch>
+                    <a:fillRect/>
+                  </a:stretch>
+                </pic:blipFill>
+                <pic:spPr>
+                  <a:xfrm>
+                    <a:off x="0" y="0"/>
+                    <a:ext cx="5728970" cy="1037590"/>
+                  </a:xfrm>
+                  <a:prstGeom prst="rect">
+                    <a:avLst/>
+                  </a:prstGeom>
+                </pic:spPr>
+              </pic:pic>
+            </a:graphicData>
+          </a:graphic>
+        </wp:inline>
+      </w:drawing>
+    </w:r>
+    <w:bookmarkStart w:id="0" w:name="_GoBack"/>
+    <w:bookmarkEnd w:id="0"/>
+  </w:p>
+</w:hdr>
+</file>
+
 <file path=word/numbering.xml><?xml version="1.0" encoding="utf-8"?>
-<w:numbering xmlns:wpc="http://schemas.microsoft.com/office/word/2010/wordprocessingCanvas" xmlns:cx="http://schemas.microsoft.com/office/drawing/2014/chartex" xmlns:cx1="http://schemas.microsoft.com/office/drawing/2015/9/8/chartex" xmlns:cx2="http://schemas.microsoft.com/office/drawing/2015/10/21/chartex" xmlns:cx3="http://schemas.microsoft.com/office/drawing/2016/5/9/chartex" xmlns:cx4="http://schemas.microsoft.com/office/drawing/2016/5/10/chartex" xmlns:cx5="http://schemas.microsoft.com/office/drawing/2016/5/11/chartex" xmlns:cx6="http://schemas.microsoft.com/office/drawing/2016/5/12/chartex" xmlns:cx7="http://schemas.microsoft.com/office/drawing/2016/5/13/chartex" xmlns:cx8="http://schemas.microsoft.com/office/drawing/2016/5/14/chartex" xmlns:mc="http://schemas.openxmlformats.org/markup-compatibility/2006" xmlns:aink="http://schemas.microsoft.com/office/drawing/2016/ink" xmlns:am3d="http://schemas.microsoft.com/office/drawing/2017/model3d" xmlns:o="urn:schemas-microsoft-com:office:office" xmlns:oel="http://schemas.microsoft.com/office/2019/extlst" xmlns:r="http://schemas.openxmlformats.org/officeDocument/2006/relationships" xmlns:m="http://schemas.openxmlformats.org/officeDocument/2006/math" xmlns:v="urn:schemas-microsoft-com:vml" xmlns:wp14="http://schemas.microsoft.com/office/word/2010/wordprocessingDrawing" xmlns:wp="http://schemas.openxmlformats.org/drawingml/2006/wordprocessingDrawing" xmlns:w10="urn:schemas-microsoft-com:office:word" xmlns:w="http://schemas.openxmlformats.org/wordprocessingml/2006/main" xmlns:w14="http://schemas.microsoft.com/office/word/2010/wordml" xmlns:w15="http://schemas.microsoft.com/office/word/2012/wordml" xmlns:w16cex="http://schemas.microsoft.com/office/word/2018/wordml/cex" xmlns:w16cid="http://schemas.microsoft.com/office/word/2016/wordml/cid" xmlns:w16="http://schemas.microsoft.com/office/word/2018/wordml" xmlns:w16du="http://schemas.microsoft.com/office/word/2023/wordml/word16du" xmlns:w16sdtdh="http://schemas.microsoft.com/office/word/2020/wordml/sdtdatahash" xmlns:w16sdtfl="http://schemas.microsoft.com/office/word/2024/wordml/sdtformatlock" xmlns:w16se="http://schemas.microsoft.com/office/word/2015/wordml/symex" xmlns:wpg="http://schemas.microsoft.com/office/word/2010/wordprocessingGroup" xmlns:wpi="http://schemas.microsoft.com/office/word/2010/wordprocessingInk" xmlns:wne="http://schemas.microsoft.com/office/word/2006/wordml" xmlns:wps="http://schemas.microsoft.com/office/word/2010/wordprocessingShape" mc:Ignorable="w14 w15 w16se w16cid w16 w16cex w16sdtdh w16sdtfl w16du wp14">
-  <w:abstractNum w:abstractNumId="0" w15:restartNumberingAfterBreak="0">
+<w:numbering xmlns:wpc="http://schemas.microsoft.com/office/word/2010/wordprocessingCanvas" xmlns:mc="http://schemas.openxmlformats.org/markup-compatibility/2006" xmlns:o="urn:schemas-microsoft-com:office:office" xmlns:r="http://schemas.openxmlformats.org/officeDocument/2006/relationships" xmlns:m="http://schemas.openxmlformats.org/officeDocument/2006/math" xmlns:v="urn:schemas-microsoft-com:vml" xmlns:wp14="http://schemas.microsoft.com/office/word/2010/wordprocessingDrawing" xmlns:wp="http://schemas.openxmlformats.org/drawingml/2006/wordprocessingDrawing" xmlns:w10="urn:schemas-microsoft-com:office:word" xmlns:w="http://schemas.openxmlformats.org/wordprocessingml/2006/main" xmlns:w14="http://schemas.microsoft.com/office/word/2010/wordml" xmlns:wpg="http://schemas.microsoft.com/office/word/2010/wordprocessingGroup" xmlns:wpi="http://schemas.microsoft.com/office/word/2010/wordprocessingInk" xmlns:wne="http://schemas.microsoft.com/office/word/2006/wordml" xmlns:wps="http://schemas.microsoft.com/office/word/2010/wordprocessingShape" xmlns:wpsCustomData="http://www.wps.cn/officeDocument/2013/wpsCustomData" mc:Ignorable="w14 wp14">
+  <w:abstractNum w:abstractNumId="0">
     <w:nsid w:val="0DF06AD6"/>
     <w:multiLevelType w:val="multilevel"/>
-    <w:tmpl w:val="C254A814"/>
-    <w:lvl w:ilvl="0">
+    <w:tmpl w:val="0DF06AD6"/>
+    <w:lvl w:ilvl="0" w:tentative="0">
       <w:start w:val="1"/>
       <w:numFmt w:val="bullet"/>
       <w:lvlText w:val=""/>
       <w:lvlJc w:val="left"/>
       <w:pPr>
         <w:tabs>
-          <w:tab w:val="num" w:pos="720"/>
+          <w:tab w:val="left" w:pos="720"/>
         </w:tabs>
         <w:ind w:left="720" w:hanging="360"/>
       </w:pPr>
       <w:rPr>
-        <w:rFonts w:ascii="Symbol" w:hAnsi="Symbol" w:hint="default"/>
-        <w:sz w:val="20"/>
-      </w:rPr>
-    </w:lvl>
-    <w:lvl w:ilvl="1" w:tentative="1">
+        <w:rFonts w:hint="default" w:ascii="Symbol" w:hAnsi="Symbol"/>
+        <w:sz w:val="20"/>
+      </w:rPr>
+    </w:lvl>
+    <w:lvl w:ilvl="1" w:tentative="0">
       <w:start w:val="1"/>
       <w:numFmt w:val="bullet"/>
       <w:lvlText w:val="o"/>
       <w:lvlJc w:val="left"/>
       <w:pPr>
         <w:tabs>
-          <w:tab w:val="num" w:pos="1440"/>
+          <w:tab w:val="left" w:pos="1440"/>
         </w:tabs>
         <w:ind w:left="1440" w:hanging="360"/>
       </w:pPr>
       <w:rPr>
-        <w:rFonts w:ascii="Courier New" w:hAnsi="Courier New" w:hint="default"/>
-        <w:sz w:val="20"/>
-      </w:rPr>
-    </w:lvl>
-    <w:lvl w:ilvl="2" w:tentative="1">
-      <w:start w:val="1"/>
-      <w:numFmt w:val="bullet"/>
-      <w:lvlText w:val=""/>
-      <w:lvlJc w:val="left"/>
-      <w:pPr>
-        <w:tabs>
-          <w:tab w:val="num" w:pos="2160"/>
+        <w:rFonts w:hint="default" w:ascii="Courier New" w:hAnsi="Courier New"/>
+        <w:sz w:val="20"/>
+      </w:rPr>
+    </w:lvl>
+    <w:lvl w:ilvl="2" w:tentative="0">
+      <w:start w:val="1"/>
+      <w:numFmt w:val="bullet"/>
+      <w:lvlText w:val=""/>
+      <w:lvlJc w:val="left"/>
+      <w:pPr>
+        <w:tabs>
+          <w:tab w:val="left" w:pos="2160"/>
         </w:tabs>
         <w:ind w:left="2160" w:hanging="360"/>
       </w:pPr>
       <w:rPr>
-        <w:rFonts w:ascii="Wingdings" w:hAnsi="Wingdings" w:hint="default"/>
-        <w:sz w:val="20"/>
-      </w:rPr>
-    </w:lvl>
-    <w:lvl w:ilvl="3" w:tentative="1">
-      <w:start w:val="1"/>
-      <w:numFmt w:val="bullet"/>
-      <w:lvlText w:val=""/>
-      <w:lvlJc w:val="left"/>
-      <w:pPr>
-        <w:tabs>
-          <w:tab w:val="num" w:pos="2880"/>
+        <w:rFonts w:hint="default" w:ascii="Wingdings" w:hAnsi="Wingdings"/>
+        <w:sz w:val="20"/>
+      </w:rPr>
+    </w:lvl>
+    <w:lvl w:ilvl="3" w:tentative="0">
+      <w:start w:val="1"/>
+      <w:numFmt w:val="bullet"/>
+      <w:lvlText w:val=""/>
+      <w:lvlJc w:val="left"/>
+      <w:pPr>
+        <w:tabs>
+          <w:tab w:val="left" w:pos="2880"/>
         </w:tabs>
         <w:ind w:left="2880" w:hanging="360"/>
       </w:pPr>
       <w:rPr>
-        <w:rFonts w:ascii="Wingdings" w:hAnsi="Wingdings" w:hint="default"/>
-        <w:sz w:val="20"/>
-      </w:rPr>
-    </w:lvl>
-    <w:lvl w:ilvl="4" w:tentative="1">
-      <w:start w:val="1"/>
-      <w:numFmt w:val="bullet"/>
-      <w:lvlText w:val=""/>
-      <w:lvlJc w:val="left"/>
-      <w:pPr>
-        <w:tabs>
-          <w:tab w:val="num" w:pos="3600"/>
+        <w:rFonts w:hint="default" w:ascii="Wingdings" w:hAnsi="Wingdings"/>
+        <w:sz w:val="20"/>
+      </w:rPr>
+    </w:lvl>
+    <w:lvl w:ilvl="4" w:tentative="0">
+      <w:start w:val="1"/>
+      <w:numFmt w:val="bullet"/>
+      <w:lvlText w:val=""/>
+      <w:lvlJc w:val="left"/>
+      <w:pPr>
+        <w:tabs>
+          <w:tab w:val="left" w:pos="3600"/>
         </w:tabs>
         <w:ind w:left="3600" w:hanging="360"/>
       </w:pPr>
       <w:rPr>
-        <w:rFonts w:ascii="Wingdings" w:hAnsi="Wingdings" w:hint="default"/>
-        <w:sz w:val="20"/>
-      </w:rPr>
-    </w:lvl>
-    <w:lvl w:ilvl="5" w:tentative="1">
-      <w:start w:val="1"/>
-      <w:numFmt w:val="bullet"/>
-      <w:lvlText w:val=""/>
-      <w:lvlJc w:val="left"/>
-      <w:pPr>
-        <w:tabs>
-          <w:tab w:val="num" w:pos="4320"/>
+        <w:rFonts w:hint="default" w:ascii="Wingdings" w:hAnsi="Wingdings"/>
+        <w:sz w:val="20"/>
+      </w:rPr>
+    </w:lvl>
+    <w:lvl w:ilvl="5" w:tentative="0">
+      <w:start w:val="1"/>
+      <w:numFmt w:val="bullet"/>
+      <w:lvlText w:val=""/>
+      <w:lvlJc w:val="left"/>
+      <w:pPr>
+        <w:tabs>
+          <w:tab w:val="left" w:pos="4320"/>
         </w:tabs>
         <w:ind w:left="4320" w:hanging="360"/>
       </w:pPr>
       <w:rPr>
-        <w:rFonts w:ascii="Wingdings" w:hAnsi="Wingdings" w:hint="default"/>
-        <w:sz w:val="20"/>
-      </w:rPr>
-    </w:lvl>
-    <w:lvl w:ilvl="6" w:tentative="1">
-      <w:start w:val="1"/>
-      <w:numFmt w:val="bullet"/>
-      <w:lvlText w:val=""/>
-      <w:lvlJc w:val="left"/>
-      <w:pPr>
-        <w:tabs>
-          <w:tab w:val="num" w:pos="5040"/>
+        <w:rFonts w:hint="default" w:ascii="Wingdings" w:hAnsi="Wingdings"/>
+        <w:sz w:val="20"/>
+      </w:rPr>
+    </w:lvl>
+    <w:lvl w:ilvl="6" w:tentative="0">
+      <w:start w:val="1"/>
+      <w:numFmt w:val="bullet"/>
+      <w:lvlText w:val=""/>
+      <w:lvlJc w:val="left"/>
+      <w:pPr>
+        <w:tabs>
+          <w:tab w:val="left" w:pos="5040"/>
         </w:tabs>
         <w:ind w:left="5040" w:hanging="360"/>
       </w:pPr>
       <w:rPr>
-        <w:rFonts w:ascii="Wingdings" w:hAnsi="Wingdings" w:hint="default"/>
-        <w:sz w:val="20"/>
-      </w:rPr>
-    </w:lvl>
-    <w:lvl w:ilvl="7" w:tentative="1">
-      <w:start w:val="1"/>
-      <w:numFmt w:val="bullet"/>
-      <w:lvlText w:val=""/>
-      <w:lvlJc w:val="left"/>
-      <w:pPr>
-        <w:tabs>
-          <w:tab w:val="num" w:pos="5760"/>
+        <w:rFonts w:hint="default" w:ascii="Wingdings" w:hAnsi="Wingdings"/>
+        <w:sz w:val="20"/>
+      </w:rPr>
+    </w:lvl>
+    <w:lvl w:ilvl="7" w:tentative="0">
+      <w:start w:val="1"/>
+      <w:numFmt w:val="bullet"/>
+      <w:lvlText w:val=""/>
+      <w:lvlJc w:val="left"/>
+      <w:pPr>
+        <w:tabs>
+          <w:tab w:val="left" w:pos="5760"/>
         </w:tabs>
         <w:ind w:left="5760" w:hanging="360"/>
       </w:pPr>
       <w:rPr>
-        <w:rFonts w:ascii="Wingdings" w:hAnsi="Wingdings" w:hint="default"/>
-        <w:sz w:val="20"/>
-      </w:rPr>
-    </w:lvl>
-    <w:lvl w:ilvl="8" w:tentative="1">
-      <w:start w:val="1"/>
-      <w:numFmt w:val="bullet"/>
-      <w:lvlText w:val=""/>
-      <w:lvlJc w:val="left"/>
-      <w:pPr>
-        <w:tabs>
-          <w:tab w:val="num" w:pos="6480"/>
+        <w:rFonts w:hint="default" w:ascii="Wingdings" w:hAnsi="Wingdings"/>
+        <w:sz w:val="20"/>
+      </w:rPr>
+    </w:lvl>
+    <w:lvl w:ilvl="8" w:tentative="0">
+      <w:start w:val="1"/>
+      <w:numFmt w:val="bullet"/>
+      <w:lvlText w:val=""/>
+      <w:lvlJc w:val="left"/>
+      <w:pPr>
+        <w:tabs>
+          <w:tab w:val="left" w:pos="6480"/>
         </w:tabs>
         <w:ind w:left="6480" w:hanging="360"/>
       </w:pPr>
       <w:rPr>
-        <w:rFonts w:ascii="Wingdings" w:hAnsi="Wingdings" w:hint="default"/>
+        <w:rFonts w:hint="default" w:ascii="Wingdings" w:hAnsi="Wingdings"/>
         <w:sz w:val="20"/>
       </w:rPr>
     </w:lvl>
   </w:abstractNum>
-  <w:abstractNum w:abstractNumId="1" w15:restartNumberingAfterBreak="0">
-    <w:nsid w:val="278B3D97"/>
-    <w:multiLevelType w:val="multilevel"/>
-    <w:tmpl w:val="FAB6C00C"/>
-    <w:lvl w:ilvl="0">
-      <w:start w:val="1"/>
-      <w:numFmt w:val="bullet"/>
-      <w:lvlText w:val=""/>
-      <w:lvlJc w:val="left"/>
-      <w:pPr>
-        <w:tabs>
-          <w:tab w:val="num" w:pos="720"/>
-        </w:tabs>
-        <w:ind w:left="720" w:hanging="360"/>
-      </w:pPr>
-      <w:rPr>
-        <w:rFonts w:ascii="Symbol" w:hAnsi="Symbol" w:hint="default"/>
-        <w:sz w:val="20"/>
-      </w:rPr>
-    </w:lvl>
-    <w:lvl w:ilvl="1" w:tentative="1">
-      <w:start w:val="1"/>
-      <w:numFmt w:val="bullet"/>
-      <w:lvlText w:val="o"/>
-      <w:lvlJc w:val="left"/>
-      <w:pPr>
-        <w:tabs>
-          <w:tab w:val="num" w:pos="1440"/>
-        </w:tabs>
-        <w:ind w:left="1440" w:hanging="360"/>
-      </w:pPr>
-      <w:rPr>
-        <w:rFonts w:ascii="Courier New" w:hAnsi="Courier New" w:hint="default"/>
-        <w:sz w:val="20"/>
-      </w:rPr>
-    </w:lvl>
-    <w:lvl w:ilvl="2" w:tentative="1">
-      <w:start w:val="1"/>
-      <w:numFmt w:val="bullet"/>
-      <w:lvlText w:val=""/>
-      <w:lvlJc w:val="left"/>
-      <w:pPr>
-        <w:tabs>
-          <w:tab w:val="num" w:pos="2160"/>
-        </w:tabs>
-        <w:ind w:left="2160" w:hanging="360"/>
-      </w:pPr>
-      <w:rPr>
-        <w:rFonts w:ascii="Wingdings" w:hAnsi="Wingdings" w:hint="default"/>
-        <w:sz w:val="20"/>
-      </w:rPr>
-    </w:lvl>
-    <w:lvl w:ilvl="3" w:tentative="1">
-      <w:start w:val="1"/>
-      <w:numFmt w:val="bullet"/>
-      <w:lvlText w:val=""/>
-      <w:lvlJc w:val="left"/>
-      <w:pPr>
-        <w:tabs>
-          <w:tab w:val="num" w:pos="2880"/>
-        </w:tabs>
-        <w:ind w:left="2880" w:hanging="360"/>
-      </w:pPr>
-      <w:rPr>
-        <w:rFonts w:ascii="Wingdings" w:hAnsi="Wingdings" w:hint="default"/>
-        <w:sz w:val="20"/>
-      </w:rPr>
-    </w:lvl>
-    <w:lvl w:ilvl="4" w:tentative="1">
-      <w:start w:val="1"/>
-      <w:numFmt w:val="bullet"/>
-      <w:lvlText w:val=""/>
-      <w:lvlJc w:val="left"/>
-      <w:pPr>
-        <w:tabs>
-          <w:tab w:val="num" w:pos="3600"/>
-        </w:tabs>
-        <w:ind w:left="3600" w:hanging="360"/>
-      </w:pPr>
-      <w:rPr>
-        <w:rFonts w:ascii="Wingdings" w:hAnsi="Wingdings" w:hint="default"/>
-        <w:sz w:val="20"/>
-      </w:rPr>
-    </w:lvl>
-    <w:lvl w:ilvl="5" w:tentative="1">
-      <w:start w:val="1"/>
-      <w:numFmt w:val="bullet"/>
-      <w:lvlText w:val=""/>
-      <w:lvlJc w:val="left"/>
-      <w:pPr>
-        <w:tabs>
-          <w:tab w:val="num" w:pos="4320"/>
-        </w:tabs>
-        <w:ind w:left="4320" w:hanging="360"/>
-      </w:pPr>
-      <w:rPr>
-        <w:rFonts w:ascii="Wingdings" w:hAnsi="Wingdings" w:hint="default"/>
-        <w:sz w:val="20"/>
-      </w:rPr>
-    </w:lvl>
-    <w:lvl w:ilvl="6" w:tentative="1">
-      <w:start w:val="1"/>
-      <w:numFmt w:val="bullet"/>
-      <w:lvlText w:val=""/>
-      <w:lvlJc w:val="left"/>
-      <w:pPr>
-        <w:tabs>
-          <w:tab w:val="num" w:pos="5040"/>
-        </w:tabs>
-        <w:ind w:left="5040" w:hanging="360"/>
-      </w:pPr>
-      <w:rPr>
-        <w:rFonts w:ascii="Wingdings" w:hAnsi="Wingdings" w:hint="default"/>
-        <w:sz w:val="20"/>
-      </w:rPr>
-    </w:lvl>
-    <w:lvl w:ilvl="7" w:tentative="1">
-      <w:start w:val="1"/>
-      <w:numFmt w:val="bullet"/>
-      <w:lvlText w:val=""/>
-      <w:lvlJc w:val="left"/>
-      <w:pPr>
-        <w:tabs>
-          <w:tab w:val="num" w:pos="5760"/>
-        </w:tabs>
-        <w:ind w:left="5760" w:hanging="360"/>
-      </w:pPr>
-      <w:rPr>
-        <w:rFonts w:ascii="Wingdings" w:hAnsi="Wingdings" w:hint="default"/>
-        <w:sz w:val="20"/>
-      </w:rPr>
-    </w:lvl>
-    <w:lvl w:ilvl="8" w:tentative="1">
-      <w:start w:val="1"/>
-      <w:numFmt w:val="bullet"/>
-      <w:lvlText w:val=""/>
-      <w:lvlJc w:val="left"/>
-      <w:pPr>
-        <w:tabs>
-          <w:tab w:val="num" w:pos="6480"/>
-        </w:tabs>
-        <w:ind w:left="6480" w:hanging="360"/>
-      </w:pPr>
-      <w:rPr>
-        <w:rFonts w:ascii="Wingdings" w:hAnsi="Wingdings" w:hint="default"/>
-        <w:sz w:val="20"/>
-      </w:rPr>
-    </w:lvl>
-  </w:abstractNum>
-  <w:abstractNum w:abstractNumId="2" w15:restartNumberingAfterBreak="0">
+  <w:abstractNum w:abstractNumId="1">
     <w:nsid w:val="2A663319"/>
     <w:multiLevelType w:val="multilevel"/>
-    <w:tmpl w:val="29EC9544"/>
-    <w:lvl w:ilvl="0">
+    <w:tmpl w:val="2A663319"/>
+    <w:lvl w:ilvl="0" w:tentative="0">
       <w:start w:val="1"/>
       <w:numFmt w:val="bullet"/>
       <w:lvlText w:val=""/>
       <w:lvlJc w:val="left"/>
       <w:pPr>
         <w:tabs>
-          <w:tab w:val="num" w:pos="720"/>
+          <w:tab w:val="left" w:pos="720"/>
         </w:tabs>
         <w:ind w:left="720" w:hanging="360"/>
       </w:pPr>
       <w:rPr>
-        <w:rFonts w:ascii="Symbol" w:hAnsi="Symbol" w:hint="default"/>
-        <w:sz w:val="20"/>
-      </w:rPr>
-    </w:lvl>
-    <w:lvl w:ilvl="1" w:tentative="1">
+        <w:rFonts w:hint="default" w:ascii="Symbol" w:hAnsi="Symbol"/>
+        <w:sz w:val="20"/>
+      </w:rPr>
+    </w:lvl>
+    <w:lvl w:ilvl="1" w:tentative="0">
       <w:start w:val="1"/>
       <w:numFmt w:val="bullet"/>
       <w:lvlText w:val="o"/>
       <w:lvlJc w:val="left"/>
       <w:pPr>
         <w:tabs>
-          <w:tab w:val="num" w:pos="1440"/>
+          <w:tab w:val="left" w:pos="1440"/>
         </w:tabs>
         <w:ind w:left="1440" w:hanging="360"/>
       </w:pPr>
       <w:rPr>
-        <w:rFonts w:ascii="Courier New" w:hAnsi="Courier New" w:hint="default"/>
-        <w:sz w:val="20"/>
-      </w:rPr>
-    </w:lvl>
-    <w:lvl w:ilvl="2" w:tentative="1">
-      <w:start w:val="1"/>
-      <w:numFmt w:val="bullet"/>
-      <w:lvlText w:val=""/>
-      <w:lvlJc w:val="left"/>
-      <w:pPr>
-        <w:tabs>
-          <w:tab w:val="num" w:pos="2160"/>
+        <w:rFonts w:hint="default" w:ascii="Courier New" w:hAnsi="Courier New"/>
+        <w:sz w:val="20"/>
+      </w:rPr>
+    </w:lvl>
+    <w:lvl w:ilvl="2" w:tentative="0">
+      <w:start w:val="1"/>
+      <w:numFmt w:val="bullet"/>
+      <w:lvlText w:val=""/>
+      <w:lvlJc w:val="left"/>
+      <w:pPr>
+        <w:tabs>
+          <w:tab w:val="left" w:pos="2160"/>
         </w:tabs>
         <w:ind w:left="2160" w:hanging="360"/>
       </w:pPr>
       <w:rPr>
-        <w:rFonts w:ascii="Wingdings" w:hAnsi="Wingdings" w:hint="default"/>
-        <w:sz w:val="20"/>
-      </w:rPr>
-    </w:lvl>
-    <w:lvl w:ilvl="3" w:tentative="1">
-      <w:start w:val="1"/>
-      <w:numFmt w:val="bullet"/>
-      <w:lvlText w:val=""/>
-      <w:lvlJc w:val="left"/>
-      <w:pPr>
-        <w:tabs>
-          <w:tab w:val="num" w:pos="2880"/>
+        <w:rFonts w:hint="default" w:ascii="Wingdings" w:hAnsi="Wingdings"/>
+        <w:sz w:val="20"/>
+      </w:rPr>
+    </w:lvl>
+    <w:lvl w:ilvl="3" w:tentative="0">
+      <w:start w:val="1"/>
+      <w:numFmt w:val="bullet"/>
+      <w:lvlText w:val=""/>
+      <w:lvlJc w:val="left"/>
+      <w:pPr>
+        <w:tabs>
+          <w:tab w:val="left" w:pos="2880"/>
         </w:tabs>
         <w:ind w:left="2880" w:hanging="360"/>
       </w:pPr>
       <w:rPr>
-        <w:rFonts w:ascii="Wingdings" w:hAnsi="Wingdings" w:hint="default"/>
-        <w:sz w:val="20"/>
-      </w:rPr>
-    </w:lvl>
-    <w:lvl w:ilvl="4" w:tentative="1">
-      <w:start w:val="1"/>
-      <w:numFmt w:val="bullet"/>
-      <w:lvlText w:val=""/>
-      <w:lvlJc w:val="left"/>
-      <w:pPr>
-        <w:tabs>
-          <w:tab w:val="num" w:pos="3600"/>
+        <w:rFonts w:hint="default" w:ascii="Wingdings" w:hAnsi="Wingdings"/>
+        <w:sz w:val="20"/>
+      </w:rPr>
+    </w:lvl>
+    <w:lvl w:ilvl="4" w:tentative="0">
+      <w:start w:val="1"/>
+      <w:numFmt w:val="bullet"/>
+      <w:lvlText w:val=""/>
+      <w:lvlJc w:val="left"/>
+      <w:pPr>
+        <w:tabs>
+          <w:tab w:val="left" w:pos="3600"/>
         </w:tabs>
         <w:ind w:left="3600" w:hanging="360"/>
       </w:pPr>
       <w:rPr>
-        <w:rFonts w:ascii="Wingdings" w:hAnsi="Wingdings" w:hint="default"/>
-        <w:sz w:val="20"/>
-      </w:rPr>
-    </w:lvl>
-    <w:lvl w:ilvl="5" w:tentative="1">
-      <w:start w:val="1"/>
-      <w:numFmt w:val="bullet"/>
-      <w:lvlText w:val=""/>
-      <w:lvlJc w:val="left"/>
-      <w:pPr>
-        <w:tabs>
-          <w:tab w:val="num" w:pos="4320"/>
+        <w:rFonts w:hint="default" w:ascii="Wingdings" w:hAnsi="Wingdings"/>
+        <w:sz w:val="20"/>
+      </w:rPr>
+    </w:lvl>
+    <w:lvl w:ilvl="5" w:tentative="0">
+      <w:start w:val="1"/>
+      <w:numFmt w:val="bullet"/>
+      <w:lvlText w:val=""/>
+      <w:lvlJc w:val="left"/>
+      <w:pPr>
+        <w:tabs>
+          <w:tab w:val="left" w:pos="4320"/>
         </w:tabs>
         <w:ind w:left="4320" w:hanging="360"/>
       </w:pPr>
       <w:rPr>
-        <w:rFonts w:ascii="Wingdings" w:hAnsi="Wingdings" w:hint="default"/>
-        <w:sz w:val="20"/>
-      </w:rPr>
-    </w:lvl>
-    <w:lvl w:ilvl="6" w:tentative="1">
-      <w:start w:val="1"/>
-      <w:numFmt w:val="bullet"/>
-      <w:lvlText w:val=""/>
-      <w:lvlJc w:val="left"/>
-      <w:pPr>
-        <w:tabs>
-          <w:tab w:val="num" w:pos="5040"/>
+        <w:rFonts w:hint="default" w:ascii="Wingdings" w:hAnsi="Wingdings"/>
+        <w:sz w:val="20"/>
+      </w:rPr>
+    </w:lvl>
+    <w:lvl w:ilvl="6" w:tentative="0">
+      <w:start w:val="1"/>
+      <w:numFmt w:val="bullet"/>
+      <w:lvlText w:val=""/>
+      <w:lvlJc w:val="left"/>
+      <w:pPr>
+        <w:tabs>
+          <w:tab w:val="left" w:pos="5040"/>
         </w:tabs>
         <w:ind w:left="5040" w:hanging="360"/>
       </w:pPr>
       <w:rPr>
-        <w:rFonts w:ascii="Wingdings" w:hAnsi="Wingdings" w:hint="default"/>
-        <w:sz w:val="20"/>
-      </w:rPr>
-    </w:lvl>
-    <w:lvl w:ilvl="7" w:tentative="1">
-      <w:start w:val="1"/>
-      <w:numFmt w:val="bullet"/>
-      <w:lvlText w:val=""/>
-      <w:lvlJc w:val="left"/>
-      <w:pPr>
-        <w:tabs>
-          <w:tab w:val="num" w:pos="5760"/>
+        <w:rFonts w:hint="default" w:ascii="Wingdings" w:hAnsi="Wingdings"/>
+        <w:sz w:val="20"/>
+      </w:rPr>
+    </w:lvl>
+    <w:lvl w:ilvl="7" w:tentative="0">
+      <w:start w:val="1"/>
+      <w:numFmt w:val="bullet"/>
+      <w:lvlText w:val=""/>
+      <w:lvlJc w:val="left"/>
+      <w:pPr>
+        <w:tabs>
+          <w:tab w:val="left" w:pos="5760"/>
         </w:tabs>
         <w:ind w:left="5760" w:hanging="360"/>
       </w:pPr>
       <w:rPr>
-        <w:rFonts w:ascii="Wingdings" w:hAnsi="Wingdings" w:hint="default"/>
-        <w:sz w:val="20"/>
-      </w:rPr>
-    </w:lvl>
-    <w:lvl w:ilvl="8" w:tentative="1">
-      <w:start w:val="1"/>
-      <w:numFmt w:val="bullet"/>
-      <w:lvlText w:val=""/>
-      <w:lvlJc w:val="left"/>
-      <w:pPr>
-        <w:tabs>
-          <w:tab w:val="num" w:pos="6480"/>
+        <w:rFonts w:hint="default" w:ascii="Wingdings" w:hAnsi="Wingdings"/>
+        <w:sz w:val="20"/>
+      </w:rPr>
+    </w:lvl>
+    <w:lvl w:ilvl="8" w:tentative="0">
+      <w:start w:val="1"/>
+      <w:numFmt w:val="bullet"/>
+      <w:lvlText w:val=""/>
+      <w:lvlJc w:val="left"/>
+      <w:pPr>
+        <w:tabs>
+          <w:tab w:val="left" w:pos="6480"/>
         </w:tabs>
         <w:ind w:left="6480" w:hanging="360"/>
       </w:pPr>
       <w:rPr>
-        <w:rFonts w:ascii="Wingdings" w:hAnsi="Wingdings" w:hint="default"/>
+        <w:rFonts w:hint="default" w:ascii="Wingdings" w:hAnsi="Wingdings"/>
         <w:sz w:val="20"/>
       </w:rPr>
     </w:lvl>
   </w:abstractNum>
-  <w:abstractNum w:abstractNumId="3" w15:restartNumberingAfterBreak="0">
+  <w:abstractNum w:abstractNumId="2">
     <w:nsid w:val="2B594328"/>
     <w:multiLevelType w:val="multilevel"/>
-    <w:tmpl w:val="2B12D186"/>
-    <w:lvl w:ilvl="0">
+    <w:tmpl w:val="2B594328"/>
+    <w:lvl w:ilvl="0" w:tentative="0">
       <w:start w:val="1"/>
       <w:numFmt w:val="bullet"/>
       <w:lvlText w:val=""/>
       <w:lvlJc w:val="left"/>
       <w:pPr>
         <w:tabs>
-          <w:tab w:val="num" w:pos="720"/>
+          <w:tab w:val="left" w:pos="720"/>
         </w:tabs>
         <w:ind w:left="720" w:hanging="360"/>
       </w:pPr>
       <w:rPr>
-        <w:rFonts w:ascii="Symbol" w:hAnsi="Symbol" w:hint="default"/>
-        <w:sz w:val="20"/>
-      </w:rPr>
-    </w:lvl>
-    <w:lvl w:ilvl="1" w:tentative="1">
+        <w:rFonts w:hint="default" w:ascii="Symbol" w:hAnsi="Symbol"/>
+        <w:sz w:val="20"/>
+      </w:rPr>
+    </w:lvl>
+    <w:lvl w:ilvl="1" w:tentative="0">
       <w:start w:val="1"/>
       <w:numFmt w:val="bullet"/>
       <w:lvlText w:val="o"/>
       <w:lvlJc w:val="left"/>
       <w:pPr>
         <w:tabs>
-          <w:tab w:val="num" w:pos="1440"/>
+          <w:tab w:val="left" w:pos="1440"/>
         </w:tabs>
         <w:ind w:left="1440" w:hanging="360"/>
       </w:pPr>
       <w:rPr>
-        <w:rFonts w:ascii="Courier New" w:hAnsi="Courier New" w:hint="default"/>
-        <w:sz w:val="20"/>
-      </w:rPr>
-    </w:lvl>
-    <w:lvl w:ilvl="2" w:tentative="1">
-      <w:start w:val="1"/>
-      <w:numFmt w:val="bullet"/>
-      <w:lvlText w:val=""/>
-      <w:lvlJc w:val="left"/>
-      <w:pPr>
-        <w:tabs>
-          <w:tab w:val="num" w:pos="2160"/>
+        <w:rFonts w:hint="default" w:ascii="Courier New" w:hAnsi="Courier New"/>
+        <w:sz w:val="20"/>
+      </w:rPr>
+    </w:lvl>
+    <w:lvl w:ilvl="2" w:tentative="0">
+      <w:start w:val="1"/>
+      <w:numFmt w:val="bullet"/>
+      <w:lvlText w:val=""/>
+      <w:lvlJc w:val="left"/>
+      <w:pPr>
+        <w:tabs>
+          <w:tab w:val="left" w:pos="2160"/>
         </w:tabs>
         <w:ind w:left="2160" w:hanging="360"/>
       </w:pPr>
       <w:rPr>
-        <w:rFonts w:ascii="Wingdings" w:hAnsi="Wingdings" w:hint="default"/>
-        <w:sz w:val="20"/>
-      </w:rPr>
-    </w:lvl>
-    <w:lvl w:ilvl="3" w:tentative="1">
-      <w:start w:val="1"/>
-      <w:numFmt w:val="bullet"/>
-      <w:lvlText w:val=""/>
-      <w:lvlJc w:val="left"/>
-      <w:pPr>
-        <w:tabs>
-          <w:tab w:val="num" w:pos="2880"/>
+        <w:rFonts w:hint="default" w:ascii="Wingdings" w:hAnsi="Wingdings"/>
+        <w:sz w:val="20"/>
+      </w:rPr>
+    </w:lvl>
+    <w:lvl w:ilvl="3" w:tentative="0">
+      <w:start w:val="1"/>
+      <w:numFmt w:val="bullet"/>
+      <w:lvlText w:val=""/>
+      <w:lvlJc w:val="left"/>
+      <w:pPr>
+        <w:tabs>
+          <w:tab w:val="left" w:pos="2880"/>
         </w:tabs>
         <w:ind w:left="2880" w:hanging="360"/>
       </w:pPr>
       <w:rPr>
-        <w:rFonts w:ascii="Wingdings" w:hAnsi="Wingdings" w:hint="default"/>
-        <w:sz w:val="20"/>
-      </w:rPr>
-    </w:lvl>
-    <w:lvl w:ilvl="4" w:tentative="1">
-      <w:start w:val="1"/>
-      <w:numFmt w:val="bullet"/>
-      <w:lvlText w:val=""/>
-      <w:lvlJc w:val="left"/>
-      <w:pPr>
-        <w:tabs>
-          <w:tab w:val="num" w:pos="3600"/>
+        <w:rFonts w:hint="default" w:ascii="Wingdings" w:hAnsi="Wingdings"/>
+        <w:sz w:val="20"/>
+      </w:rPr>
+    </w:lvl>
+    <w:lvl w:ilvl="4" w:tentative="0">
+      <w:start w:val="1"/>
+      <w:numFmt w:val="bullet"/>
+      <w:lvlText w:val=""/>
+      <w:lvlJc w:val="left"/>
+      <w:pPr>
+        <w:tabs>
+          <w:tab w:val="left" w:pos="3600"/>
         </w:tabs>
         <w:ind w:left="3600" w:hanging="360"/>
       </w:pPr>
       <w:rPr>
-        <w:rFonts w:ascii="Wingdings" w:hAnsi="Wingdings" w:hint="default"/>
-        <w:sz w:val="20"/>
-      </w:rPr>
-    </w:lvl>
-    <w:lvl w:ilvl="5" w:tentative="1">
-      <w:start w:val="1"/>
-      <w:numFmt w:val="bullet"/>
-      <w:lvlText w:val=""/>
-      <w:lvlJc w:val="left"/>
-      <w:pPr>
-        <w:tabs>
-          <w:tab w:val="num" w:pos="4320"/>
+        <w:rFonts w:hint="default" w:ascii="Wingdings" w:hAnsi="Wingdings"/>
+        <w:sz w:val="20"/>
+      </w:rPr>
+    </w:lvl>
+    <w:lvl w:ilvl="5" w:tentative="0">
+      <w:start w:val="1"/>
+      <w:numFmt w:val="bullet"/>
+      <w:lvlText w:val=""/>
+      <w:lvlJc w:val="left"/>
+      <w:pPr>
+        <w:tabs>
+          <w:tab w:val="left" w:pos="4320"/>
         </w:tabs>
         <w:ind w:left="4320" w:hanging="360"/>
       </w:pPr>
       <w:rPr>
-        <w:rFonts w:ascii="Wingdings" w:hAnsi="Wingdings" w:hint="default"/>
-        <w:sz w:val="20"/>
-      </w:rPr>
-    </w:lvl>
-    <w:lvl w:ilvl="6" w:tentative="1">
-      <w:start w:val="1"/>
-      <w:numFmt w:val="bullet"/>
-      <w:lvlText w:val=""/>
-      <w:lvlJc w:val="left"/>
-      <w:pPr>
-        <w:tabs>
-          <w:tab w:val="num" w:pos="5040"/>
+        <w:rFonts w:hint="default" w:ascii="Wingdings" w:hAnsi="Wingdings"/>
+        <w:sz w:val="20"/>
+      </w:rPr>
+    </w:lvl>
+    <w:lvl w:ilvl="6" w:tentative="0">
+      <w:start w:val="1"/>
+      <w:numFmt w:val="bullet"/>
+      <w:lvlText w:val=""/>
+      <w:lvlJc w:val="left"/>
+      <w:pPr>
+        <w:tabs>
+          <w:tab w:val="left" w:pos="5040"/>
         </w:tabs>
         <w:ind w:left="5040" w:hanging="360"/>
       </w:pPr>
       <w:rPr>
-        <w:rFonts w:ascii="Wingdings" w:hAnsi="Wingdings" w:hint="default"/>
-        <w:sz w:val="20"/>
-      </w:rPr>
-    </w:lvl>
-    <w:lvl w:ilvl="7" w:tentative="1">
-      <w:start w:val="1"/>
-      <w:numFmt w:val="bullet"/>
-      <w:lvlText w:val=""/>
-      <w:lvlJc w:val="left"/>
-      <w:pPr>
-        <w:tabs>
-          <w:tab w:val="num" w:pos="5760"/>
+        <w:rFonts w:hint="default" w:ascii="Wingdings" w:hAnsi="Wingdings"/>
+        <w:sz w:val="20"/>
+      </w:rPr>
+    </w:lvl>
+    <w:lvl w:ilvl="7" w:tentative="0">
+      <w:start w:val="1"/>
+      <w:numFmt w:val="bullet"/>
+      <w:lvlText w:val=""/>
+      <w:lvlJc w:val="left"/>
+      <w:pPr>
+        <w:tabs>
+          <w:tab w:val="left" w:pos="5760"/>
         </w:tabs>
         <w:ind w:left="5760" w:hanging="360"/>
       </w:pPr>
       <w:rPr>
-        <w:rFonts w:ascii="Wingdings" w:hAnsi="Wingdings" w:hint="default"/>
-        <w:sz w:val="20"/>
-      </w:rPr>
-    </w:lvl>
-    <w:lvl w:ilvl="8" w:tentative="1">
-      <w:start w:val="1"/>
-      <w:numFmt w:val="bullet"/>
-      <w:lvlText w:val=""/>
-      <w:lvlJc w:val="left"/>
-      <w:pPr>
-        <w:tabs>
-          <w:tab w:val="num" w:pos="6480"/>
+        <w:rFonts w:hint="default" w:ascii="Wingdings" w:hAnsi="Wingdings"/>
+        <w:sz w:val="20"/>
+      </w:rPr>
+    </w:lvl>
+    <w:lvl w:ilvl="8" w:tentative="0">
+      <w:start w:val="1"/>
+      <w:numFmt w:val="bullet"/>
+      <w:lvlText w:val=""/>
+      <w:lvlJc w:val="left"/>
+      <w:pPr>
+        <w:tabs>
+          <w:tab w:val="left" w:pos="6480"/>
         </w:tabs>
         <w:ind w:left="6480" w:hanging="360"/>
       </w:pPr>
       <w:rPr>
-        <w:rFonts w:ascii="Wingdings" w:hAnsi="Wingdings" w:hint="default"/>
+        <w:rFonts w:hint="default" w:ascii="Wingdings" w:hAnsi="Wingdings"/>
         <w:sz w:val="20"/>
       </w:rPr>
     </w:lvl>
   </w:abstractNum>
-  <w:abstractNum w:abstractNumId="4" w15:restartNumberingAfterBreak="0">
+  <w:abstractNum w:abstractNumId="3">
     <w:nsid w:val="2C450DC9"/>
     <w:multiLevelType w:val="multilevel"/>
-    <w:tmpl w:val="342AA5B0"/>
-    <w:lvl w:ilvl="0">
+    <w:tmpl w:val="2C450DC9"/>
+    <w:lvl w:ilvl="0" w:tentative="0">
       <w:start w:val="1"/>
       <w:numFmt w:val="bullet"/>
       <w:lvlText w:val=""/>
       <w:lvlJc w:val="left"/>
       <w:pPr>
         <w:tabs>
-          <w:tab w:val="num" w:pos="720"/>
+          <w:tab w:val="left" w:pos="720"/>
         </w:tabs>
         <w:ind w:left="720" w:hanging="360"/>
       </w:pPr>
       <w:rPr>
-        <w:rFonts w:ascii="Symbol" w:hAnsi="Symbol" w:hint="default"/>
-        <w:sz w:val="20"/>
-      </w:rPr>
-    </w:lvl>
-    <w:lvl w:ilvl="1" w:tentative="1">
+        <w:rFonts w:hint="default" w:ascii="Symbol" w:hAnsi="Symbol"/>
+        <w:sz w:val="20"/>
+      </w:rPr>
+    </w:lvl>
+    <w:lvl w:ilvl="1" w:tentative="0">
       <w:start w:val="1"/>
       <w:numFmt w:val="bullet"/>
       <w:lvlText w:val="o"/>
       <w:lvlJc w:val="left"/>
       <w:pPr>
         <w:tabs>
-          <w:tab w:val="num" w:pos="1440"/>
+          <w:tab w:val="left" w:pos="1440"/>
         </w:tabs>
         <w:ind w:left="1440" w:hanging="360"/>
       </w:pPr>
       <w:rPr>
-        <w:rFonts w:ascii="Courier New" w:hAnsi="Courier New" w:hint="default"/>
-        <w:sz w:val="20"/>
-      </w:rPr>
-    </w:lvl>
-    <w:lvl w:ilvl="2" w:tentative="1">
-      <w:start w:val="1"/>
-      <w:numFmt w:val="bullet"/>
-      <w:lvlText w:val=""/>
-      <w:lvlJc w:val="left"/>
-      <w:pPr>
-        <w:tabs>
-          <w:tab w:val="num" w:pos="2160"/>
+        <w:rFonts w:hint="default" w:ascii="Courier New" w:hAnsi="Courier New"/>
+        <w:sz w:val="20"/>
+      </w:rPr>
+    </w:lvl>
+    <w:lvl w:ilvl="2" w:tentative="0">
+      <w:start w:val="1"/>
+      <w:numFmt w:val="bullet"/>
+      <w:lvlText w:val=""/>
+      <w:lvlJc w:val="left"/>
+      <w:pPr>
+        <w:tabs>
+          <w:tab w:val="left" w:pos="2160"/>
         </w:tabs>
         <w:ind w:left="2160" w:hanging="360"/>
       </w:pPr>
       <w:rPr>
-        <w:rFonts w:ascii="Wingdings" w:hAnsi="Wingdings" w:hint="default"/>
-        <w:sz w:val="20"/>
-      </w:rPr>
-    </w:lvl>
-    <w:lvl w:ilvl="3" w:tentative="1">
-      <w:start w:val="1"/>
-      <w:numFmt w:val="bullet"/>
-      <w:lvlText w:val=""/>
-      <w:lvlJc w:val="left"/>
-      <w:pPr>
-        <w:tabs>
-          <w:tab w:val="num" w:pos="2880"/>
+        <w:rFonts w:hint="default" w:ascii="Wingdings" w:hAnsi="Wingdings"/>
+        <w:sz w:val="20"/>
+      </w:rPr>
+    </w:lvl>
+    <w:lvl w:ilvl="3" w:tentative="0">
+      <w:start w:val="1"/>
+      <w:numFmt w:val="bullet"/>
+      <w:lvlText w:val=""/>
+      <w:lvlJc w:val="left"/>
+      <w:pPr>
+        <w:tabs>
+          <w:tab w:val="left" w:pos="2880"/>
         </w:tabs>
         <w:ind w:left="2880" w:hanging="360"/>
       </w:pPr>
       <w:rPr>
-        <w:rFonts w:ascii="Wingdings" w:hAnsi="Wingdings" w:hint="default"/>
-        <w:sz w:val="20"/>
-      </w:rPr>
-    </w:lvl>
-    <w:lvl w:ilvl="4" w:tentative="1">
-      <w:start w:val="1"/>
-      <w:numFmt w:val="bullet"/>
-      <w:lvlText w:val=""/>
-      <w:lvlJc w:val="left"/>
-      <w:pPr>
-        <w:tabs>
-          <w:tab w:val="num" w:pos="3600"/>
+        <w:rFonts w:hint="default" w:ascii="Wingdings" w:hAnsi="Wingdings"/>
+        <w:sz w:val="20"/>
+      </w:rPr>
+    </w:lvl>
+    <w:lvl w:ilvl="4" w:tentative="0">
+      <w:start w:val="1"/>
+      <w:numFmt w:val="bullet"/>
+      <w:lvlText w:val=""/>
+      <w:lvlJc w:val="left"/>
+      <w:pPr>
+        <w:tabs>
+          <w:tab w:val="left" w:pos="3600"/>
         </w:tabs>
         <w:ind w:left="3600" w:hanging="360"/>
       </w:pPr>
       <w:rPr>
-        <w:rFonts w:ascii="Wingdings" w:hAnsi="Wingdings" w:hint="default"/>
-        <w:sz w:val="20"/>
-      </w:rPr>
-    </w:lvl>
-    <w:lvl w:ilvl="5" w:tentative="1">
-      <w:start w:val="1"/>
-      <w:numFmt w:val="bullet"/>
-      <w:lvlText w:val=""/>
-      <w:lvlJc w:val="left"/>
-      <w:pPr>
-        <w:tabs>
-          <w:tab w:val="num" w:pos="4320"/>
+        <w:rFonts w:hint="default" w:ascii="Wingdings" w:hAnsi="Wingdings"/>
+        <w:sz w:val="20"/>
+      </w:rPr>
+    </w:lvl>
+    <w:lvl w:ilvl="5" w:tentative="0">
+      <w:start w:val="1"/>
+      <w:numFmt w:val="bullet"/>
+      <w:lvlText w:val=""/>
+      <w:lvlJc w:val="left"/>
+      <w:pPr>
+        <w:tabs>
+          <w:tab w:val="left" w:pos="4320"/>
         </w:tabs>
         <w:ind w:left="4320" w:hanging="360"/>
       </w:pPr>
       <w:rPr>
-        <w:rFonts w:ascii="Wingdings" w:hAnsi="Wingdings" w:hint="default"/>
-        <w:sz w:val="20"/>
-      </w:rPr>
-    </w:lvl>
-    <w:lvl w:ilvl="6" w:tentative="1">
-      <w:start w:val="1"/>
-      <w:numFmt w:val="bullet"/>
-      <w:lvlText w:val=""/>
-      <w:lvlJc w:val="left"/>
-      <w:pPr>
-        <w:tabs>
-          <w:tab w:val="num" w:pos="5040"/>
+        <w:rFonts w:hint="default" w:ascii="Wingdings" w:hAnsi="Wingdings"/>
+        <w:sz w:val="20"/>
+      </w:rPr>
+    </w:lvl>
+    <w:lvl w:ilvl="6" w:tentative="0">
+      <w:start w:val="1"/>
+      <w:numFmt w:val="bullet"/>
+      <w:lvlText w:val=""/>
+      <w:lvlJc w:val="left"/>
+      <w:pPr>
+        <w:tabs>
+          <w:tab w:val="left" w:pos="5040"/>
         </w:tabs>
         <w:ind w:left="5040" w:hanging="360"/>
       </w:pPr>
       <w:rPr>
-        <w:rFonts w:ascii="Wingdings" w:hAnsi="Wingdings" w:hint="default"/>
-        <w:sz w:val="20"/>
-      </w:rPr>
-    </w:lvl>
-    <w:lvl w:ilvl="7" w:tentative="1">
-      <w:start w:val="1"/>
-      <w:numFmt w:val="bullet"/>
-      <w:lvlText w:val=""/>
-      <w:lvlJc w:val="left"/>
-      <w:pPr>
-        <w:tabs>
-          <w:tab w:val="num" w:pos="5760"/>
+        <w:rFonts w:hint="default" w:ascii="Wingdings" w:hAnsi="Wingdings"/>
+        <w:sz w:val="20"/>
+      </w:rPr>
+    </w:lvl>
+    <w:lvl w:ilvl="7" w:tentative="0">
+      <w:start w:val="1"/>
+      <w:numFmt w:val="bullet"/>
+      <w:lvlText w:val=""/>
+      <w:lvlJc w:val="left"/>
+      <w:pPr>
+        <w:tabs>
+          <w:tab w:val="left" w:pos="5760"/>
         </w:tabs>
         <w:ind w:left="5760" w:hanging="360"/>
       </w:pPr>
       <w:rPr>
-        <w:rFonts w:ascii="Wingdings" w:hAnsi="Wingdings" w:hint="default"/>
-        <w:sz w:val="20"/>
-      </w:rPr>
-    </w:lvl>
-    <w:lvl w:ilvl="8" w:tentative="1">
-      <w:start w:val="1"/>
-      <w:numFmt w:val="bullet"/>
-      <w:lvlText w:val=""/>
-      <w:lvlJc w:val="left"/>
-      <w:pPr>
-        <w:tabs>
-          <w:tab w:val="num" w:pos="6480"/>
+        <w:rFonts w:hint="default" w:ascii="Wingdings" w:hAnsi="Wingdings"/>
+        <w:sz w:val="20"/>
+      </w:rPr>
+    </w:lvl>
+    <w:lvl w:ilvl="8" w:tentative="0">
+      <w:start w:val="1"/>
+      <w:numFmt w:val="bullet"/>
+      <w:lvlText w:val=""/>
+      <w:lvlJc w:val="left"/>
+      <w:pPr>
+        <w:tabs>
+          <w:tab w:val="left" w:pos="6480"/>
         </w:tabs>
         <w:ind w:left="6480" w:hanging="360"/>
       </w:pPr>
       <w:rPr>
-        <w:rFonts w:ascii="Wingdings" w:hAnsi="Wingdings" w:hint="default"/>
+        <w:rFonts w:hint="default" w:ascii="Wingdings" w:hAnsi="Wingdings"/>
         <w:sz w:val="20"/>
       </w:rPr>
     </w:lvl>
   </w:abstractNum>
-  <w:abstractNum w:abstractNumId="5" w15:restartNumberingAfterBreak="0">
+  <w:abstractNum w:abstractNumId="4">
     <w:nsid w:val="2D583870"/>
     <w:multiLevelType w:val="multilevel"/>
-    <w:tmpl w:val="B4BE82E6"/>
-    <w:lvl w:ilvl="0">
+    <w:tmpl w:val="2D583870"/>
+    <w:lvl w:ilvl="0" w:tentative="0">
       <w:start w:val="1"/>
       <w:numFmt w:val="bullet"/>
       <w:lvlText w:val=""/>
       <w:lvlJc w:val="left"/>
       <w:pPr>
         <w:tabs>
-          <w:tab w:val="num" w:pos="720"/>
+          <w:tab w:val="left" w:pos="720"/>
         </w:tabs>
         <w:ind w:left="720" w:hanging="360"/>
       </w:pPr>
       <w:rPr>
-        <w:rFonts w:ascii="Symbol" w:hAnsi="Symbol" w:hint="default"/>
-        <w:sz w:val="20"/>
-      </w:rPr>
-    </w:lvl>
-    <w:lvl w:ilvl="1" w:tentative="1">
+        <w:rFonts w:hint="default" w:ascii="Symbol" w:hAnsi="Symbol"/>
+        <w:sz w:val="20"/>
+      </w:rPr>
+    </w:lvl>
+    <w:lvl w:ilvl="1" w:tentative="0">
       <w:start w:val="1"/>
       <w:numFmt w:val="bullet"/>
       <w:lvlText w:val="o"/>
       <w:lvlJc w:val="left"/>
       <w:pPr>
         <w:tabs>
-          <w:tab w:val="num" w:pos="1440"/>
+          <w:tab w:val="left" w:pos="1440"/>
         </w:tabs>
         <w:ind w:left="1440" w:hanging="360"/>
       </w:pPr>
       <w:rPr>
-        <w:rFonts w:ascii="Courier New" w:hAnsi="Courier New" w:hint="default"/>
-        <w:sz w:val="20"/>
-      </w:rPr>
-    </w:lvl>
-    <w:lvl w:ilvl="2" w:tentative="1">
-      <w:start w:val="1"/>
-      <w:numFmt w:val="bullet"/>
-      <w:lvlText w:val=""/>
-      <w:lvlJc w:val="left"/>
-      <w:pPr>
-        <w:tabs>
-          <w:tab w:val="num" w:pos="2160"/>
+        <w:rFonts w:hint="default" w:ascii="Courier New" w:hAnsi="Courier New"/>
+        <w:sz w:val="20"/>
+      </w:rPr>
+    </w:lvl>
+    <w:lvl w:ilvl="2" w:tentative="0">
+      <w:start w:val="1"/>
+      <w:numFmt w:val="bullet"/>
+      <w:lvlText w:val=""/>
+      <w:lvlJc w:val="left"/>
+      <w:pPr>
+        <w:tabs>
+          <w:tab w:val="left" w:pos="2160"/>
         </w:tabs>
         <w:ind w:left="2160" w:hanging="360"/>
       </w:pPr>
       <w:rPr>
-        <w:rFonts w:ascii="Wingdings" w:hAnsi="Wingdings" w:hint="default"/>
-        <w:sz w:val="20"/>
-      </w:rPr>
-    </w:lvl>
-    <w:lvl w:ilvl="3" w:tentative="1">
-      <w:start w:val="1"/>
-      <w:numFmt w:val="bullet"/>
-      <w:lvlText w:val=""/>
-      <w:lvlJc w:val="left"/>
-      <w:pPr>
-        <w:tabs>
-          <w:tab w:val="num" w:pos="2880"/>
+        <w:rFonts w:hint="default" w:ascii="Wingdings" w:hAnsi="Wingdings"/>
+        <w:sz w:val="20"/>
+      </w:rPr>
+    </w:lvl>
+    <w:lvl w:ilvl="3" w:tentative="0">
+      <w:start w:val="1"/>
+      <w:numFmt w:val="bullet"/>
+      <w:lvlText w:val=""/>
+      <w:lvlJc w:val="left"/>
+      <w:pPr>
+        <w:tabs>
+          <w:tab w:val="left" w:pos="2880"/>
         </w:tabs>
         <w:ind w:left="2880" w:hanging="360"/>
       </w:pPr>
       <w:rPr>
-        <w:rFonts w:ascii="Wingdings" w:hAnsi="Wingdings" w:hint="default"/>
-        <w:sz w:val="20"/>
-      </w:rPr>
-    </w:lvl>
-    <w:lvl w:ilvl="4" w:tentative="1">
-      <w:start w:val="1"/>
-      <w:numFmt w:val="bullet"/>
-      <w:lvlText w:val=""/>
-      <w:lvlJc w:val="left"/>
-      <w:pPr>
-        <w:tabs>
-          <w:tab w:val="num" w:pos="3600"/>
+        <w:rFonts w:hint="default" w:ascii="Wingdings" w:hAnsi="Wingdings"/>
+        <w:sz w:val="20"/>
+      </w:rPr>
+    </w:lvl>
+    <w:lvl w:ilvl="4" w:tentative="0">
+      <w:start w:val="1"/>
+      <w:numFmt w:val="bullet"/>
+      <w:lvlText w:val=""/>
+      <w:lvlJc w:val="left"/>
+      <w:pPr>
+        <w:tabs>
+          <w:tab w:val="left" w:pos="3600"/>
         </w:tabs>
         <w:ind w:left="3600" w:hanging="360"/>
       </w:pPr>
       <w:rPr>
-        <w:rFonts w:ascii="Wingdings" w:hAnsi="Wingdings" w:hint="default"/>
-        <w:sz w:val="20"/>
-      </w:rPr>
-    </w:lvl>
-    <w:lvl w:ilvl="5" w:tentative="1">
-      <w:start w:val="1"/>
-      <w:numFmt w:val="bullet"/>
-      <w:lvlText w:val=""/>
-      <w:lvlJc w:val="left"/>
-      <w:pPr>
-        <w:tabs>
-          <w:tab w:val="num" w:pos="4320"/>
+        <w:rFonts w:hint="default" w:ascii="Wingdings" w:hAnsi="Wingdings"/>
+        <w:sz w:val="20"/>
+      </w:rPr>
+    </w:lvl>
+    <w:lvl w:ilvl="5" w:tentative="0">
+      <w:start w:val="1"/>
+      <w:numFmt w:val="bullet"/>
+      <w:lvlText w:val=""/>
+      <w:lvlJc w:val="left"/>
+      <w:pPr>
+        <w:tabs>
+          <w:tab w:val="left" w:pos="4320"/>
         </w:tabs>
         <w:ind w:left="4320" w:hanging="360"/>
       </w:pPr>
       <w:rPr>
-        <w:rFonts w:ascii="Wingdings" w:hAnsi="Wingdings" w:hint="default"/>
-        <w:sz w:val="20"/>
-      </w:rPr>
-    </w:lvl>
-    <w:lvl w:ilvl="6" w:tentative="1">
-      <w:start w:val="1"/>
-      <w:numFmt w:val="bullet"/>
-      <w:lvlText w:val=""/>
-      <w:lvlJc w:val="left"/>
-      <w:pPr>
-        <w:tabs>
-          <w:tab w:val="num" w:pos="5040"/>
+        <w:rFonts w:hint="default" w:ascii="Wingdings" w:hAnsi="Wingdings"/>
+        <w:sz w:val="20"/>
+      </w:rPr>
+    </w:lvl>
+    <w:lvl w:ilvl="6" w:tentative="0">
+      <w:start w:val="1"/>
+      <w:numFmt w:val="bullet"/>
+      <w:lvlText w:val=""/>
+      <w:lvlJc w:val="left"/>
+      <w:pPr>
+        <w:tabs>
+          <w:tab w:val="left" w:pos="5040"/>
         </w:tabs>
         <w:ind w:left="5040" w:hanging="360"/>
       </w:pPr>
       <w:rPr>
-        <w:rFonts w:ascii="Wingdings" w:hAnsi="Wingdings" w:hint="default"/>
-        <w:sz w:val="20"/>
-      </w:rPr>
-    </w:lvl>
-    <w:lvl w:ilvl="7" w:tentative="1">
-      <w:start w:val="1"/>
-      <w:numFmt w:val="bullet"/>
-      <w:lvlText w:val=""/>
-      <w:lvlJc w:val="left"/>
-      <w:pPr>
-        <w:tabs>
-          <w:tab w:val="num" w:pos="5760"/>
+        <w:rFonts w:hint="default" w:ascii="Wingdings" w:hAnsi="Wingdings"/>
+        <w:sz w:val="20"/>
+      </w:rPr>
+    </w:lvl>
+    <w:lvl w:ilvl="7" w:tentative="0">
+      <w:start w:val="1"/>
+      <w:numFmt w:val="bullet"/>
+      <w:lvlText w:val=""/>
+      <w:lvlJc w:val="left"/>
+      <w:pPr>
+        <w:tabs>
+          <w:tab w:val="left" w:pos="5760"/>
         </w:tabs>
         <w:ind w:left="5760" w:hanging="360"/>
       </w:pPr>
       <w:rPr>
-        <w:rFonts w:ascii="Wingdings" w:hAnsi="Wingdings" w:hint="default"/>
-        <w:sz w:val="20"/>
-      </w:rPr>
-    </w:lvl>
-    <w:lvl w:ilvl="8" w:tentative="1">
-      <w:start w:val="1"/>
-      <w:numFmt w:val="bullet"/>
-      <w:lvlText w:val=""/>
-      <w:lvlJc w:val="left"/>
-      <w:pPr>
-        <w:tabs>
-          <w:tab w:val="num" w:pos="6480"/>
+        <w:rFonts w:hint="default" w:ascii="Wingdings" w:hAnsi="Wingdings"/>
+        <w:sz w:val="20"/>
+      </w:rPr>
+    </w:lvl>
+    <w:lvl w:ilvl="8" w:tentative="0">
+      <w:start w:val="1"/>
+      <w:numFmt w:val="bullet"/>
+      <w:lvlText w:val=""/>
+      <w:lvlJc w:val="left"/>
+      <w:pPr>
+        <w:tabs>
+          <w:tab w:val="left" w:pos="6480"/>
         </w:tabs>
         <w:ind w:left="6480" w:hanging="360"/>
       </w:pPr>
       <w:rPr>
-        <w:rFonts w:ascii="Wingdings" w:hAnsi="Wingdings" w:hint="default"/>
+        <w:rFonts w:hint="default" w:ascii="Wingdings" w:hAnsi="Wingdings"/>
         <w:sz w:val="20"/>
       </w:rPr>
     </w:lvl>
   </w:abstractNum>
-  <w:abstractNum w:abstractNumId="6" w15:restartNumberingAfterBreak="0">
+  <w:abstractNum w:abstractNumId="5">
     <w:nsid w:val="334F2D0E"/>
     <w:multiLevelType w:val="multilevel"/>
-    <w:tmpl w:val="69847994"/>
-    <w:lvl w:ilvl="0">
+    <w:tmpl w:val="334F2D0E"/>
+    <w:lvl w:ilvl="0" w:tentative="0">
       <w:start w:val="1"/>
       <w:numFmt w:val="bullet"/>
       <w:lvlText w:val=""/>
       <w:lvlJc w:val="left"/>
       <w:pPr>
         <w:tabs>
-          <w:tab w:val="num" w:pos="720"/>
+          <w:tab w:val="left" w:pos="720"/>
         </w:tabs>
         <w:ind w:left="720" w:hanging="360"/>
       </w:pPr>
       <w:rPr>
-        <w:rFonts w:ascii="Symbol" w:hAnsi="Symbol" w:hint="default"/>
-        <w:sz w:val="20"/>
-      </w:rPr>
-    </w:lvl>
-    <w:lvl w:ilvl="1" w:tentative="1">
+        <w:rFonts w:hint="default" w:ascii="Symbol" w:hAnsi="Symbol"/>
+        <w:sz w:val="20"/>
+      </w:rPr>
+    </w:lvl>
+    <w:lvl w:ilvl="1" w:tentative="0">
       <w:start w:val="1"/>
       <w:numFmt w:val="bullet"/>
       <w:lvlText w:val="o"/>
       <w:lvlJc w:val="left"/>
       <w:pPr>
         <w:tabs>
-          <w:tab w:val="num" w:pos="1440"/>
+          <w:tab w:val="left" w:pos="1440"/>
         </w:tabs>
         <w:ind w:left="1440" w:hanging="360"/>
       </w:pPr>
       <w:rPr>
-        <w:rFonts w:ascii="Courier New" w:hAnsi="Courier New" w:hint="default"/>
-        <w:sz w:val="20"/>
-      </w:rPr>
-    </w:lvl>
-    <w:lvl w:ilvl="2" w:tentative="1">
-      <w:start w:val="1"/>
-      <w:numFmt w:val="bullet"/>
-      <w:lvlText w:val=""/>
-      <w:lvlJc w:val="left"/>
-      <w:pPr>
-        <w:tabs>
-          <w:tab w:val="num" w:pos="2160"/>
+        <w:rFonts w:hint="default" w:ascii="Courier New" w:hAnsi="Courier New"/>
+        <w:sz w:val="20"/>
+      </w:rPr>
+    </w:lvl>
+    <w:lvl w:ilvl="2" w:tentative="0">
+      <w:start w:val="1"/>
+      <w:numFmt w:val="bullet"/>
+      <w:lvlText w:val=""/>
+      <w:lvlJc w:val="left"/>
+      <w:pPr>
+        <w:tabs>
+          <w:tab w:val="left" w:pos="2160"/>
         </w:tabs>
         <w:ind w:left="2160" w:hanging="360"/>
       </w:pPr>
       <w:rPr>
-        <w:rFonts w:ascii="Wingdings" w:hAnsi="Wingdings" w:hint="default"/>
-        <w:sz w:val="20"/>
-      </w:rPr>
-    </w:lvl>
-    <w:lvl w:ilvl="3" w:tentative="1">
-      <w:start w:val="1"/>
-      <w:numFmt w:val="bullet"/>
-      <w:lvlText w:val=""/>
-      <w:lvlJc w:val="left"/>
-      <w:pPr>
-        <w:tabs>
-          <w:tab w:val="num" w:pos="2880"/>
+        <w:rFonts w:hint="default" w:ascii="Wingdings" w:hAnsi="Wingdings"/>
+        <w:sz w:val="20"/>
+      </w:rPr>
+    </w:lvl>
+    <w:lvl w:ilvl="3" w:tentative="0">
+      <w:start w:val="1"/>
+      <w:numFmt w:val="bullet"/>
+      <w:lvlText w:val=""/>
+      <w:lvlJc w:val="left"/>
+      <w:pPr>
+        <w:tabs>
+          <w:tab w:val="left" w:pos="2880"/>
         </w:tabs>
         <w:ind w:left="2880" w:hanging="360"/>
       </w:pPr>
       <w:rPr>
-        <w:rFonts w:ascii="Wingdings" w:hAnsi="Wingdings" w:hint="default"/>
-        <w:sz w:val="20"/>
-      </w:rPr>
-    </w:lvl>
-    <w:lvl w:ilvl="4" w:tentative="1">
-      <w:start w:val="1"/>
-      <w:numFmt w:val="bullet"/>
-      <w:lvlText w:val=""/>
-      <w:lvlJc w:val="left"/>
-      <w:pPr>
-        <w:tabs>
-          <w:tab w:val="num" w:pos="3600"/>
+        <w:rFonts w:hint="default" w:ascii="Wingdings" w:hAnsi="Wingdings"/>
+        <w:sz w:val="20"/>
+      </w:rPr>
+    </w:lvl>
+    <w:lvl w:ilvl="4" w:tentative="0">
+      <w:start w:val="1"/>
+      <w:numFmt w:val="bullet"/>
+      <w:lvlText w:val=""/>
+      <w:lvlJc w:val="left"/>
+      <w:pPr>
+        <w:tabs>
+          <w:tab w:val="left" w:pos="3600"/>
         </w:tabs>
         <w:ind w:left="3600" w:hanging="360"/>
       </w:pPr>
       <w:rPr>
-        <w:rFonts w:ascii="Wingdings" w:hAnsi="Wingdings" w:hint="default"/>
-        <w:sz w:val="20"/>
-      </w:rPr>
-    </w:lvl>
-    <w:lvl w:ilvl="5" w:tentative="1">
-      <w:start w:val="1"/>
-      <w:numFmt w:val="bullet"/>
-      <w:lvlText w:val=""/>
-      <w:lvlJc w:val="left"/>
-      <w:pPr>
-        <w:tabs>
-          <w:tab w:val="num" w:pos="4320"/>
+        <w:rFonts w:hint="default" w:ascii="Wingdings" w:hAnsi="Wingdings"/>
+        <w:sz w:val="20"/>
+      </w:rPr>
+    </w:lvl>
+    <w:lvl w:ilvl="5" w:tentative="0">
+      <w:start w:val="1"/>
+      <w:numFmt w:val="bullet"/>
+      <w:lvlText w:val=""/>
+      <w:lvlJc w:val="left"/>
+      <w:pPr>
+        <w:tabs>
+          <w:tab w:val="left" w:pos="4320"/>
         </w:tabs>
         <w:ind w:left="4320" w:hanging="360"/>
       </w:pPr>
       <w:rPr>
-        <w:rFonts w:ascii="Wingdings" w:hAnsi="Wingdings" w:hint="default"/>
-        <w:sz w:val="20"/>
-      </w:rPr>
-    </w:lvl>
-    <w:lvl w:ilvl="6" w:tentative="1">
-      <w:start w:val="1"/>
-      <w:numFmt w:val="bullet"/>
-      <w:lvlText w:val=""/>
-      <w:lvlJc w:val="left"/>
-      <w:pPr>
-        <w:tabs>
-          <w:tab w:val="num" w:pos="5040"/>
+        <w:rFonts w:hint="default" w:ascii="Wingdings" w:hAnsi="Wingdings"/>
+        <w:sz w:val="20"/>
+      </w:rPr>
+    </w:lvl>
+    <w:lvl w:ilvl="6" w:tentative="0">
+      <w:start w:val="1"/>
+      <w:numFmt w:val="bullet"/>
+      <w:lvlText w:val=""/>
+      <w:lvlJc w:val="left"/>
+      <w:pPr>
+        <w:tabs>
+          <w:tab w:val="left" w:pos="5040"/>
         </w:tabs>
         <w:ind w:left="5040" w:hanging="360"/>
       </w:pPr>
       <w:rPr>
-        <w:rFonts w:ascii="Wingdings" w:hAnsi="Wingdings" w:hint="default"/>
-        <w:sz w:val="20"/>
-      </w:rPr>
-    </w:lvl>
-    <w:lvl w:ilvl="7" w:tentative="1">
-      <w:start w:val="1"/>
-      <w:numFmt w:val="bullet"/>
-      <w:lvlText w:val=""/>
-      <w:lvlJc w:val="left"/>
-      <w:pPr>
-        <w:tabs>
-          <w:tab w:val="num" w:pos="5760"/>
+        <w:rFonts w:hint="default" w:ascii="Wingdings" w:hAnsi="Wingdings"/>
+        <w:sz w:val="20"/>
+      </w:rPr>
+    </w:lvl>
+    <w:lvl w:ilvl="7" w:tentative="0">
+      <w:start w:val="1"/>
+      <w:numFmt w:val="bullet"/>
+      <w:lvlText w:val=""/>
+      <w:lvlJc w:val="left"/>
+      <w:pPr>
+        <w:tabs>
+          <w:tab w:val="left" w:pos="5760"/>
         </w:tabs>
         <w:ind w:left="5760" w:hanging="360"/>
       </w:pPr>
       <w:rPr>
-        <w:rFonts w:ascii="Wingdings" w:hAnsi="Wingdings" w:hint="default"/>
-        <w:sz w:val="20"/>
-      </w:rPr>
-    </w:lvl>
-    <w:lvl w:ilvl="8" w:tentative="1">
-      <w:start w:val="1"/>
-      <w:numFmt w:val="bullet"/>
-      <w:lvlText w:val=""/>
-      <w:lvlJc w:val="left"/>
-      <w:pPr>
-        <w:tabs>
-          <w:tab w:val="num" w:pos="6480"/>
+        <w:rFonts w:hint="default" w:ascii="Wingdings" w:hAnsi="Wingdings"/>
+        <w:sz w:val="20"/>
+      </w:rPr>
+    </w:lvl>
+    <w:lvl w:ilvl="8" w:tentative="0">
+      <w:start w:val="1"/>
+      <w:numFmt w:val="bullet"/>
+      <w:lvlText w:val=""/>
+      <w:lvlJc w:val="left"/>
+      <w:pPr>
+        <w:tabs>
+          <w:tab w:val="left" w:pos="6480"/>
         </w:tabs>
         <w:ind w:left="6480" w:hanging="360"/>
       </w:pPr>
       <w:rPr>
-        <w:rFonts w:ascii="Wingdings" w:hAnsi="Wingdings" w:hint="default"/>
+        <w:rFonts w:hint="default" w:ascii="Wingdings" w:hAnsi="Wingdings"/>
         <w:sz w:val="20"/>
       </w:rPr>
     </w:lvl>
   </w:abstractNum>
-  <w:abstractNum w:abstractNumId="7" w15:restartNumberingAfterBreak="0">
+  <w:abstractNum w:abstractNumId="6">
     <w:nsid w:val="33D537DD"/>
     <w:multiLevelType w:val="multilevel"/>
-    <w:tmpl w:val="D624C596"/>
-    <w:lvl w:ilvl="0">
+    <w:tmpl w:val="33D537DD"/>
+    <w:lvl w:ilvl="0" w:tentative="0">
       <w:start w:val="1"/>
       <w:numFmt w:val="bullet"/>
       <w:lvlText w:val=""/>
       <w:lvlJc w:val="left"/>
       <w:pPr>
         <w:tabs>
-          <w:tab w:val="num" w:pos="720"/>
+          <w:tab w:val="left" w:pos="720"/>
         </w:tabs>
         <w:ind w:left="720" w:hanging="360"/>
       </w:pPr>
       <w:rPr>
-        <w:rFonts w:ascii="Symbol" w:hAnsi="Symbol" w:hint="default"/>
-        <w:sz w:val="20"/>
-      </w:rPr>
-    </w:lvl>
-    <w:lvl w:ilvl="1" w:tentative="1">
+        <w:rFonts w:hint="default" w:ascii="Symbol" w:hAnsi="Symbol"/>
+        <w:sz w:val="20"/>
+      </w:rPr>
+    </w:lvl>
+    <w:lvl w:ilvl="1" w:tentative="0">
       <w:start w:val="1"/>
       <w:numFmt w:val="bullet"/>
       <w:lvlText w:val="o"/>
       <w:lvlJc w:val="left"/>
       <w:pPr>
         <w:tabs>
-          <w:tab w:val="num" w:pos="1440"/>
+          <w:tab w:val="left" w:pos="1440"/>
         </w:tabs>
         <w:ind w:left="1440" w:hanging="360"/>
       </w:pPr>
       <w:rPr>
-        <w:rFonts w:ascii="Courier New" w:hAnsi="Courier New" w:hint="default"/>
-        <w:sz w:val="20"/>
-      </w:rPr>
-    </w:lvl>
-    <w:lvl w:ilvl="2" w:tentative="1">
-      <w:start w:val="1"/>
-      <w:numFmt w:val="bullet"/>
-      <w:lvlText w:val=""/>
-      <w:lvlJc w:val="left"/>
-      <w:pPr>
-        <w:tabs>
-          <w:tab w:val="num" w:pos="2160"/>
+        <w:rFonts w:hint="default" w:ascii="Courier New" w:hAnsi="Courier New"/>
+        <w:sz w:val="20"/>
+      </w:rPr>
+    </w:lvl>
+    <w:lvl w:ilvl="2" w:tentative="0">
+      <w:start w:val="1"/>
+      <w:numFmt w:val="bullet"/>
+      <w:lvlText w:val=""/>
+      <w:lvlJc w:val="left"/>
+      <w:pPr>
+        <w:tabs>
+          <w:tab w:val="left" w:pos="2160"/>
         </w:tabs>
         <w:ind w:left="2160" w:hanging="360"/>
       </w:pPr>
       <w:rPr>
-        <w:rFonts w:ascii="Wingdings" w:hAnsi="Wingdings" w:hint="default"/>
-        <w:sz w:val="20"/>
-      </w:rPr>
-    </w:lvl>
-    <w:lvl w:ilvl="3" w:tentative="1">
-      <w:start w:val="1"/>
-      <w:numFmt w:val="bullet"/>
-      <w:lvlText w:val=""/>
-      <w:lvlJc w:val="left"/>
-      <w:pPr>
-        <w:tabs>
-          <w:tab w:val="num" w:pos="2880"/>
+        <w:rFonts w:hint="default" w:ascii="Wingdings" w:hAnsi="Wingdings"/>
+        <w:sz w:val="20"/>
+      </w:rPr>
+    </w:lvl>
+    <w:lvl w:ilvl="3" w:tentative="0">
+      <w:start w:val="1"/>
+      <w:numFmt w:val="bullet"/>
+      <w:lvlText w:val=""/>
+      <w:lvlJc w:val="left"/>
+      <w:pPr>
+        <w:tabs>
+          <w:tab w:val="left" w:pos="2880"/>
         </w:tabs>
         <w:ind w:left="2880" w:hanging="360"/>
       </w:pPr>
       <w:rPr>
-        <w:rFonts w:ascii="Wingdings" w:hAnsi="Wingdings" w:hint="default"/>
-        <w:sz w:val="20"/>
-      </w:rPr>
-    </w:lvl>
-    <w:lvl w:ilvl="4" w:tentative="1">
-      <w:start w:val="1"/>
-      <w:numFmt w:val="bullet"/>
-      <w:lvlText w:val=""/>
-      <w:lvlJc w:val="left"/>
-      <w:pPr>
-        <w:tabs>
-          <w:tab w:val="num" w:pos="3600"/>
+        <w:rFonts w:hint="default" w:ascii="Wingdings" w:hAnsi="Wingdings"/>
+        <w:sz w:val="20"/>
+      </w:rPr>
+    </w:lvl>
+    <w:lvl w:ilvl="4" w:tentative="0">
+      <w:start w:val="1"/>
+      <w:numFmt w:val="bullet"/>
+      <w:lvlText w:val=""/>
+      <w:lvlJc w:val="left"/>
+      <w:pPr>
+        <w:tabs>
+          <w:tab w:val="left" w:pos="3600"/>
         </w:tabs>
         <w:ind w:left="3600" w:hanging="360"/>
       </w:pPr>
       <w:rPr>
-        <w:rFonts w:ascii="Wingdings" w:hAnsi="Wingdings" w:hint="default"/>
-        <w:sz w:val="20"/>
-      </w:rPr>
-    </w:lvl>
-    <w:lvl w:ilvl="5" w:tentative="1">
-      <w:start w:val="1"/>
-      <w:numFmt w:val="bullet"/>
-      <w:lvlText w:val=""/>
-      <w:lvlJc w:val="left"/>
-      <w:pPr>
-        <w:tabs>
-          <w:tab w:val="num" w:pos="4320"/>
+        <w:rFonts w:hint="default" w:ascii="Wingdings" w:hAnsi="Wingdings"/>
+        <w:sz w:val="20"/>
+      </w:rPr>
+    </w:lvl>
+    <w:lvl w:ilvl="5" w:tentative="0">
+      <w:start w:val="1"/>
+      <w:numFmt w:val="bullet"/>
+      <w:lvlText w:val=""/>
+      <w:lvlJc w:val="left"/>
+      <w:pPr>
+        <w:tabs>
+          <w:tab w:val="left" w:pos="4320"/>
         </w:tabs>
         <w:ind w:left="4320" w:hanging="360"/>
       </w:pPr>
       <w:rPr>
-        <w:rFonts w:ascii="Wingdings" w:hAnsi="Wingdings" w:hint="default"/>
-        <w:sz w:val="20"/>
-      </w:rPr>
-    </w:lvl>
-    <w:lvl w:ilvl="6" w:tentative="1">
-      <w:start w:val="1"/>
-      <w:numFmt w:val="bullet"/>
-      <w:lvlText w:val=""/>
-      <w:lvlJc w:val="left"/>
-      <w:pPr>
-        <w:tabs>
-          <w:tab w:val="num" w:pos="5040"/>
+        <w:rFonts w:hint="default" w:ascii="Wingdings" w:hAnsi="Wingdings"/>
+        <w:sz w:val="20"/>
+      </w:rPr>
+    </w:lvl>
+    <w:lvl w:ilvl="6" w:tentative="0">
+      <w:start w:val="1"/>
+      <w:numFmt w:val="bullet"/>
+      <w:lvlText w:val=""/>
+      <w:lvlJc w:val="left"/>
+      <w:pPr>
+        <w:tabs>
+          <w:tab w:val="left" w:pos="5040"/>
         </w:tabs>
         <w:ind w:left="5040" w:hanging="360"/>
       </w:pPr>
       <w:rPr>
-        <w:rFonts w:ascii="Wingdings" w:hAnsi="Wingdings" w:hint="default"/>
-        <w:sz w:val="20"/>
-      </w:rPr>
-    </w:lvl>
-    <w:lvl w:ilvl="7" w:tentative="1">
-      <w:start w:val="1"/>
-      <w:numFmt w:val="bullet"/>
-      <w:lvlText w:val=""/>
-      <w:lvlJc w:val="left"/>
-      <w:pPr>
-        <w:tabs>
-          <w:tab w:val="num" w:pos="5760"/>
+        <w:rFonts w:hint="default" w:ascii="Wingdings" w:hAnsi="Wingdings"/>
+        <w:sz w:val="20"/>
+      </w:rPr>
+    </w:lvl>
+    <w:lvl w:ilvl="7" w:tentative="0">
+      <w:start w:val="1"/>
+      <w:numFmt w:val="bullet"/>
+      <w:lvlText w:val=""/>
+      <w:lvlJc w:val="left"/>
+      <w:pPr>
+        <w:tabs>
+          <w:tab w:val="left" w:pos="5760"/>
         </w:tabs>
         <w:ind w:left="5760" w:hanging="360"/>
       </w:pPr>
       <w:rPr>
-        <w:rFonts w:ascii="Wingdings" w:hAnsi="Wingdings" w:hint="default"/>
-        <w:sz w:val="20"/>
-      </w:rPr>
-    </w:lvl>
-    <w:lvl w:ilvl="8" w:tentative="1">
-      <w:start w:val="1"/>
-      <w:numFmt w:val="bullet"/>
-      <w:lvlText w:val=""/>
-      <w:lvlJc w:val="left"/>
-      <w:pPr>
-        <w:tabs>
-          <w:tab w:val="num" w:pos="6480"/>
+        <w:rFonts w:hint="default" w:ascii="Wingdings" w:hAnsi="Wingdings"/>
+        <w:sz w:val="20"/>
+      </w:rPr>
+    </w:lvl>
+    <w:lvl w:ilvl="8" w:tentative="0">
+      <w:start w:val="1"/>
+      <w:numFmt w:val="bullet"/>
+      <w:lvlText w:val=""/>
+      <w:lvlJc w:val="left"/>
+      <w:pPr>
+        <w:tabs>
+          <w:tab w:val="left" w:pos="6480"/>
         </w:tabs>
         <w:ind w:left="6480" w:hanging="360"/>
       </w:pPr>
       <w:rPr>
-        <w:rFonts w:ascii="Wingdings" w:hAnsi="Wingdings" w:hint="default"/>
+        <w:rFonts w:hint="default" w:ascii="Wingdings" w:hAnsi="Wingdings"/>
         <w:sz w:val="20"/>
       </w:rPr>
     </w:lvl>
   </w:abstractNum>
-  <w:abstractNum w:abstractNumId="8" w15:restartNumberingAfterBreak="0">
+  <w:abstractNum w:abstractNumId="7">
     <w:nsid w:val="3667435A"/>
     <w:multiLevelType w:val="multilevel"/>
-    <w:tmpl w:val="20F8505E"/>
-    <w:lvl w:ilvl="0">
+    <w:tmpl w:val="3667435A"/>
+    <w:lvl w:ilvl="0" w:tentative="0">
       <w:start w:val="1"/>
       <w:numFmt w:val="bullet"/>
       <w:lvlText w:val=""/>
       <w:lvlJc w:val="left"/>
       <w:pPr>
         <w:tabs>
-          <w:tab w:val="num" w:pos="720"/>
+          <w:tab w:val="left" w:pos="720"/>
         </w:tabs>
         <w:ind w:left="720" w:hanging="360"/>
       </w:pPr>
       <w:rPr>
-        <w:rFonts w:ascii="Symbol" w:hAnsi="Symbol" w:hint="default"/>
-        <w:sz w:val="20"/>
-      </w:rPr>
-    </w:lvl>
-    <w:lvl w:ilvl="1" w:tentative="1">
+        <w:rFonts w:hint="default" w:ascii="Symbol" w:hAnsi="Symbol"/>
+        <w:sz w:val="20"/>
+      </w:rPr>
+    </w:lvl>
+    <w:lvl w:ilvl="1" w:tentative="0">
       <w:start w:val="1"/>
       <w:numFmt w:val="bullet"/>
       <w:lvlText w:val="o"/>
       <w:lvlJc w:val="left"/>
       <w:pPr>
         <w:tabs>
-          <w:tab w:val="num" w:pos="1440"/>
+          <w:tab w:val="left" w:pos="1440"/>
         </w:tabs>
         <w:ind w:left="1440" w:hanging="360"/>
       </w:pPr>
       <w:rPr>
-        <w:rFonts w:ascii="Courier New" w:hAnsi="Courier New" w:hint="default"/>
-        <w:sz w:val="20"/>
-      </w:rPr>
-    </w:lvl>
-    <w:lvl w:ilvl="2" w:tentative="1">
-      <w:start w:val="1"/>
-      <w:numFmt w:val="bullet"/>
-      <w:lvlText w:val=""/>
-      <w:lvlJc w:val="left"/>
-      <w:pPr>
-        <w:tabs>
-          <w:tab w:val="num" w:pos="2160"/>
+        <w:rFonts w:hint="default" w:ascii="Courier New" w:hAnsi="Courier New"/>
+        <w:sz w:val="20"/>
+      </w:rPr>
+    </w:lvl>
+    <w:lvl w:ilvl="2" w:tentative="0">
+      <w:start w:val="1"/>
+      <w:numFmt w:val="bullet"/>
+      <w:lvlText w:val=""/>
+      <w:lvlJc w:val="left"/>
+      <w:pPr>
+        <w:tabs>
+          <w:tab w:val="left" w:pos="2160"/>
         </w:tabs>
         <w:ind w:left="2160" w:hanging="360"/>
       </w:pPr>
       <w:rPr>
-        <w:rFonts w:ascii="Wingdings" w:hAnsi="Wingdings" w:hint="default"/>
-        <w:sz w:val="20"/>
-      </w:rPr>
-    </w:lvl>
-    <w:lvl w:ilvl="3" w:tentative="1">
-      <w:start w:val="1"/>
-      <w:numFmt w:val="bullet"/>
-      <w:lvlText w:val=""/>
-      <w:lvlJc w:val="left"/>
-      <w:pPr>
-        <w:tabs>
-          <w:tab w:val="num" w:pos="2880"/>
+        <w:rFonts w:hint="default" w:ascii="Wingdings" w:hAnsi="Wingdings"/>
+        <w:sz w:val="20"/>
+      </w:rPr>
+    </w:lvl>
+    <w:lvl w:ilvl="3" w:tentative="0">
+      <w:start w:val="1"/>
+      <w:numFmt w:val="bullet"/>
+      <w:lvlText w:val=""/>
+      <w:lvlJc w:val="left"/>
+      <w:pPr>
+        <w:tabs>
+          <w:tab w:val="left" w:pos="2880"/>
         </w:tabs>
         <w:ind w:left="2880" w:hanging="360"/>
       </w:pPr>
       <w:rPr>
-        <w:rFonts w:ascii="Wingdings" w:hAnsi="Wingdings" w:hint="default"/>
-        <w:sz w:val="20"/>
-      </w:rPr>
-    </w:lvl>
-    <w:lvl w:ilvl="4" w:tentative="1">
-      <w:start w:val="1"/>
-      <w:numFmt w:val="bullet"/>
-      <w:lvlText w:val=""/>
-      <w:lvlJc w:val="left"/>
-      <w:pPr>
-        <w:tabs>
-          <w:tab w:val="num" w:pos="3600"/>
+        <w:rFonts w:hint="default" w:ascii="Wingdings" w:hAnsi="Wingdings"/>
+        <w:sz w:val="20"/>
+      </w:rPr>
+    </w:lvl>
+    <w:lvl w:ilvl="4" w:tentative="0">
+      <w:start w:val="1"/>
+      <w:numFmt w:val="bullet"/>
+      <w:lvlText w:val=""/>
+      <w:lvlJc w:val="left"/>
+      <w:pPr>
+        <w:tabs>
+          <w:tab w:val="left" w:pos="3600"/>
         </w:tabs>
         <w:ind w:left="3600" w:hanging="360"/>
       </w:pPr>
       <w:rPr>
-        <w:rFonts w:ascii="Wingdings" w:hAnsi="Wingdings" w:hint="default"/>
-        <w:sz w:val="20"/>
-      </w:rPr>
-    </w:lvl>
-    <w:lvl w:ilvl="5" w:tentative="1">
-      <w:start w:val="1"/>
-      <w:numFmt w:val="bullet"/>
-      <w:lvlText w:val=""/>
-      <w:lvlJc w:val="left"/>
-      <w:pPr>
-        <w:tabs>
-          <w:tab w:val="num" w:pos="4320"/>
+        <w:rFonts w:hint="default" w:ascii="Wingdings" w:hAnsi="Wingdings"/>
+        <w:sz w:val="20"/>
+      </w:rPr>
+    </w:lvl>
+    <w:lvl w:ilvl="5" w:tentative="0">
+      <w:start w:val="1"/>
+      <w:numFmt w:val="bullet"/>
+      <w:lvlText w:val=""/>
+      <w:lvlJc w:val="left"/>
+      <w:pPr>
+        <w:tabs>
+          <w:tab w:val="left" w:pos="4320"/>
         </w:tabs>
         <w:ind w:left="4320" w:hanging="360"/>
       </w:pPr>
       <w:rPr>
-        <w:rFonts w:ascii="Wingdings" w:hAnsi="Wingdings" w:hint="default"/>
-        <w:sz w:val="20"/>
-      </w:rPr>
-    </w:lvl>
-    <w:lvl w:ilvl="6" w:tentative="1">
-      <w:start w:val="1"/>
-      <w:numFmt w:val="bullet"/>
-      <w:lvlText w:val=""/>
-      <w:lvlJc w:val="left"/>
-      <w:pPr>
-        <w:tabs>
-          <w:tab w:val="num" w:pos="5040"/>
+        <w:rFonts w:hint="default" w:ascii="Wingdings" w:hAnsi="Wingdings"/>
+        <w:sz w:val="20"/>
+      </w:rPr>
+    </w:lvl>
+    <w:lvl w:ilvl="6" w:tentative="0">
+      <w:start w:val="1"/>
+      <w:numFmt w:val="bullet"/>
+      <w:lvlText w:val=""/>
+      <w:lvlJc w:val="left"/>
+      <w:pPr>
+        <w:tabs>
+          <w:tab w:val="left" w:pos="5040"/>
         </w:tabs>
         <w:ind w:left="5040" w:hanging="360"/>
       </w:pPr>
       <w:rPr>
-        <w:rFonts w:ascii="Wingdings" w:hAnsi="Wingdings" w:hint="default"/>
-        <w:sz w:val="20"/>
-      </w:rPr>
-    </w:lvl>
-    <w:lvl w:ilvl="7" w:tentative="1">
-      <w:start w:val="1"/>
-      <w:numFmt w:val="bullet"/>
-      <w:lvlText w:val=""/>
-      <w:lvlJc w:val="left"/>
-      <w:pPr>
-        <w:tabs>
-          <w:tab w:val="num" w:pos="5760"/>
+        <w:rFonts w:hint="default" w:ascii="Wingdings" w:hAnsi="Wingdings"/>
+        <w:sz w:val="20"/>
+      </w:rPr>
+    </w:lvl>
+    <w:lvl w:ilvl="7" w:tentative="0">
+      <w:start w:val="1"/>
+      <w:numFmt w:val="bullet"/>
+      <w:lvlText w:val=""/>
+      <w:lvlJc w:val="left"/>
+      <w:pPr>
+        <w:tabs>
+          <w:tab w:val="left" w:pos="5760"/>
         </w:tabs>
         <w:ind w:left="5760" w:hanging="360"/>
       </w:pPr>
       <w:rPr>
-        <w:rFonts w:ascii="Wingdings" w:hAnsi="Wingdings" w:hint="default"/>
-        <w:sz w:val="20"/>
-      </w:rPr>
-    </w:lvl>
-    <w:lvl w:ilvl="8" w:tentative="1">
-      <w:start w:val="1"/>
-      <w:numFmt w:val="bullet"/>
-      <w:lvlText w:val=""/>
-      <w:lvlJc w:val="left"/>
-      <w:pPr>
-        <w:tabs>
-          <w:tab w:val="num" w:pos="6480"/>
+        <w:rFonts w:hint="default" w:ascii="Wingdings" w:hAnsi="Wingdings"/>
+        <w:sz w:val="20"/>
+      </w:rPr>
+    </w:lvl>
+    <w:lvl w:ilvl="8" w:tentative="0">
+      <w:start w:val="1"/>
+      <w:numFmt w:val="bullet"/>
+      <w:lvlText w:val=""/>
+      <w:lvlJc w:val="left"/>
+      <w:pPr>
+        <w:tabs>
+          <w:tab w:val="left" w:pos="6480"/>
         </w:tabs>
         <w:ind w:left="6480" w:hanging="360"/>
       </w:pPr>
       <w:rPr>
-        <w:rFonts w:ascii="Wingdings" w:hAnsi="Wingdings" w:hint="default"/>
+        <w:rFonts w:hint="default" w:ascii="Wingdings" w:hAnsi="Wingdings"/>
         <w:sz w:val="20"/>
       </w:rPr>
     </w:lvl>
   </w:abstractNum>
-  <w:abstractNum w:abstractNumId="9" w15:restartNumberingAfterBreak="0">
+  <w:abstractNum w:abstractNumId="8">
     <w:nsid w:val="44983427"/>
     <w:multiLevelType w:val="multilevel"/>
-    <w:tmpl w:val="0C265848"/>
-    <w:lvl w:ilvl="0">
+    <w:tmpl w:val="44983427"/>
+    <w:lvl w:ilvl="0" w:tentative="0">
       <w:start w:val="1"/>
       <w:numFmt w:val="bullet"/>
       <w:lvlText w:val=""/>
       <w:lvlJc w:val="left"/>
       <w:pPr>
         <w:tabs>
-          <w:tab w:val="num" w:pos="720"/>
+          <w:tab w:val="left" w:pos="720"/>
         </w:tabs>
         <w:ind w:left="720" w:hanging="360"/>
       </w:pPr>
       <w:rPr>
-        <w:rFonts w:ascii="Symbol" w:hAnsi="Symbol" w:hint="default"/>
-        <w:sz w:val="20"/>
-      </w:rPr>
-    </w:lvl>
-    <w:lvl w:ilvl="1" w:tentative="1">
+        <w:rFonts w:hint="default" w:ascii="Symbol" w:hAnsi="Symbol"/>
+        <w:sz w:val="20"/>
+      </w:rPr>
+    </w:lvl>
+    <w:lvl w:ilvl="1" w:tentative="0">
       <w:start w:val="1"/>
       <w:numFmt w:val="bullet"/>
       <w:lvlText w:val="o"/>
       <w:lvlJc w:val="left"/>
       <w:pPr>
         <w:tabs>
-          <w:tab w:val="num" w:pos="1440"/>
+          <w:tab w:val="left" w:pos="1440"/>
         </w:tabs>
         <w:ind w:left="1440" w:hanging="360"/>
       </w:pPr>
       <w:rPr>
-        <w:rFonts w:ascii="Courier New" w:hAnsi="Courier New" w:hint="default"/>
-        <w:sz w:val="20"/>
-      </w:rPr>
-    </w:lvl>
-    <w:lvl w:ilvl="2" w:tentative="1">
-      <w:start w:val="1"/>
-      <w:numFmt w:val="bullet"/>
-      <w:lvlText w:val=""/>
-      <w:lvlJc w:val="left"/>
-      <w:pPr>
-        <w:tabs>
-          <w:tab w:val="num" w:pos="2160"/>
+        <w:rFonts w:hint="default" w:ascii="Courier New" w:hAnsi="Courier New"/>
+        <w:sz w:val="20"/>
+      </w:rPr>
+    </w:lvl>
+    <w:lvl w:ilvl="2" w:tentative="0">
+      <w:start w:val="1"/>
+      <w:numFmt w:val="bullet"/>
+      <w:lvlText w:val=""/>
+      <w:lvlJc w:val="left"/>
+      <w:pPr>
+        <w:tabs>
+          <w:tab w:val="left" w:pos="2160"/>
         </w:tabs>
         <w:ind w:left="2160" w:hanging="360"/>
       </w:pPr>
       <w:rPr>
-        <w:rFonts w:ascii="Wingdings" w:hAnsi="Wingdings" w:hint="default"/>
-        <w:sz w:val="20"/>
-      </w:rPr>
-    </w:lvl>
-    <w:lvl w:ilvl="3" w:tentative="1">
-      <w:start w:val="1"/>
-      <w:numFmt w:val="bullet"/>
-      <w:lvlText w:val=""/>
-      <w:lvlJc w:val="left"/>
-      <w:pPr>
-        <w:tabs>
-          <w:tab w:val="num" w:pos="2880"/>
+        <w:rFonts w:hint="default" w:ascii="Wingdings" w:hAnsi="Wingdings"/>
+        <w:sz w:val="20"/>
+      </w:rPr>
+    </w:lvl>
+    <w:lvl w:ilvl="3" w:tentative="0">
+      <w:start w:val="1"/>
+      <w:numFmt w:val="bullet"/>
+      <w:lvlText w:val=""/>
+      <w:lvlJc w:val="left"/>
+      <w:pPr>
+        <w:tabs>
+          <w:tab w:val="left" w:pos="2880"/>
         </w:tabs>
         <w:ind w:left="2880" w:hanging="360"/>
       </w:pPr>
       <w:rPr>
-        <w:rFonts w:ascii="Wingdings" w:hAnsi="Wingdings" w:hint="default"/>
-        <w:sz w:val="20"/>
-      </w:rPr>
-    </w:lvl>
-    <w:lvl w:ilvl="4" w:tentative="1">
-      <w:start w:val="1"/>
-      <w:numFmt w:val="bullet"/>
-      <w:lvlText w:val=""/>
-      <w:lvlJc w:val="left"/>
-      <w:pPr>
-        <w:tabs>
-          <w:tab w:val="num" w:pos="3600"/>
+        <w:rFonts w:hint="default" w:ascii="Wingdings" w:hAnsi="Wingdings"/>
+        <w:sz w:val="20"/>
+      </w:rPr>
+    </w:lvl>
+    <w:lvl w:ilvl="4" w:tentative="0">
+      <w:start w:val="1"/>
+      <w:numFmt w:val="bullet"/>
+      <w:lvlText w:val=""/>
+      <w:lvlJc w:val="left"/>
+      <w:pPr>
+        <w:tabs>
+          <w:tab w:val="left" w:pos="3600"/>
         </w:tabs>
         <w:ind w:left="3600" w:hanging="360"/>
       </w:pPr>
       <w:rPr>
-        <w:rFonts w:ascii="Wingdings" w:hAnsi="Wingdings" w:hint="default"/>
-        <w:sz w:val="20"/>
-      </w:rPr>
-    </w:lvl>
-    <w:lvl w:ilvl="5" w:tentative="1">
-      <w:start w:val="1"/>
-      <w:numFmt w:val="bullet"/>
-      <w:lvlText w:val=""/>
-      <w:lvlJc w:val="left"/>
-      <w:pPr>
-        <w:tabs>
-          <w:tab w:val="num" w:pos="4320"/>
+        <w:rFonts w:hint="default" w:ascii="Wingdings" w:hAnsi="Wingdings"/>
+        <w:sz w:val="20"/>
+      </w:rPr>
+    </w:lvl>
+    <w:lvl w:ilvl="5" w:tentative="0">
+      <w:start w:val="1"/>
+      <w:numFmt w:val="bullet"/>
+      <w:lvlText w:val=""/>
+      <w:lvlJc w:val="left"/>
+      <w:pPr>
+        <w:tabs>
+          <w:tab w:val="left" w:pos="4320"/>
         </w:tabs>
         <w:ind w:left="4320" w:hanging="360"/>
       </w:pPr>
       <w:rPr>
-        <w:rFonts w:ascii="Wingdings" w:hAnsi="Wingdings" w:hint="default"/>
-        <w:sz w:val="20"/>
-      </w:rPr>
-    </w:lvl>
-    <w:lvl w:ilvl="6" w:tentative="1">
-      <w:start w:val="1"/>
-      <w:numFmt w:val="bullet"/>
-      <w:lvlText w:val=""/>
-      <w:lvlJc w:val="left"/>
-      <w:pPr>
-        <w:tabs>
-          <w:tab w:val="num" w:pos="5040"/>
+        <w:rFonts w:hint="default" w:ascii="Wingdings" w:hAnsi="Wingdings"/>
+        <w:sz w:val="20"/>
+      </w:rPr>
+    </w:lvl>
+    <w:lvl w:ilvl="6" w:tentative="0">
+      <w:start w:val="1"/>
+      <w:numFmt w:val="bullet"/>
+      <w:lvlText w:val=""/>
+      <w:lvlJc w:val="left"/>
+      <w:pPr>
+        <w:tabs>
+          <w:tab w:val="left" w:pos="5040"/>
         </w:tabs>
         <w:ind w:left="5040" w:hanging="360"/>
       </w:pPr>
       <w:rPr>
-        <w:rFonts w:ascii="Wingdings" w:hAnsi="Wingdings" w:hint="default"/>
-        <w:sz w:val="20"/>
-      </w:rPr>
-    </w:lvl>
-    <w:lvl w:ilvl="7" w:tentative="1">
-      <w:start w:val="1"/>
-      <w:numFmt w:val="bullet"/>
-      <w:lvlText w:val=""/>
-      <w:lvlJc w:val="left"/>
-      <w:pPr>
-        <w:tabs>
-          <w:tab w:val="num" w:pos="5760"/>
+        <w:rFonts w:hint="default" w:ascii="Wingdings" w:hAnsi="Wingdings"/>
+        <w:sz w:val="20"/>
+      </w:rPr>
+    </w:lvl>
+    <w:lvl w:ilvl="7" w:tentative="0">
+      <w:start w:val="1"/>
+      <w:numFmt w:val="bullet"/>
+      <w:lvlText w:val=""/>
+      <w:lvlJc w:val="left"/>
+      <w:pPr>
+        <w:tabs>
+          <w:tab w:val="left" w:pos="5760"/>
         </w:tabs>
         <w:ind w:left="5760" w:hanging="360"/>
       </w:pPr>
       <w:rPr>
-        <w:rFonts w:ascii="Wingdings" w:hAnsi="Wingdings" w:hint="default"/>
-        <w:sz w:val="20"/>
-      </w:rPr>
-    </w:lvl>
-    <w:lvl w:ilvl="8" w:tentative="1">
-      <w:start w:val="1"/>
-      <w:numFmt w:val="bullet"/>
-      <w:lvlText w:val=""/>
-      <w:lvlJc w:val="left"/>
-      <w:pPr>
-        <w:tabs>
-          <w:tab w:val="num" w:pos="6480"/>
+        <w:rFonts w:hint="default" w:ascii="Wingdings" w:hAnsi="Wingdings"/>
+        <w:sz w:val="20"/>
+      </w:rPr>
+    </w:lvl>
+    <w:lvl w:ilvl="8" w:tentative="0">
+      <w:start w:val="1"/>
+      <w:numFmt w:val="bullet"/>
+      <w:lvlText w:val=""/>
+      <w:lvlJc w:val="left"/>
+      <w:pPr>
+        <w:tabs>
+          <w:tab w:val="left" w:pos="6480"/>
         </w:tabs>
         <w:ind w:left="6480" w:hanging="360"/>
       </w:pPr>
       <w:rPr>
-        <w:rFonts w:ascii="Wingdings" w:hAnsi="Wingdings" w:hint="default"/>
+        <w:rFonts w:hint="default" w:ascii="Wingdings" w:hAnsi="Wingdings"/>
         <w:sz w:val="20"/>
       </w:rPr>
     </w:lvl>
   </w:abstractNum>
-  <w:abstractNum w:abstractNumId="10" w15:restartNumberingAfterBreak="0">
+  <w:abstractNum w:abstractNumId="9">
     <w:nsid w:val="477356F3"/>
     <w:multiLevelType w:val="multilevel"/>
-    <w:tmpl w:val="BBA2DDEE"/>
-    <w:lvl w:ilvl="0">
+    <w:tmpl w:val="477356F3"/>
+    <w:lvl w:ilvl="0" w:tentative="0">
       <w:start w:val="1"/>
       <w:numFmt w:val="bullet"/>
       <w:lvlText w:val=""/>
       <w:lvlJc w:val="left"/>
       <w:pPr>
         <w:tabs>
-          <w:tab w:val="num" w:pos="720"/>
+          <w:tab w:val="left" w:pos="720"/>
         </w:tabs>
         <w:ind w:left="720" w:hanging="360"/>
       </w:pPr>
       <w:rPr>
-        <w:rFonts w:ascii="Symbol" w:hAnsi="Symbol" w:hint="default"/>
-        <w:sz w:val="20"/>
-      </w:rPr>
-    </w:lvl>
-    <w:lvl w:ilvl="1" w:tentative="1">
+        <w:rFonts w:hint="default" w:ascii="Symbol" w:hAnsi="Symbol"/>
+        <w:sz w:val="20"/>
+      </w:rPr>
+    </w:lvl>
+    <w:lvl w:ilvl="1" w:tentative="0">
       <w:start w:val="1"/>
       <w:numFmt w:val="bullet"/>
       <w:lvlText w:val="o"/>
       <w:lvlJc w:val="left"/>
       <w:pPr>
         <w:tabs>
-          <w:tab w:val="num" w:pos="1440"/>
+          <w:tab w:val="left" w:pos="1440"/>
         </w:tabs>
         <w:ind w:left="1440" w:hanging="360"/>
       </w:pPr>
       <w:rPr>
-        <w:rFonts w:ascii="Courier New" w:hAnsi="Courier New" w:hint="default"/>
-        <w:sz w:val="20"/>
-      </w:rPr>
-    </w:lvl>
-    <w:lvl w:ilvl="2" w:tentative="1">
-      <w:start w:val="1"/>
-      <w:numFmt w:val="bullet"/>
-      <w:lvlText w:val=""/>
-      <w:lvlJc w:val="left"/>
-      <w:pPr>
-        <w:tabs>
-          <w:tab w:val="num" w:pos="2160"/>
+        <w:rFonts w:hint="default" w:ascii="Courier New" w:hAnsi="Courier New"/>
+        <w:sz w:val="20"/>
+      </w:rPr>
+    </w:lvl>
+    <w:lvl w:ilvl="2" w:tentative="0">
+      <w:start w:val="1"/>
+      <w:numFmt w:val="bullet"/>
+      <w:lvlText w:val=""/>
+      <w:lvlJc w:val="left"/>
+      <w:pPr>
+        <w:tabs>
+          <w:tab w:val="left" w:pos="2160"/>
         </w:tabs>
         <w:ind w:left="2160" w:hanging="360"/>
       </w:pPr>
       <w:rPr>
-        <w:rFonts w:ascii="Wingdings" w:hAnsi="Wingdings" w:hint="default"/>
-        <w:sz w:val="20"/>
-      </w:rPr>
-    </w:lvl>
-    <w:lvl w:ilvl="3" w:tentative="1">
-      <w:start w:val="1"/>
-      <w:numFmt w:val="bullet"/>
-      <w:lvlText w:val=""/>
-      <w:lvlJc w:val="left"/>
-      <w:pPr>
-        <w:tabs>
-          <w:tab w:val="num" w:pos="2880"/>
+        <w:rFonts w:hint="default" w:ascii="Wingdings" w:hAnsi="Wingdings"/>
+        <w:sz w:val="20"/>
+      </w:rPr>
+    </w:lvl>
+    <w:lvl w:ilvl="3" w:tentative="0">
+      <w:start w:val="1"/>
+      <w:numFmt w:val="bullet"/>
+      <w:lvlText w:val=""/>
+      <w:lvlJc w:val="left"/>
+      <w:pPr>
+        <w:tabs>
+          <w:tab w:val="left" w:pos="2880"/>
         </w:tabs>
         <w:ind w:left="2880" w:hanging="360"/>
       </w:pPr>
       <w:rPr>
-        <w:rFonts w:ascii="Wingdings" w:hAnsi="Wingdings" w:hint="default"/>
-        <w:sz w:val="20"/>
-      </w:rPr>
-    </w:lvl>
-    <w:lvl w:ilvl="4" w:tentative="1">
-      <w:start w:val="1"/>
-      <w:numFmt w:val="bullet"/>
-      <w:lvlText w:val=""/>
-      <w:lvlJc w:val="left"/>
-      <w:pPr>
-        <w:tabs>
-          <w:tab w:val="num" w:pos="3600"/>
+        <w:rFonts w:hint="default" w:ascii="Wingdings" w:hAnsi="Wingdings"/>
+        <w:sz w:val="20"/>
+      </w:rPr>
+    </w:lvl>
+    <w:lvl w:ilvl="4" w:tentative="0">
+      <w:start w:val="1"/>
+      <w:numFmt w:val="bullet"/>
+      <w:lvlText w:val=""/>
+      <w:lvlJc w:val="left"/>
+      <w:pPr>
+        <w:tabs>
+          <w:tab w:val="left" w:pos="3600"/>
         </w:tabs>
         <w:ind w:left="3600" w:hanging="360"/>
       </w:pPr>
       <w:rPr>
-        <w:rFonts w:ascii="Wingdings" w:hAnsi="Wingdings" w:hint="default"/>
-        <w:sz w:val="20"/>
-      </w:rPr>
-    </w:lvl>
-    <w:lvl w:ilvl="5" w:tentative="1">
-      <w:start w:val="1"/>
-      <w:numFmt w:val="bullet"/>
-      <w:lvlText w:val=""/>
-      <w:lvlJc w:val="left"/>
-      <w:pPr>
-        <w:tabs>
-          <w:tab w:val="num" w:pos="4320"/>
+        <w:rFonts w:hint="default" w:ascii="Wingdings" w:hAnsi="Wingdings"/>
+        <w:sz w:val="20"/>
+      </w:rPr>
+    </w:lvl>
+    <w:lvl w:ilvl="5" w:tentative="0">
+      <w:start w:val="1"/>
+      <w:numFmt w:val="bullet"/>
+      <w:lvlText w:val=""/>
+      <w:lvlJc w:val="left"/>
+      <w:pPr>
+        <w:tabs>
+          <w:tab w:val="left" w:pos="4320"/>
         </w:tabs>
         <w:ind w:left="4320" w:hanging="360"/>
       </w:pPr>
       <w:rPr>
-        <w:rFonts w:ascii="Wingdings" w:hAnsi="Wingdings" w:hint="default"/>
-        <w:sz w:val="20"/>
-      </w:rPr>
-    </w:lvl>
-    <w:lvl w:ilvl="6" w:tentative="1">
-      <w:start w:val="1"/>
-      <w:numFmt w:val="bullet"/>
-      <w:lvlText w:val=""/>
-      <w:lvlJc w:val="left"/>
-      <w:pPr>
-        <w:tabs>
-          <w:tab w:val="num" w:pos="5040"/>
+        <w:rFonts w:hint="default" w:ascii="Wingdings" w:hAnsi="Wingdings"/>
+        <w:sz w:val="20"/>
+      </w:rPr>
+    </w:lvl>
+    <w:lvl w:ilvl="6" w:tentative="0">
+      <w:start w:val="1"/>
+      <w:numFmt w:val="bullet"/>
+      <w:lvlText w:val=""/>
+      <w:lvlJc w:val="left"/>
+      <w:pPr>
+        <w:tabs>
+          <w:tab w:val="left" w:pos="5040"/>
         </w:tabs>
         <w:ind w:left="5040" w:hanging="360"/>
       </w:pPr>
       <w:rPr>
-        <w:rFonts w:ascii="Wingdings" w:hAnsi="Wingdings" w:hint="default"/>
-        <w:sz w:val="20"/>
-      </w:rPr>
-    </w:lvl>
-    <w:lvl w:ilvl="7" w:tentative="1">
-      <w:start w:val="1"/>
-      <w:numFmt w:val="bullet"/>
-      <w:lvlText w:val=""/>
-      <w:lvlJc w:val="left"/>
-      <w:pPr>
-        <w:tabs>
-          <w:tab w:val="num" w:pos="5760"/>
+        <w:rFonts w:hint="default" w:ascii="Wingdings" w:hAnsi="Wingdings"/>
+        <w:sz w:val="20"/>
+      </w:rPr>
+    </w:lvl>
+    <w:lvl w:ilvl="7" w:tentative="0">
+      <w:start w:val="1"/>
+      <w:numFmt w:val="bullet"/>
+      <w:lvlText w:val=""/>
+      <w:lvlJc w:val="left"/>
+      <w:pPr>
+        <w:tabs>
+          <w:tab w:val="left" w:pos="5760"/>
         </w:tabs>
         <w:ind w:left="5760" w:hanging="360"/>
       </w:pPr>
       <w:rPr>
-        <w:rFonts w:ascii="Wingdings" w:hAnsi="Wingdings" w:hint="default"/>
-        <w:sz w:val="20"/>
-      </w:rPr>
-    </w:lvl>
-    <w:lvl w:ilvl="8" w:tentative="1">
-      <w:start w:val="1"/>
-      <w:numFmt w:val="bullet"/>
-      <w:lvlText w:val=""/>
-      <w:lvlJc w:val="left"/>
-      <w:pPr>
-        <w:tabs>
-          <w:tab w:val="num" w:pos="6480"/>
+        <w:rFonts w:hint="default" w:ascii="Wingdings" w:hAnsi="Wingdings"/>
+        <w:sz w:val="20"/>
+      </w:rPr>
+    </w:lvl>
+    <w:lvl w:ilvl="8" w:tentative="0">
+      <w:start w:val="1"/>
+      <w:numFmt w:val="bullet"/>
+      <w:lvlText w:val=""/>
+      <w:lvlJc w:val="left"/>
+      <w:pPr>
+        <w:tabs>
+          <w:tab w:val="left" w:pos="6480"/>
         </w:tabs>
         <w:ind w:left="6480" w:hanging="360"/>
       </w:pPr>
       <w:rPr>
-        <w:rFonts w:ascii="Wingdings" w:hAnsi="Wingdings" w:hint="default"/>
+        <w:rFonts w:hint="default" w:ascii="Wingdings" w:hAnsi="Wingdings"/>
         <w:sz w:val="20"/>
       </w:rPr>
     </w:lvl>
   </w:abstractNum>
-  <w:abstractNum w:abstractNumId="11" w15:restartNumberingAfterBreak="0">
+  <w:abstractNum w:abstractNumId="10">
     <w:nsid w:val="4B5D01A2"/>
     <w:multiLevelType w:val="multilevel"/>
-    <w:tmpl w:val="BF44184C"/>
-    <w:lvl w:ilvl="0">
+    <w:tmpl w:val="4B5D01A2"/>
+    <w:lvl w:ilvl="0" w:tentative="0">
       <w:start w:val="1"/>
       <w:numFmt w:val="bullet"/>
       <w:lvlText w:val=""/>
       <w:lvlJc w:val="left"/>
       <w:pPr>
         <w:tabs>
-          <w:tab w:val="num" w:pos="720"/>
+          <w:tab w:val="left" w:pos="720"/>
         </w:tabs>
         <w:ind w:left="720" w:hanging="360"/>
       </w:pPr>
       <w:rPr>
-        <w:rFonts w:ascii="Symbol" w:hAnsi="Symbol" w:hint="default"/>
-        <w:sz w:val="20"/>
-      </w:rPr>
-    </w:lvl>
-    <w:lvl w:ilvl="1" w:tentative="1">
+        <w:rFonts w:hint="default" w:ascii="Symbol" w:hAnsi="Symbol"/>
+        <w:sz w:val="20"/>
+      </w:rPr>
+    </w:lvl>
+    <w:lvl w:ilvl="1" w:tentative="0">
       <w:start w:val="1"/>
       <w:numFmt w:val="bullet"/>
       <w:lvlText w:val="o"/>
       <w:lvlJc w:val="left"/>
       <w:pPr>
         <w:tabs>
-          <w:tab w:val="num" w:pos="1440"/>
+          <w:tab w:val="left" w:pos="1440"/>
         </w:tabs>
         <w:ind w:left="1440" w:hanging="360"/>
       </w:pPr>
       <w:rPr>
-        <w:rFonts w:ascii="Courier New" w:hAnsi="Courier New" w:hint="default"/>
-        <w:sz w:val="20"/>
-      </w:rPr>
-    </w:lvl>
-    <w:lvl w:ilvl="2" w:tentative="1">
-      <w:start w:val="1"/>
-      <w:numFmt w:val="bullet"/>
-      <w:lvlText w:val=""/>
-      <w:lvlJc w:val="left"/>
-      <w:pPr>
-        <w:tabs>
-          <w:tab w:val="num" w:pos="2160"/>
+        <w:rFonts w:hint="default" w:ascii="Courier New" w:hAnsi="Courier New"/>
+        <w:sz w:val="20"/>
+      </w:rPr>
+    </w:lvl>
+    <w:lvl w:ilvl="2" w:tentative="0">
+      <w:start w:val="1"/>
+      <w:numFmt w:val="bullet"/>
+      <w:lvlText w:val=""/>
+      <w:lvlJc w:val="left"/>
+      <w:pPr>
+        <w:tabs>
+          <w:tab w:val="left" w:pos="2160"/>
         </w:tabs>
         <w:ind w:left="2160" w:hanging="360"/>
       </w:pPr>
       <w:rPr>
-        <w:rFonts w:ascii="Wingdings" w:hAnsi="Wingdings" w:hint="default"/>
-        <w:sz w:val="20"/>
-      </w:rPr>
-    </w:lvl>
-    <w:lvl w:ilvl="3" w:tentative="1">
-      <w:start w:val="1"/>
-      <w:numFmt w:val="bullet"/>
-      <w:lvlText w:val=""/>
-      <w:lvlJc w:val="left"/>
-      <w:pPr>
-        <w:tabs>
-          <w:tab w:val="num" w:pos="2880"/>
+        <w:rFonts w:hint="default" w:ascii="Wingdings" w:hAnsi="Wingdings"/>
+        <w:sz w:val="20"/>
+      </w:rPr>
+    </w:lvl>
+    <w:lvl w:ilvl="3" w:tentative="0">
+      <w:start w:val="1"/>
+      <w:numFmt w:val="bullet"/>
+      <w:lvlText w:val=""/>
+      <w:lvlJc w:val="left"/>
+      <w:pPr>
+        <w:tabs>
+          <w:tab w:val="left" w:pos="2880"/>
         </w:tabs>
         <w:ind w:left="2880" w:hanging="360"/>
       </w:pPr>
       <w:rPr>
-        <w:rFonts w:ascii="Wingdings" w:hAnsi="Wingdings" w:hint="default"/>
-        <w:sz w:val="20"/>
-      </w:rPr>
-    </w:lvl>
-    <w:lvl w:ilvl="4" w:tentative="1">
-      <w:start w:val="1"/>
-      <w:numFmt w:val="bullet"/>
-      <w:lvlText w:val=""/>
-      <w:lvlJc w:val="left"/>
-      <w:pPr>
-        <w:tabs>
-          <w:tab w:val="num" w:pos="3600"/>
+        <w:rFonts w:hint="default" w:ascii="Wingdings" w:hAnsi="Wingdings"/>
+        <w:sz w:val="20"/>
+      </w:rPr>
+    </w:lvl>
+    <w:lvl w:ilvl="4" w:tentative="0">
+      <w:start w:val="1"/>
+      <w:numFmt w:val="bullet"/>
+      <w:lvlText w:val=""/>
+      <w:lvlJc w:val="left"/>
+      <w:pPr>
+        <w:tabs>
+          <w:tab w:val="left" w:pos="3600"/>
         </w:tabs>
         <w:ind w:left="3600" w:hanging="360"/>
       </w:pPr>
       <w:rPr>
-        <w:rFonts w:ascii="Wingdings" w:hAnsi="Wingdings" w:hint="default"/>
-        <w:sz w:val="20"/>
-      </w:rPr>
-    </w:lvl>
-    <w:lvl w:ilvl="5" w:tentative="1">
-      <w:start w:val="1"/>
-      <w:numFmt w:val="bullet"/>
-      <w:lvlText w:val=""/>
-      <w:lvlJc w:val="left"/>
-      <w:pPr>
-        <w:tabs>
-          <w:tab w:val="num" w:pos="4320"/>
+        <w:rFonts w:hint="default" w:ascii="Wingdings" w:hAnsi="Wingdings"/>
+        <w:sz w:val="20"/>
+      </w:rPr>
+    </w:lvl>
+    <w:lvl w:ilvl="5" w:tentative="0">
+      <w:start w:val="1"/>
+      <w:numFmt w:val="bullet"/>
+      <w:lvlText w:val=""/>
+      <w:lvlJc w:val="left"/>
+      <w:pPr>
+        <w:tabs>
+          <w:tab w:val="left" w:pos="4320"/>
         </w:tabs>
         <w:ind w:left="4320" w:hanging="360"/>
       </w:pPr>
       <w:rPr>
-        <w:rFonts w:ascii="Wingdings" w:hAnsi="Wingdings" w:hint="default"/>
-        <w:sz w:val="20"/>
-      </w:rPr>
-    </w:lvl>
-    <w:lvl w:ilvl="6" w:tentative="1">
-      <w:start w:val="1"/>
-      <w:numFmt w:val="bullet"/>
-      <w:lvlText w:val=""/>
-      <w:lvlJc w:val="left"/>
-      <w:pPr>
-        <w:tabs>
-          <w:tab w:val="num" w:pos="5040"/>
+        <w:rFonts w:hint="default" w:ascii="Wingdings" w:hAnsi="Wingdings"/>
+        <w:sz w:val="20"/>
+      </w:rPr>
+    </w:lvl>
+    <w:lvl w:ilvl="6" w:tentative="0">
+      <w:start w:val="1"/>
+      <w:numFmt w:val="bullet"/>
+      <w:lvlText w:val=""/>
+      <w:lvlJc w:val="left"/>
+      <w:pPr>
+        <w:tabs>
+          <w:tab w:val="left" w:pos="5040"/>
         </w:tabs>
         <w:ind w:left="5040" w:hanging="360"/>
       </w:pPr>
       <w:rPr>
-        <w:rFonts w:ascii="Wingdings" w:hAnsi="Wingdings" w:hint="default"/>
-        <w:sz w:val="20"/>
-      </w:rPr>
-    </w:lvl>
-    <w:lvl w:ilvl="7" w:tentative="1">
-      <w:start w:val="1"/>
-      <w:numFmt w:val="bullet"/>
-      <w:lvlText w:val=""/>
-      <w:lvlJc w:val="left"/>
-      <w:pPr>
-        <w:tabs>
-          <w:tab w:val="num" w:pos="5760"/>
+        <w:rFonts w:hint="default" w:ascii="Wingdings" w:hAnsi="Wingdings"/>
+        <w:sz w:val="20"/>
+      </w:rPr>
+    </w:lvl>
+    <w:lvl w:ilvl="7" w:tentative="0">
+      <w:start w:val="1"/>
+      <w:numFmt w:val="bullet"/>
+      <w:lvlText w:val=""/>
+      <w:lvlJc w:val="left"/>
+      <w:pPr>
+        <w:tabs>
+          <w:tab w:val="left" w:pos="5760"/>
         </w:tabs>
         <w:ind w:left="5760" w:hanging="360"/>
       </w:pPr>
       <w:rPr>
-        <w:rFonts w:ascii="Wingdings" w:hAnsi="Wingdings" w:hint="default"/>
-        <w:sz w:val="20"/>
-      </w:rPr>
-    </w:lvl>
-    <w:lvl w:ilvl="8" w:tentative="1">
-      <w:start w:val="1"/>
-      <w:numFmt w:val="bullet"/>
-      <w:lvlText w:val=""/>
-      <w:lvlJc w:val="left"/>
-      <w:pPr>
-        <w:tabs>
-          <w:tab w:val="num" w:pos="6480"/>
+        <w:rFonts w:hint="default" w:ascii="Wingdings" w:hAnsi="Wingdings"/>
+        <w:sz w:val="20"/>
+      </w:rPr>
+    </w:lvl>
+    <w:lvl w:ilvl="8" w:tentative="0">
+      <w:start w:val="1"/>
+      <w:numFmt w:val="bullet"/>
+      <w:lvlText w:val=""/>
+      <w:lvlJc w:val="left"/>
+      <w:pPr>
+        <w:tabs>
+          <w:tab w:val="left" w:pos="6480"/>
         </w:tabs>
         <w:ind w:left="6480" w:hanging="360"/>
       </w:pPr>
       <w:rPr>
-        <w:rFonts w:ascii="Wingdings" w:hAnsi="Wingdings" w:hint="default"/>
+        <w:rFonts w:hint="default" w:ascii="Wingdings" w:hAnsi="Wingdings"/>
         <w:sz w:val="20"/>
       </w:rPr>
     </w:lvl>
   </w:abstractNum>
-  <w:abstractNum w:abstractNumId="12" w15:restartNumberingAfterBreak="0">
-    <w:nsid w:val="4E5141E7"/>
-    <w:multiLevelType w:val="multilevel"/>
-    <w:tmpl w:val="0512E0A0"/>
-    <w:lvl w:ilvl="0">
-      <w:start w:val="1"/>
-      <w:numFmt w:val="bullet"/>
-      <w:lvlText w:val=""/>
-      <w:lvlJc w:val="left"/>
-      <w:pPr>
-        <w:tabs>
-          <w:tab w:val="num" w:pos="720"/>
-        </w:tabs>
-        <w:ind w:left="720" w:hanging="360"/>
-      </w:pPr>
-      <w:rPr>
-        <w:rFonts w:ascii="Symbol" w:hAnsi="Symbol" w:hint="default"/>
-        <w:sz w:val="20"/>
-      </w:rPr>
-    </w:lvl>
-    <w:lvl w:ilvl="1" w:tentative="1">
-      <w:start w:val="1"/>
-      <w:numFmt w:val="bullet"/>
-      <w:lvlText w:val="o"/>
-      <w:lvlJc w:val="left"/>
-      <w:pPr>
-        <w:tabs>
-          <w:tab w:val="num" w:pos="1440"/>
-        </w:tabs>
-        <w:ind w:left="1440" w:hanging="360"/>
-      </w:pPr>
-      <w:rPr>
-        <w:rFonts w:ascii="Courier New" w:hAnsi="Courier New" w:hint="default"/>
-        <w:sz w:val="20"/>
-      </w:rPr>
-    </w:lvl>
-    <w:lvl w:ilvl="2" w:tentative="1">
-      <w:start w:val="1"/>
-      <w:numFmt w:val="bullet"/>
-      <w:lvlText w:val=""/>
-      <w:lvlJc w:val="left"/>
-      <w:pPr>
-        <w:tabs>
-          <w:tab w:val="num" w:pos="2160"/>
-        </w:tabs>
-        <w:ind w:left="2160" w:hanging="360"/>
-      </w:pPr>
-      <w:rPr>
-        <w:rFonts w:ascii="Wingdings" w:hAnsi="Wingdings" w:hint="default"/>
-        <w:sz w:val="20"/>
-      </w:rPr>
-    </w:lvl>
-    <w:lvl w:ilvl="3" w:tentative="1">
-      <w:start w:val="1"/>
-      <w:numFmt w:val="bullet"/>
-      <w:lvlText w:val=""/>
-      <w:lvlJc w:val="left"/>
-      <w:pPr>
-        <w:tabs>
-          <w:tab w:val="num" w:pos="2880"/>
-        </w:tabs>
-        <w:ind w:left="2880" w:hanging="360"/>
-      </w:pPr>
-      <w:rPr>
-        <w:rFonts w:ascii="Wingdings" w:hAnsi="Wingdings" w:hint="default"/>
-        <w:sz w:val="20"/>
-      </w:rPr>
-    </w:lvl>
-    <w:lvl w:ilvl="4" w:tentative="1">
-      <w:start w:val="1"/>
-      <w:numFmt w:val="bullet"/>
-      <w:lvlText w:val=""/>
-      <w:lvlJc w:val="left"/>
-      <w:pPr>
-        <w:tabs>
-          <w:tab w:val="num" w:pos="3600"/>
-        </w:tabs>
-        <w:ind w:left="3600" w:hanging="360"/>
-      </w:pPr>
-      <w:rPr>
-        <w:rFonts w:ascii="Wingdings" w:hAnsi="Wingdings" w:hint="default"/>
-        <w:sz w:val="20"/>
-      </w:rPr>
-    </w:lvl>
-    <w:lvl w:ilvl="5" w:tentative="1">
-      <w:start w:val="1"/>
-      <w:numFmt w:val="bullet"/>
-      <w:lvlText w:val=""/>
-      <w:lvlJc w:val="left"/>
-      <w:pPr>
-        <w:tabs>
-          <w:tab w:val="num" w:pos="4320"/>
-        </w:tabs>
-        <w:ind w:left="4320" w:hanging="360"/>
-      </w:pPr>
-      <w:rPr>
-        <w:rFonts w:ascii="Wingdings" w:hAnsi="Wingdings" w:hint="default"/>
-        <w:sz w:val="20"/>
-      </w:rPr>
-    </w:lvl>
-    <w:lvl w:ilvl="6" w:tentative="1">
-      <w:start w:val="1"/>
-      <w:numFmt w:val="bullet"/>
-      <w:lvlText w:val=""/>
-      <w:lvlJc w:val="left"/>
-      <w:pPr>
-        <w:tabs>
-          <w:tab w:val="num" w:pos="5040"/>
-        </w:tabs>
-        <w:ind w:left="5040" w:hanging="360"/>
-      </w:pPr>
-      <w:rPr>
-        <w:rFonts w:ascii="Wingdings" w:hAnsi="Wingdings" w:hint="default"/>
-        <w:sz w:val="20"/>
-      </w:rPr>
-    </w:lvl>
-    <w:lvl w:ilvl="7" w:tentative="1">
-      <w:start w:val="1"/>
-      <w:numFmt w:val="bullet"/>
-      <w:lvlText w:val=""/>
-      <w:lvlJc w:val="left"/>
-      <w:pPr>
-        <w:tabs>
-          <w:tab w:val="num" w:pos="5760"/>
-        </w:tabs>
-        <w:ind w:left="5760" w:hanging="360"/>
-      </w:pPr>
-      <w:rPr>
-        <w:rFonts w:ascii="Wingdings" w:hAnsi="Wingdings" w:hint="default"/>
-        <w:sz w:val="20"/>
-      </w:rPr>
-    </w:lvl>
-    <w:lvl w:ilvl="8" w:tentative="1">
-      <w:start w:val="1"/>
-      <w:numFmt w:val="bullet"/>
-      <w:lvlText w:val=""/>
-      <w:lvlJc w:val="left"/>
-      <w:pPr>
-        <w:tabs>
-          <w:tab w:val="num" w:pos="6480"/>
-        </w:tabs>
-        <w:ind w:left="6480" w:hanging="360"/>
-      </w:pPr>
-      <w:rPr>
-        <w:rFonts w:ascii="Wingdings" w:hAnsi="Wingdings" w:hint="default"/>
-        <w:sz w:val="20"/>
-      </w:rPr>
-    </w:lvl>
-  </w:abstractNum>
-  <w:abstractNum w:abstractNumId="13" w15:restartNumberingAfterBreak="0">
+  <w:abstractNum w:abstractNumId="11">
     <w:nsid w:val="5003471E"/>
     <w:multiLevelType w:val="multilevel"/>
-    <w:tmpl w:val="22BCE67A"/>
-    <w:lvl w:ilvl="0">
+    <w:tmpl w:val="5003471E"/>
+    <w:lvl w:ilvl="0" w:tentative="0">
       <w:start w:val="1"/>
       <w:numFmt w:val="bullet"/>
       <w:lvlText w:val=""/>
       <w:lvlJc w:val="left"/>
       <w:pPr>
         <w:tabs>
-          <w:tab w:val="num" w:pos="720"/>
+          <w:tab w:val="left" w:pos="720"/>
         </w:tabs>
         <w:ind w:left="720" w:hanging="360"/>
       </w:pPr>
       <w:rPr>
-        <w:rFonts w:ascii="Symbol" w:hAnsi="Symbol" w:hint="default"/>
-        <w:sz w:val="20"/>
-      </w:rPr>
-    </w:lvl>
-    <w:lvl w:ilvl="1" w:tentative="1">
+        <w:rFonts w:hint="default" w:ascii="Symbol" w:hAnsi="Symbol"/>
+        <w:sz w:val="20"/>
+      </w:rPr>
+    </w:lvl>
+    <w:lvl w:ilvl="1" w:tentative="0">
       <w:start w:val="1"/>
       <w:numFmt w:val="bullet"/>
       <w:lvlText w:val="o"/>
       <w:lvlJc w:val="left"/>
       <w:pPr>
         <w:tabs>
-          <w:tab w:val="num" w:pos="1440"/>
+          <w:tab w:val="left" w:pos="1440"/>
         </w:tabs>
         <w:ind w:left="1440" w:hanging="360"/>
       </w:pPr>
       <w:rPr>
-        <w:rFonts w:ascii="Courier New" w:hAnsi="Courier New" w:hint="default"/>
-        <w:sz w:val="20"/>
-      </w:rPr>
-    </w:lvl>
-    <w:lvl w:ilvl="2" w:tentative="1">
-      <w:start w:val="1"/>
-      <w:numFmt w:val="bullet"/>
-      <w:lvlText w:val=""/>
-      <w:lvlJc w:val="left"/>
-      <w:pPr>
-        <w:tabs>
-          <w:tab w:val="num" w:pos="2160"/>
+        <w:rFonts w:hint="default" w:ascii="Courier New" w:hAnsi="Courier New"/>
+        <w:sz w:val="20"/>
+      </w:rPr>
+    </w:lvl>
+    <w:lvl w:ilvl="2" w:tentative="0">
+      <w:start w:val="1"/>
+      <w:numFmt w:val="bullet"/>
+      <w:lvlText w:val=""/>
+      <w:lvlJc w:val="left"/>
+      <w:pPr>
+        <w:tabs>
+          <w:tab w:val="left" w:pos="2160"/>
         </w:tabs>
         <w:ind w:left="2160" w:hanging="360"/>
       </w:pPr>
       <w:rPr>
-        <w:rFonts w:ascii="Wingdings" w:hAnsi="Wingdings" w:hint="default"/>
-        <w:sz w:val="20"/>
-      </w:rPr>
-    </w:lvl>
-    <w:lvl w:ilvl="3" w:tentative="1">
-      <w:start w:val="1"/>
-      <w:numFmt w:val="bullet"/>
-      <w:lvlText w:val=""/>
-      <w:lvlJc w:val="left"/>
-      <w:pPr>
-        <w:tabs>
-          <w:tab w:val="num" w:pos="2880"/>
+        <w:rFonts w:hint="default" w:ascii="Wingdings" w:hAnsi="Wingdings"/>
+        <w:sz w:val="20"/>
+      </w:rPr>
+    </w:lvl>
+    <w:lvl w:ilvl="3" w:tentative="0">
+      <w:start w:val="1"/>
+      <w:numFmt w:val="bullet"/>
+      <w:lvlText w:val=""/>
+      <w:lvlJc w:val="left"/>
+      <w:pPr>
+        <w:tabs>
+          <w:tab w:val="left" w:pos="2880"/>
         </w:tabs>
         <w:ind w:left="2880" w:hanging="360"/>
       </w:pPr>
       <w:rPr>
-        <w:rFonts w:ascii="Wingdings" w:hAnsi="Wingdings" w:hint="default"/>
-        <w:sz w:val="20"/>
-      </w:rPr>
-    </w:lvl>
-    <w:lvl w:ilvl="4" w:tentative="1">
-      <w:start w:val="1"/>
-      <w:numFmt w:val="bullet"/>
-      <w:lvlText w:val=""/>
-      <w:lvlJc w:val="left"/>
-      <w:pPr>
-        <w:tabs>
-          <w:tab w:val="num" w:pos="3600"/>
+        <w:rFonts w:hint="default" w:ascii="Wingdings" w:hAnsi="Wingdings"/>
+        <w:sz w:val="20"/>
+      </w:rPr>
+    </w:lvl>
+    <w:lvl w:ilvl="4" w:tentative="0">
+      <w:start w:val="1"/>
+      <w:numFmt w:val="bullet"/>
+      <w:lvlText w:val=""/>
+      <w:lvlJc w:val="left"/>
+      <w:pPr>
+        <w:tabs>
+          <w:tab w:val="left" w:pos="3600"/>
         </w:tabs>
         <w:ind w:left="3600" w:hanging="360"/>
       </w:pPr>
       <w:rPr>
-        <w:rFonts w:ascii="Wingdings" w:hAnsi="Wingdings" w:hint="default"/>
-        <w:sz w:val="20"/>
-      </w:rPr>
-    </w:lvl>
-    <w:lvl w:ilvl="5" w:tentative="1">
-      <w:start w:val="1"/>
-      <w:numFmt w:val="bullet"/>
-      <w:lvlText w:val=""/>
-      <w:lvlJc w:val="left"/>
-      <w:pPr>
-        <w:tabs>
-          <w:tab w:val="num" w:pos="4320"/>
+        <w:rFonts w:hint="default" w:ascii="Wingdings" w:hAnsi="Wingdings"/>
+        <w:sz w:val="20"/>
+      </w:rPr>
+    </w:lvl>
+    <w:lvl w:ilvl="5" w:tentative="0">
+      <w:start w:val="1"/>
+      <w:numFmt w:val="bullet"/>
+      <w:lvlText w:val=""/>
+      <w:lvlJc w:val="left"/>
+      <w:pPr>
+        <w:tabs>
+          <w:tab w:val="left" w:pos="4320"/>
         </w:tabs>
         <w:ind w:left="4320" w:hanging="360"/>
       </w:pPr>
       <w:rPr>
-        <w:rFonts w:ascii="Wingdings" w:hAnsi="Wingdings" w:hint="default"/>
-        <w:sz w:val="20"/>
-      </w:rPr>
-    </w:lvl>
-    <w:lvl w:ilvl="6" w:tentative="1">
-      <w:start w:val="1"/>
-      <w:numFmt w:val="bullet"/>
-      <w:lvlText w:val=""/>
-      <w:lvlJc w:val="left"/>
-      <w:pPr>
-        <w:tabs>
-          <w:tab w:val="num" w:pos="5040"/>
+        <w:rFonts w:hint="default" w:ascii="Wingdings" w:hAnsi="Wingdings"/>
+        <w:sz w:val="20"/>
+      </w:rPr>
+    </w:lvl>
+    <w:lvl w:ilvl="6" w:tentative="0">
+      <w:start w:val="1"/>
+      <w:numFmt w:val="bullet"/>
+      <w:lvlText w:val=""/>
+      <w:lvlJc w:val="left"/>
+      <w:pPr>
+        <w:tabs>
+          <w:tab w:val="left" w:pos="5040"/>
         </w:tabs>
         <w:ind w:left="5040" w:hanging="360"/>
       </w:pPr>
       <w:rPr>
-        <w:rFonts w:ascii="Wingdings" w:hAnsi="Wingdings" w:hint="default"/>
-        <w:sz w:val="20"/>
-      </w:rPr>
-    </w:lvl>
-    <w:lvl w:ilvl="7" w:tentative="1">
-      <w:start w:val="1"/>
-      <w:numFmt w:val="bullet"/>
-      <w:lvlText w:val=""/>
-      <w:lvlJc w:val="left"/>
-      <w:pPr>
-        <w:tabs>
-          <w:tab w:val="num" w:pos="5760"/>
+        <w:rFonts w:hint="default" w:ascii="Wingdings" w:hAnsi="Wingdings"/>
+        <w:sz w:val="20"/>
+      </w:rPr>
+    </w:lvl>
+    <w:lvl w:ilvl="7" w:tentative="0">
+      <w:start w:val="1"/>
+      <w:numFmt w:val="bullet"/>
+      <w:lvlText w:val=""/>
+      <w:lvlJc w:val="left"/>
+      <w:pPr>
+        <w:tabs>
+          <w:tab w:val="left" w:pos="5760"/>
         </w:tabs>
         <w:ind w:left="5760" w:hanging="360"/>
       </w:pPr>
       <w:rPr>
-        <w:rFonts w:ascii="Wingdings" w:hAnsi="Wingdings" w:hint="default"/>
-        <w:sz w:val="20"/>
-      </w:rPr>
-    </w:lvl>
-    <w:lvl w:ilvl="8" w:tentative="1">
-      <w:start w:val="1"/>
-      <w:numFmt w:val="bullet"/>
-      <w:lvlText w:val=""/>
-      <w:lvlJc w:val="left"/>
-      <w:pPr>
-        <w:tabs>
-          <w:tab w:val="num" w:pos="6480"/>
+        <w:rFonts w:hint="default" w:ascii="Wingdings" w:hAnsi="Wingdings"/>
+        <w:sz w:val="20"/>
+      </w:rPr>
+    </w:lvl>
+    <w:lvl w:ilvl="8" w:tentative="0">
+      <w:start w:val="1"/>
+      <w:numFmt w:val="bullet"/>
+      <w:lvlText w:val=""/>
+      <w:lvlJc w:val="left"/>
+      <w:pPr>
+        <w:tabs>
+          <w:tab w:val="left" w:pos="6480"/>
         </w:tabs>
         <w:ind w:left="6480" w:hanging="360"/>
       </w:pPr>
       <w:rPr>
-        <w:rFonts w:ascii="Wingdings" w:hAnsi="Wingdings" w:hint="default"/>
+        <w:rFonts w:hint="default" w:ascii="Wingdings" w:hAnsi="Wingdings"/>
         <w:sz w:val="20"/>
       </w:rPr>
     </w:lvl>
   </w:abstractNum>
-  <w:abstractNum w:abstractNumId="14" w15:restartNumberingAfterBreak="0">
+  <w:abstractNum w:abstractNumId="12">
     <w:nsid w:val="5A2B6A25"/>
     <w:multiLevelType w:val="multilevel"/>
-    <w:tmpl w:val="D8D898EE"/>
-    <w:lvl w:ilvl="0">
+    <w:tmpl w:val="5A2B6A25"/>
+    <w:lvl w:ilvl="0" w:tentative="0">
       <w:start w:val="1"/>
       <w:numFmt w:val="bullet"/>
       <w:lvlText w:val=""/>
       <w:lvlJc w:val="left"/>
       <w:pPr>
         <w:tabs>
-          <w:tab w:val="num" w:pos="720"/>
+          <w:tab w:val="left" w:pos="720"/>
         </w:tabs>
         <w:ind w:left="720" w:hanging="360"/>
       </w:pPr>
       <w:rPr>
-        <w:rFonts w:ascii="Symbol" w:hAnsi="Symbol" w:hint="default"/>
-        <w:sz w:val="20"/>
-      </w:rPr>
-    </w:lvl>
-    <w:lvl w:ilvl="1" w:tentative="1">
+        <w:rFonts w:hint="default" w:ascii="Symbol" w:hAnsi="Symbol"/>
+        <w:sz w:val="20"/>
+      </w:rPr>
+    </w:lvl>
+    <w:lvl w:ilvl="1" w:tentative="0">
       <w:start w:val="1"/>
       <w:numFmt w:val="bullet"/>
       <w:lvlText w:val="o"/>
       <w:lvlJc w:val="left"/>
       <w:pPr>
         <w:tabs>
-          <w:tab w:val="num" w:pos="1440"/>
+          <w:tab w:val="left" w:pos="1440"/>
         </w:tabs>
         <w:ind w:left="1440" w:hanging="360"/>
       </w:pPr>
       <w:rPr>
-        <w:rFonts w:ascii="Courier New" w:hAnsi="Courier New" w:hint="default"/>
-        <w:sz w:val="20"/>
-      </w:rPr>
-    </w:lvl>
-    <w:lvl w:ilvl="2" w:tentative="1">
-      <w:start w:val="1"/>
-      <w:numFmt w:val="bullet"/>
-      <w:lvlText w:val=""/>
-      <w:lvlJc w:val="left"/>
-      <w:pPr>
-        <w:tabs>
-          <w:tab w:val="num" w:pos="2160"/>
+        <w:rFonts w:hint="default" w:ascii="Courier New" w:hAnsi="Courier New"/>
+        <w:sz w:val="20"/>
+      </w:rPr>
+    </w:lvl>
+    <w:lvl w:ilvl="2" w:tentative="0">
+      <w:start w:val="1"/>
+      <w:numFmt w:val="bullet"/>
+      <w:lvlText w:val=""/>
+      <w:lvlJc w:val="left"/>
+      <w:pPr>
+        <w:tabs>
+          <w:tab w:val="left" w:pos="2160"/>
         </w:tabs>
         <w:ind w:left="2160" w:hanging="360"/>
       </w:pPr>
       <w:rPr>
-        <w:rFonts w:ascii="Wingdings" w:hAnsi="Wingdings" w:hint="default"/>
-        <w:sz w:val="20"/>
-      </w:rPr>
-    </w:lvl>
-    <w:lvl w:ilvl="3" w:tentative="1">
-      <w:start w:val="1"/>
-      <w:numFmt w:val="bullet"/>
-      <w:lvlText w:val=""/>
-      <w:lvlJc w:val="left"/>
-      <w:pPr>
-        <w:tabs>
-          <w:tab w:val="num" w:pos="2880"/>
+        <w:rFonts w:hint="default" w:ascii="Wingdings" w:hAnsi="Wingdings"/>
+        <w:sz w:val="20"/>
+      </w:rPr>
+    </w:lvl>
+    <w:lvl w:ilvl="3" w:tentative="0">
+      <w:start w:val="1"/>
+      <w:numFmt w:val="bullet"/>
+      <w:lvlText w:val=""/>
+      <w:lvlJc w:val="left"/>
+      <w:pPr>
+        <w:tabs>
+          <w:tab w:val="left" w:pos="2880"/>
         </w:tabs>
         <w:ind w:left="2880" w:hanging="360"/>
       </w:pPr>
       <w:rPr>
-        <w:rFonts w:ascii="Wingdings" w:hAnsi="Wingdings" w:hint="default"/>
-        <w:sz w:val="20"/>
-      </w:rPr>
-    </w:lvl>
-    <w:lvl w:ilvl="4" w:tentative="1">
-      <w:start w:val="1"/>
-      <w:numFmt w:val="bullet"/>
-      <w:lvlText w:val=""/>
-      <w:lvlJc w:val="left"/>
-      <w:pPr>
-        <w:tabs>
-          <w:tab w:val="num" w:pos="3600"/>
+        <w:rFonts w:hint="default" w:ascii="Wingdings" w:hAnsi="Wingdings"/>
+        <w:sz w:val="20"/>
+      </w:rPr>
+    </w:lvl>
+    <w:lvl w:ilvl="4" w:tentative="0">
+      <w:start w:val="1"/>
+      <w:numFmt w:val="bullet"/>
+      <w:lvlText w:val=""/>
+      <w:lvlJc w:val="left"/>
+      <w:pPr>
+        <w:tabs>
+          <w:tab w:val="left" w:pos="3600"/>
         </w:tabs>
         <w:ind w:left="3600" w:hanging="360"/>
       </w:pPr>
       <w:rPr>
-        <w:rFonts w:ascii="Wingdings" w:hAnsi="Wingdings" w:hint="default"/>
-        <w:sz w:val="20"/>
-      </w:rPr>
-    </w:lvl>
-    <w:lvl w:ilvl="5" w:tentative="1">
-      <w:start w:val="1"/>
-      <w:numFmt w:val="bullet"/>
-      <w:lvlText w:val=""/>
-      <w:lvlJc w:val="left"/>
-      <w:pPr>
-        <w:tabs>
-          <w:tab w:val="num" w:pos="4320"/>
+        <w:rFonts w:hint="default" w:ascii="Wingdings" w:hAnsi="Wingdings"/>
+        <w:sz w:val="20"/>
+      </w:rPr>
+    </w:lvl>
+    <w:lvl w:ilvl="5" w:tentative="0">
+      <w:start w:val="1"/>
+      <w:numFmt w:val="bullet"/>
+      <w:lvlText w:val=""/>
+      <w:lvlJc w:val="left"/>
+      <w:pPr>
+        <w:tabs>
+          <w:tab w:val="left" w:pos="4320"/>
         </w:tabs>
         <w:ind w:left="4320" w:hanging="360"/>
       </w:pPr>
       <w:rPr>
-        <w:rFonts w:ascii="Wingdings" w:hAnsi="Wingdings" w:hint="default"/>
-        <w:sz w:val="20"/>
-      </w:rPr>
-    </w:lvl>
-    <w:lvl w:ilvl="6" w:tentative="1">
-      <w:start w:val="1"/>
-      <w:numFmt w:val="bullet"/>
-      <w:lvlText w:val=""/>
-      <w:lvlJc w:val="left"/>
-      <w:pPr>
-        <w:tabs>
-          <w:tab w:val="num" w:pos="5040"/>
+        <w:rFonts w:hint="default" w:ascii="Wingdings" w:hAnsi="Wingdings"/>
+        <w:sz w:val="20"/>
+      </w:rPr>
+    </w:lvl>
+    <w:lvl w:ilvl="6" w:tentative="0">
+      <w:start w:val="1"/>
+      <w:numFmt w:val="bullet"/>
+      <w:lvlText w:val=""/>
+      <w:lvlJc w:val="left"/>
+      <w:pPr>
+        <w:tabs>
+          <w:tab w:val="left" w:pos="5040"/>
         </w:tabs>
         <w:ind w:left="5040" w:hanging="360"/>
       </w:pPr>
       <w:rPr>
-        <w:rFonts w:ascii="Wingdings" w:hAnsi="Wingdings" w:hint="default"/>
-        <w:sz w:val="20"/>
-      </w:rPr>
-    </w:lvl>
-    <w:lvl w:ilvl="7" w:tentative="1">
-      <w:start w:val="1"/>
-      <w:numFmt w:val="bullet"/>
-      <w:lvlText w:val=""/>
-      <w:lvlJc w:val="left"/>
-      <w:pPr>
-        <w:tabs>
-          <w:tab w:val="num" w:pos="5760"/>
+        <w:rFonts w:hint="default" w:ascii="Wingdings" w:hAnsi="Wingdings"/>
+        <w:sz w:val="20"/>
+      </w:rPr>
+    </w:lvl>
+    <w:lvl w:ilvl="7" w:tentative="0">
+      <w:start w:val="1"/>
+      <w:numFmt w:val="bullet"/>
+      <w:lvlText w:val=""/>
+      <w:lvlJc w:val="left"/>
+      <w:pPr>
+        <w:tabs>
+          <w:tab w:val="left" w:pos="5760"/>
         </w:tabs>
         <w:ind w:left="5760" w:hanging="360"/>
       </w:pPr>
       <w:rPr>
-        <w:rFonts w:ascii="Wingdings" w:hAnsi="Wingdings" w:hint="default"/>
-        <w:sz w:val="20"/>
-      </w:rPr>
-    </w:lvl>
-    <w:lvl w:ilvl="8" w:tentative="1">
-      <w:start w:val="1"/>
-      <w:numFmt w:val="bullet"/>
-      <w:lvlText w:val=""/>
-      <w:lvlJc w:val="left"/>
-      <w:pPr>
-        <w:tabs>
-          <w:tab w:val="num" w:pos="6480"/>
+        <w:rFonts w:hint="default" w:ascii="Wingdings" w:hAnsi="Wingdings"/>
+        <w:sz w:val="20"/>
+      </w:rPr>
+    </w:lvl>
+    <w:lvl w:ilvl="8" w:tentative="0">
+      <w:start w:val="1"/>
+      <w:numFmt w:val="bullet"/>
+      <w:lvlText w:val=""/>
+      <w:lvlJc w:val="left"/>
+      <w:pPr>
+        <w:tabs>
+          <w:tab w:val="left" w:pos="6480"/>
         </w:tabs>
         <w:ind w:left="6480" w:hanging="360"/>
       </w:pPr>
       <w:rPr>
-        <w:rFonts w:ascii="Wingdings" w:hAnsi="Wingdings" w:hint="default"/>
+        <w:rFonts w:hint="default" w:ascii="Wingdings" w:hAnsi="Wingdings"/>
         <w:sz w:val="20"/>
       </w:rPr>
     </w:lvl>
   </w:abstractNum>
-  <w:abstractNum w:abstractNumId="15" w15:restartNumberingAfterBreak="0">
+  <w:abstractNum w:abstractNumId="13">
     <w:nsid w:val="5B12029C"/>
     <w:multiLevelType w:val="multilevel"/>
-    <w:tmpl w:val="A84E4ED0"/>
-    <w:lvl w:ilvl="0">
+    <w:tmpl w:val="5B12029C"/>
+    <w:lvl w:ilvl="0" w:tentative="0">
       <w:start w:val="1"/>
       <w:numFmt w:val="bullet"/>
       <w:lvlText w:val=""/>
       <w:lvlJc w:val="left"/>
       <w:pPr>
         <w:tabs>
-          <w:tab w:val="num" w:pos="720"/>
+          <w:tab w:val="left" w:pos="720"/>
         </w:tabs>
         <w:ind w:left="720" w:hanging="360"/>
       </w:pPr>
       <w:rPr>
-        <w:rFonts w:ascii="Symbol" w:hAnsi="Symbol" w:hint="default"/>
-        <w:sz w:val="20"/>
-      </w:rPr>
-    </w:lvl>
-    <w:lvl w:ilvl="1" w:tentative="1">
+        <w:rFonts w:hint="default" w:ascii="Symbol" w:hAnsi="Symbol"/>
+        <w:sz w:val="20"/>
+      </w:rPr>
+    </w:lvl>
+    <w:lvl w:ilvl="1" w:tentative="0">
       <w:start w:val="1"/>
       <w:numFmt w:val="bullet"/>
       <w:lvlText w:val="o"/>
       <w:lvlJc w:val="left"/>
       <w:pPr>
         <w:tabs>
-          <w:tab w:val="num" w:pos="1440"/>
+          <w:tab w:val="left" w:pos="1440"/>
         </w:tabs>
         <w:ind w:left="1440" w:hanging="360"/>
       </w:pPr>
       <w:rPr>
-        <w:rFonts w:ascii="Courier New" w:hAnsi="Courier New" w:hint="default"/>
-        <w:sz w:val="20"/>
-      </w:rPr>
-    </w:lvl>
-    <w:lvl w:ilvl="2" w:tentative="1">
-      <w:start w:val="1"/>
-      <w:numFmt w:val="bullet"/>
-      <w:lvlText w:val=""/>
-      <w:lvlJc w:val="left"/>
-      <w:pPr>
-        <w:tabs>
-          <w:tab w:val="num" w:pos="2160"/>
+        <w:rFonts w:hint="default" w:ascii="Courier New" w:hAnsi="Courier New"/>
+        <w:sz w:val="20"/>
+      </w:rPr>
+    </w:lvl>
+    <w:lvl w:ilvl="2" w:tentative="0">
+      <w:start w:val="1"/>
+      <w:numFmt w:val="bullet"/>
+      <w:lvlText w:val=""/>
+      <w:lvlJc w:val="left"/>
+      <w:pPr>
+        <w:tabs>
+          <w:tab w:val="left" w:pos="2160"/>
         </w:tabs>
         <w:ind w:left="2160" w:hanging="360"/>
       </w:pPr>
       <w:rPr>
-        <w:rFonts w:ascii="Wingdings" w:hAnsi="Wingdings" w:hint="default"/>
-        <w:sz w:val="20"/>
-      </w:rPr>
-    </w:lvl>
-    <w:lvl w:ilvl="3" w:tentative="1">
-      <w:start w:val="1"/>
-      <w:numFmt w:val="bullet"/>
-      <w:lvlText w:val=""/>
-      <w:lvlJc w:val="left"/>
-      <w:pPr>
-        <w:tabs>
-          <w:tab w:val="num" w:pos="2880"/>
+        <w:rFonts w:hint="default" w:ascii="Wingdings" w:hAnsi="Wingdings"/>
+        <w:sz w:val="20"/>
+      </w:rPr>
+    </w:lvl>
+    <w:lvl w:ilvl="3" w:tentative="0">
+      <w:start w:val="1"/>
+      <w:numFmt w:val="bullet"/>
+      <w:lvlText w:val=""/>
+      <w:lvlJc w:val="left"/>
+      <w:pPr>
+        <w:tabs>
+          <w:tab w:val="left" w:pos="2880"/>
         </w:tabs>
         <w:ind w:left="2880" w:hanging="360"/>
       </w:pPr>
       <w:rPr>
-        <w:rFonts w:ascii="Wingdings" w:hAnsi="Wingdings" w:hint="default"/>
-        <w:sz w:val="20"/>
-      </w:rPr>
-    </w:lvl>
-    <w:lvl w:ilvl="4" w:tentative="1">
-      <w:start w:val="1"/>
-      <w:numFmt w:val="bullet"/>
-      <w:lvlText w:val=""/>
-      <w:lvlJc w:val="left"/>
-      <w:pPr>
-        <w:tabs>
-          <w:tab w:val="num" w:pos="3600"/>
+        <w:rFonts w:hint="default" w:ascii="Wingdings" w:hAnsi="Wingdings"/>
+        <w:sz w:val="20"/>
+      </w:rPr>
+    </w:lvl>
+    <w:lvl w:ilvl="4" w:tentative="0">
+      <w:start w:val="1"/>
+      <w:numFmt w:val="bullet"/>
+      <w:lvlText w:val=""/>
+      <w:lvlJc w:val="left"/>
+      <w:pPr>
+        <w:tabs>
+          <w:tab w:val="left" w:pos="3600"/>
         </w:tabs>
         <w:ind w:left="3600" w:hanging="360"/>
       </w:pPr>
       <w:rPr>
-        <w:rFonts w:ascii="Wingdings" w:hAnsi="Wingdings" w:hint="default"/>
-        <w:sz w:val="20"/>
-      </w:rPr>
-    </w:lvl>
-    <w:lvl w:ilvl="5" w:tentative="1">
-      <w:start w:val="1"/>
-      <w:numFmt w:val="bullet"/>
-      <w:lvlText w:val=""/>
-      <w:lvlJc w:val="left"/>
-      <w:pPr>
-        <w:tabs>
-          <w:tab w:val="num" w:pos="4320"/>
+        <w:rFonts w:hint="default" w:ascii="Wingdings" w:hAnsi="Wingdings"/>
+        <w:sz w:val="20"/>
+      </w:rPr>
+    </w:lvl>
+    <w:lvl w:ilvl="5" w:tentative="0">
+      <w:start w:val="1"/>
+      <w:numFmt w:val="bullet"/>
+      <w:lvlText w:val=""/>
+      <w:lvlJc w:val="left"/>
+      <w:pPr>
+        <w:tabs>
+          <w:tab w:val="left" w:pos="4320"/>
         </w:tabs>
         <w:ind w:left="4320" w:hanging="360"/>
       </w:pPr>
       <w:rPr>
-        <w:rFonts w:ascii="Wingdings" w:hAnsi="Wingdings" w:hint="default"/>
-        <w:sz w:val="20"/>
-      </w:rPr>
-    </w:lvl>
-    <w:lvl w:ilvl="6" w:tentative="1">
-      <w:start w:val="1"/>
-      <w:numFmt w:val="bullet"/>
-      <w:lvlText w:val=""/>
-      <w:lvlJc w:val="left"/>
-      <w:pPr>
-        <w:tabs>
-          <w:tab w:val="num" w:pos="5040"/>
+        <w:rFonts w:hint="default" w:ascii="Wingdings" w:hAnsi="Wingdings"/>
+        <w:sz w:val="20"/>
+      </w:rPr>
+    </w:lvl>
+    <w:lvl w:ilvl="6" w:tentative="0">
+      <w:start w:val="1"/>
+      <w:numFmt w:val="bullet"/>
+      <w:lvlText w:val=""/>
+      <w:lvlJc w:val="left"/>
+      <w:pPr>
+        <w:tabs>
+          <w:tab w:val="left" w:pos="5040"/>
         </w:tabs>
         <w:ind w:left="5040" w:hanging="360"/>
       </w:pPr>
       <w:rPr>
-        <w:rFonts w:ascii="Wingdings" w:hAnsi="Wingdings" w:hint="default"/>
-        <w:sz w:val="20"/>
-      </w:rPr>
-    </w:lvl>
-    <w:lvl w:ilvl="7" w:tentative="1">
-      <w:start w:val="1"/>
-      <w:numFmt w:val="bullet"/>
-      <w:lvlText w:val=""/>
-      <w:lvlJc w:val="left"/>
-      <w:pPr>
-        <w:tabs>
-          <w:tab w:val="num" w:pos="5760"/>
+        <w:rFonts w:hint="default" w:ascii="Wingdings" w:hAnsi="Wingdings"/>
+        <w:sz w:val="20"/>
+      </w:rPr>
+    </w:lvl>
+    <w:lvl w:ilvl="7" w:tentative="0">
+      <w:start w:val="1"/>
+      <w:numFmt w:val="bullet"/>
+      <w:lvlText w:val=""/>
+      <w:lvlJc w:val="left"/>
+      <w:pPr>
+        <w:tabs>
+          <w:tab w:val="left" w:pos="5760"/>
         </w:tabs>
         <w:ind w:left="5760" w:hanging="360"/>
       </w:pPr>
       <w:rPr>
-        <w:rFonts w:ascii="Wingdings" w:hAnsi="Wingdings" w:hint="default"/>
-        <w:sz w:val="20"/>
-      </w:rPr>
-    </w:lvl>
-    <w:lvl w:ilvl="8" w:tentative="1">
-      <w:start w:val="1"/>
-      <w:numFmt w:val="bullet"/>
-      <w:lvlText w:val=""/>
-      <w:lvlJc w:val="left"/>
-      <w:pPr>
-        <w:tabs>
-          <w:tab w:val="num" w:pos="6480"/>
+        <w:rFonts w:hint="default" w:ascii="Wingdings" w:hAnsi="Wingdings"/>
+        <w:sz w:val="20"/>
+      </w:rPr>
+    </w:lvl>
+    <w:lvl w:ilvl="8" w:tentative="0">
+      <w:start w:val="1"/>
+      <w:numFmt w:val="bullet"/>
+      <w:lvlText w:val=""/>
+      <w:lvlJc w:val="left"/>
+      <w:pPr>
+        <w:tabs>
+          <w:tab w:val="left" w:pos="6480"/>
         </w:tabs>
         <w:ind w:left="6480" w:hanging="360"/>
       </w:pPr>
       <w:rPr>
-        <w:rFonts w:ascii="Wingdings" w:hAnsi="Wingdings" w:hint="default"/>
+        <w:rFonts w:hint="default" w:ascii="Wingdings" w:hAnsi="Wingdings"/>
         <w:sz w:val="20"/>
       </w:rPr>
     </w:lvl>
   </w:abstractNum>
-  <w:abstractNum w:abstractNumId="16" w15:restartNumberingAfterBreak="0">
+  <w:abstractNum w:abstractNumId="14">
     <w:nsid w:val="73A306DC"/>
     <w:multiLevelType w:val="multilevel"/>
-    <w:tmpl w:val="8DBE16BE"/>
-    <w:lvl w:ilvl="0">
+    <w:tmpl w:val="73A306DC"/>
+    <w:lvl w:ilvl="0" w:tentative="0">
       <w:start w:val="1"/>
       <w:numFmt w:val="bullet"/>
       <w:lvlText w:val=""/>
       <w:lvlJc w:val="left"/>
       <w:pPr>
         <w:tabs>
-          <w:tab w:val="num" w:pos="720"/>
+          <w:tab w:val="left" w:pos="720"/>
         </w:tabs>
         <w:ind w:left="720" w:hanging="360"/>
       </w:pPr>
       <w:rPr>
-        <w:rFonts w:ascii="Symbol" w:hAnsi="Symbol" w:hint="default"/>
-        <w:sz w:val="20"/>
-      </w:rPr>
-    </w:lvl>
-    <w:lvl w:ilvl="1" w:tentative="1">
+        <w:rFonts w:hint="default" w:ascii="Symbol" w:hAnsi="Symbol"/>
+        <w:sz w:val="20"/>
+      </w:rPr>
+    </w:lvl>
+    <w:lvl w:ilvl="1" w:tentative="0">
       <w:start w:val="1"/>
       <w:numFmt w:val="bullet"/>
       <w:lvlText w:val="o"/>
       <w:lvlJc w:val="left"/>
       <w:pPr>
         <w:tabs>
-          <w:tab w:val="num" w:pos="1440"/>
+          <w:tab w:val="left" w:pos="1440"/>
         </w:tabs>
         <w:ind w:left="1440" w:hanging="360"/>
       </w:pPr>
       <w:rPr>
-        <w:rFonts w:ascii="Courier New" w:hAnsi="Courier New" w:hint="default"/>
-        <w:sz w:val="20"/>
-      </w:rPr>
-    </w:lvl>
-    <w:lvl w:ilvl="2" w:tentative="1">
-      <w:start w:val="1"/>
-      <w:numFmt w:val="bullet"/>
-      <w:lvlText w:val=""/>
-      <w:lvlJc w:val="left"/>
-      <w:pPr>
-        <w:tabs>
-          <w:tab w:val="num" w:pos="2160"/>
+        <w:rFonts w:hint="default" w:ascii="Courier New" w:hAnsi="Courier New"/>
+        <w:sz w:val="20"/>
+      </w:rPr>
+    </w:lvl>
+    <w:lvl w:ilvl="2" w:tentative="0">
+      <w:start w:val="1"/>
+      <w:numFmt w:val="bullet"/>
+      <w:lvlText w:val=""/>
+      <w:lvlJc w:val="left"/>
+      <w:pPr>
+        <w:tabs>
+          <w:tab w:val="left" w:pos="2160"/>
         </w:tabs>
         <w:ind w:left="2160" w:hanging="360"/>
       </w:pPr>
       <w:rPr>
-        <w:rFonts w:ascii="Wingdings" w:hAnsi="Wingdings" w:hint="default"/>
-        <w:sz w:val="20"/>
-      </w:rPr>
-    </w:lvl>
-    <w:lvl w:ilvl="3" w:tentative="1">
-      <w:start w:val="1"/>
-      <w:numFmt w:val="bullet"/>
-      <w:lvlText w:val=""/>
-      <w:lvlJc w:val="left"/>
-      <w:pPr>
-        <w:tabs>
-          <w:tab w:val="num" w:pos="2880"/>
+        <w:rFonts w:hint="default" w:ascii="Wingdings" w:hAnsi="Wingdings"/>
+        <w:sz w:val="20"/>
+      </w:rPr>
+    </w:lvl>
+    <w:lvl w:ilvl="3" w:tentative="0">
+      <w:start w:val="1"/>
+      <w:numFmt w:val="bullet"/>
+      <w:lvlText w:val=""/>
+      <w:lvlJc w:val="left"/>
+      <w:pPr>
+        <w:tabs>
+          <w:tab w:val="left" w:pos="2880"/>
         </w:tabs>
         <w:ind w:left="2880" w:hanging="360"/>
       </w:pPr>
       <w:rPr>
-        <w:rFonts w:ascii="Wingdings" w:hAnsi="Wingdings" w:hint="default"/>
-        <w:sz w:val="20"/>
-      </w:rPr>
-    </w:lvl>
-    <w:lvl w:ilvl="4" w:tentative="1">
-      <w:start w:val="1"/>
-      <w:numFmt w:val="bullet"/>
-      <w:lvlText w:val=""/>
-      <w:lvlJc w:val="left"/>
-      <w:pPr>
-        <w:tabs>
-          <w:tab w:val="num" w:pos="3600"/>
+        <w:rFonts w:hint="default" w:ascii="Wingdings" w:hAnsi="Wingdings"/>
+        <w:sz w:val="20"/>
+      </w:rPr>
+    </w:lvl>
+    <w:lvl w:ilvl="4" w:tentative="0">
+      <w:start w:val="1"/>
+      <w:numFmt w:val="bullet"/>
+      <w:lvlText w:val=""/>
+      <w:lvlJc w:val="left"/>
+      <w:pPr>
+        <w:tabs>
+          <w:tab w:val="left" w:pos="3600"/>
         </w:tabs>
         <w:ind w:left="3600" w:hanging="360"/>
       </w:pPr>
       <w:rPr>
-        <w:rFonts w:ascii="Wingdings" w:hAnsi="Wingdings" w:hint="default"/>
-        <w:sz w:val="20"/>
-      </w:rPr>
-    </w:lvl>
-    <w:lvl w:ilvl="5" w:tentative="1">
-      <w:start w:val="1"/>
-      <w:numFmt w:val="bullet"/>
-      <w:lvlText w:val=""/>
-      <w:lvlJc w:val="left"/>
-      <w:pPr>
-        <w:tabs>
-          <w:tab w:val="num" w:pos="4320"/>
+        <w:rFonts w:hint="default" w:ascii="Wingdings" w:hAnsi="Wingdings"/>
+        <w:sz w:val="20"/>
+      </w:rPr>
+    </w:lvl>
+    <w:lvl w:ilvl="5" w:tentative="0">
+      <w:start w:val="1"/>
+      <w:numFmt w:val="bullet"/>
+      <w:lvlText w:val=""/>
+      <w:lvlJc w:val="left"/>
+      <w:pPr>
+        <w:tabs>
+          <w:tab w:val="left" w:pos="4320"/>
         </w:tabs>
         <w:ind w:left="4320" w:hanging="360"/>
       </w:pPr>
       <w:rPr>
-        <w:rFonts w:ascii="Wingdings" w:hAnsi="Wingdings" w:hint="default"/>
-        <w:sz w:val="20"/>
-      </w:rPr>
-    </w:lvl>
-    <w:lvl w:ilvl="6" w:tentative="1">
-      <w:start w:val="1"/>
-      <w:numFmt w:val="bullet"/>
-      <w:lvlText w:val=""/>
-      <w:lvlJc w:val="left"/>
-      <w:pPr>
-        <w:tabs>
-          <w:tab w:val="num" w:pos="5040"/>
+        <w:rFonts w:hint="default" w:ascii="Wingdings" w:hAnsi="Wingdings"/>
+        <w:sz w:val="20"/>
+      </w:rPr>
+    </w:lvl>
+    <w:lvl w:ilvl="6" w:tentative="0">
+      <w:start w:val="1"/>
+      <w:numFmt w:val="bullet"/>
+      <w:lvlText w:val=""/>
+      <w:lvlJc w:val="left"/>
+      <w:pPr>
+        <w:tabs>
+          <w:tab w:val="left" w:pos="5040"/>
         </w:tabs>
         <w:ind w:left="5040" w:hanging="360"/>
       </w:pPr>
       <w:rPr>
-        <w:rFonts w:ascii="Wingdings" w:hAnsi="Wingdings" w:hint="default"/>
-        <w:sz w:val="20"/>
-      </w:rPr>
-    </w:lvl>
-    <w:lvl w:ilvl="7" w:tentative="1">
-      <w:start w:val="1"/>
-      <w:numFmt w:val="bullet"/>
-      <w:lvlText w:val=""/>
-      <w:lvlJc w:val="left"/>
-      <w:pPr>
-        <w:tabs>
-          <w:tab w:val="num" w:pos="5760"/>
+        <w:rFonts w:hint="default" w:ascii="Wingdings" w:hAnsi="Wingdings"/>
+        <w:sz w:val="20"/>
+      </w:rPr>
+    </w:lvl>
+    <w:lvl w:ilvl="7" w:tentative="0">
+      <w:start w:val="1"/>
+      <w:numFmt w:val="bullet"/>
+      <w:lvlText w:val=""/>
+      <w:lvlJc w:val="left"/>
+      <w:pPr>
+        <w:tabs>
+          <w:tab w:val="left" w:pos="5760"/>
         </w:tabs>
         <w:ind w:left="5760" w:hanging="360"/>
       </w:pPr>
       <w:rPr>
-        <w:rFonts w:ascii="Wingdings" w:hAnsi="Wingdings" w:hint="default"/>
-        <w:sz w:val="20"/>
-      </w:rPr>
-    </w:lvl>
-    <w:lvl w:ilvl="8" w:tentative="1">
-      <w:start w:val="1"/>
-      <w:numFmt w:val="bullet"/>
-      <w:lvlText w:val=""/>
-      <w:lvlJc w:val="left"/>
-      <w:pPr>
-        <w:tabs>
-          <w:tab w:val="num" w:pos="6480"/>
+        <w:rFonts w:hint="default" w:ascii="Wingdings" w:hAnsi="Wingdings"/>
+        <w:sz w:val="20"/>
+      </w:rPr>
+    </w:lvl>
+    <w:lvl w:ilvl="8" w:tentative="0">
+      <w:start w:val="1"/>
+      <w:numFmt w:val="bullet"/>
+      <w:lvlText w:val=""/>
+      <w:lvlJc w:val="left"/>
+      <w:pPr>
+        <w:tabs>
+          <w:tab w:val="left" w:pos="6480"/>
         </w:tabs>
         <w:ind w:left="6480" w:hanging="360"/>
       </w:pPr>
       <w:rPr>
-        <w:rFonts w:ascii="Wingdings" w:hAnsi="Wingdings" w:hint="default"/>
+        <w:rFonts w:hint="default" w:ascii="Wingdings" w:hAnsi="Wingdings"/>
         <w:sz w:val="20"/>
       </w:rPr>
     </w:lvl>
   </w:abstractNum>
-  <w:abstractNum w:abstractNumId="17" w15:restartNumberingAfterBreak="0">
+  <w:abstractNum w:abstractNumId="15">
     <w:nsid w:val="7644587B"/>
     <w:multiLevelType w:val="multilevel"/>
-    <w:tmpl w:val="6ACC6B68"/>
-    <w:lvl w:ilvl="0">
+    <w:tmpl w:val="7644587B"/>
+    <w:lvl w:ilvl="0" w:tentative="0">
       <w:start w:val="1"/>
       <w:numFmt w:val="bullet"/>
       <w:lvlText w:val=""/>
       <w:lvlJc w:val="left"/>
       <w:pPr>
         <w:tabs>
-          <w:tab w:val="num" w:pos="720"/>
+          <w:tab w:val="left" w:pos="720"/>
         </w:tabs>
         <w:ind w:left="720" w:hanging="360"/>
       </w:pPr>
       <w:rPr>
-        <w:rFonts w:ascii="Symbol" w:hAnsi="Symbol" w:hint="default"/>
-        <w:sz w:val="20"/>
-      </w:rPr>
-    </w:lvl>
-    <w:lvl w:ilvl="1" w:tentative="1">
+        <w:rFonts w:hint="default" w:ascii="Symbol" w:hAnsi="Symbol"/>
+        <w:sz w:val="20"/>
+      </w:rPr>
+    </w:lvl>
+    <w:lvl w:ilvl="1" w:tentative="0">
       <w:start w:val="1"/>
       <w:numFmt w:val="bullet"/>
       <w:lvlText w:val="o"/>
       <w:lvlJc w:val="left"/>
       <w:pPr>
         <w:tabs>
-          <w:tab w:val="num" w:pos="1440"/>
+          <w:tab w:val="left" w:pos="1440"/>
         </w:tabs>
         <w:ind w:left="1440" w:hanging="360"/>
       </w:pPr>
       <w:rPr>
-        <w:rFonts w:ascii="Courier New" w:hAnsi="Courier New" w:hint="default"/>
-        <w:sz w:val="20"/>
-      </w:rPr>
-    </w:lvl>
-    <w:lvl w:ilvl="2" w:tentative="1">
-      <w:start w:val="1"/>
-      <w:numFmt w:val="bullet"/>
-      <w:lvlText w:val=""/>
-      <w:lvlJc w:val="left"/>
-      <w:pPr>
-        <w:tabs>
-          <w:tab w:val="num" w:pos="2160"/>
+        <w:rFonts w:hint="default" w:ascii="Courier New" w:hAnsi="Courier New"/>
+        <w:sz w:val="20"/>
+      </w:rPr>
+    </w:lvl>
+    <w:lvl w:ilvl="2" w:tentative="0">
+      <w:start w:val="1"/>
+      <w:numFmt w:val="bullet"/>
+      <w:lvlText w:val=""/>
+      <w:lvlJc w:val="left"/>
+      <w:pPr>
+        <w:tabs>
+          <w:tab w:val="left" w:pos="2160"/>
         </w:tabs>
         <w:ind w:left="2160" w:hanging="360"/>
       </w:pPr>
       <w:rPr>
-        <w:rFonts w:ascii="Wingdings" w:hAnsi="Wingdings" w:hint="default"/>
-        <w:sz w:val="20"/>
-      </w:rPr>
-    </w:lvl>
-    <w:lvl w:ilvl="3" w:tentative="1">
-      <w:start w:val="1"/>
-      <w:numFmt w:val="bullet"/>
-      <w:lvlText w:val=""/>
-      <w:lvlJc w:val="left"/>
-      <w:pPr>
-        <w:tabs>
-          <w:tab w:val="num" w:pos="2880"/>
+        <w:rFonts w:hint="default" w:ascii="Wingdings" w:hAnsi="Wingdings"/>
+        <w:sz w:val="20"/>
+      </w:rPr>
+    </w:lvl>
+    <w:lvl w:ilvl="3" w:tentative="0">
+      <w:start w:val="1"/>
+      <w:numFmt w:val="bullet"/>
+      <w:lvlText w:val=""/>
+      <w:lvlJc w:val="left"/>
+      <w:pPr>
+        <w:tabs>
+          <w:tab w:val="left" w:pos="2880"/>
         </w:tabs>
         <w:ind w:left="2880" w:hanging="360"/>
       </w:pPr>
       <w:rPr>
-        <w:rFonts w:ascii="Wingdings" w:hAnsi="Wingdings" w:hint="default"/>
-        <w:sz w:val="20"/>
-      </w:rPr>
-    </w:lvl>
-    <w:lvl w:ilvl="4" w:tentative="1">
-      <w:start w:val="1"/>
-      <w:numFmt w:val="bullet"/>
-      <w:lvlText w:val=""/>
-      <w:lvlJc w:val="left"/>
-      <w:pPr>
-        <w:tabs>
-          <w:tab w:val="num" w:pos="3600"/>
+        <w:rFonts w:hint="default" w:ascii="Wingdings" w:hAnsi="Wingdings"/>
+        <w:sz w:val="20"/>
+      </w:rPr>
+    </w:lvl>
+    <w:lvl w:ilvl="4" w:tentative="0">
+      <w:start w:val="1"/>
+      <w:numFmt w:val="bullet"/>
+      <w:lvlText w:val=""/>
+      <w:lvlJc w:val="left"/>
+      <w:pPr>
+        <w:tabs>
+          <w:tab w:val="left" w:pos="3600"/>
         </w:tabs>
         <w:ind w:left="3600" w:hanging="360"/>
       </w:pPr>
       <w:rPr>
-        <w:rFonts w:ascii="Wingdings" w:hAnsi="Wingdings" w:hint="default"/>
-        <w:sz w:val="20"/>
-      </w:rPr>
-    </w:lvl>
-    <w:lvl w:ilvl="5" w:tentative="1">
-      <w:start w:val="1"/>
-      <w:numFmt w:val="bullet"/>
-      <w:lvlText w:val=""/>
-      <w:lvlJc w:val="left"/>
-      <w:pPr>
-        <w:tabs>
-          <w:tab w:val="num" w:pos="4320"/>
+        <w:rFonts w:hint="default" w:ascii="Wingdings" w:hAnsi="Wingdings"/>
+        <w:sz w:val="20"/>
+      </w:rPr>
+    </w:lvl>
+    <w:lvl w:ilvl="5" w:tentative="0">
+      <w:start w:val="1"/>
+      <w:numFmt w:val="bullet"/>
+      <w:lvlText w:val=""/>
+      <w:lvlJc w:val="left"/>
+      <w:pPr>
+        <w:tabs>
+          <w:tab w:val="left" w:pos="4320"/>
         </w:tabs>
         <w:ind w:left="4320" w:hanging="360"/>
       </w:pPr>
       <w:rPr>
-        <w:rFonts w:ascii="Wingdings" w:hAnsi="Wingdings" w:hint="default"/>
-        <w:sz w:val="20"/>
-      </w:rPr>
-    </w:lvl>
-    <w:lvl w:ilvl="6" w:tentative="1">
-      <w:start w:val="1"/>
-      <w:numFmt w:val="bullet"/>
-      <w:lvlText w:val=""/>
-      <w:lvlJc w:val="left"/>
-      <w:pPr>
-        <w:tabs>
-          <w:tab w:val="num" w:pos="5040"/>
+        <w:rFonts w:hint="default" w:ascii="Wingdings" w:hAnsi="Wingdings"/>
+        <w:sz w:val="20"/>
+      </w:rPr>
+    </w:lvl>
+    <w:lvl w:ilvl="6" w:tentative="0">
+      <w:start w:val="1"/>
+      <w:numFmt w:val="bullet"/>
+      <w:lvlText w:val=""/>
+      <w:lvlJc w:val="left"/>
+      <w:pPr>
+        <w:tabs>
+          <w:tab w:val="left" w:pos="5040"/>
         </w:tabs>
         <w:ind w:left="5040" w:hanging="360"/>
       </w:pPr>
       <w:rPr>
-        <w:rFonts w:ascii="Wingdings" w:hAnsi="Wingdings" w:hint="default"/>
-        <w:sz w:val="20"/>
-      </w:rPr>
-    </w:lvl>
-    <w:lvl w:ilvl="7" w:tentative="1">
-      <w:start w:val="1"/>
-      <w:numFmt w:val="bullet"/>
-      <w:lvlText w:val=""/>
-      <w:lvlJc w:val="left"/>
-      <w:pPr>
-        <w:tabs>
-          <w:tab w:val="num" w:pos="5760"/>
+        <w:rFonts w:hint="default" w:ascii="Wingdings" w:hAnsi="Wingdings"/>
+        <w:sz w:val="20"/>
+      </w:rPr>
+    </w:lvl>
+    <w:lvl w:ilvl="7" w:tentative="0">
+      <w:start w:val="1"/>
+      <w:numFmt w:val="bullet"/>
+      <w:lvlText w:val=""/>
+      <w:lvlJc w:val="left"/>
+      <w:pPr>
+        <w:tabs>
+          <w:tab w:val="left" w:pos="5760"/>
         </w:tabs>
         <w:ind w:left="5760" w:hanging="360"/>
       </w:pPr>
       <w:rPr>
-        <w:rFonts w:ascii="Wingdings" w:hAnsi="Wingdings" w:hint="default"/>
-        <w:sz w:val="20"/>
-      </w:rPr>
-    </w:lvl>
-    <w:lvl w:ilvl="8" w:tentative="1">
-      <w:start w:val="1"/>
-      <w:numFmt w:val="bullet"/>
-      <w:lvlText w:val=""/>
-      <w:lvlJc w:val="left"/>
-      <w:pPr>
-        <w:tabs>
-          <w:tab w:val="num" w:pos="6480"/>
+        <w:rFonts w:hint="default" w:ascii="Wingdings" w:hAnsi="Wingdings"/>
+        <w:sz w:val="20"/>
+      </w:rPr>
+    </w:lvl>
+    <w:lvl w:ilvl="8" w:tentative="0">
+      <w:start w:val="1"/>
+      <w:numFmt w:val="bullet"/>
+      <w:lvlText w:val=""/>
+      <w:lvlJc w:val="left"/>
+      <w:pPr>
+        <w:tabs>
+          <w:tab w:val="left" w:pos="6480"/>
         </w:tabs>
         <w:ind w:left="6480" w:hanging="360"/>
       </w:pPr>
       <w:rPr>
-        <w:rFonts w:ascii="Wingdings" w:hAnsi="Wingdings" w:hint="default"/>
+        <w:rFonts w:hint="default" w:ascii="Wingdings" w:hAnsi="Wingdings"/>
         <w:sz w:val="20"/>
       </w:rPr>
     </w:lvl>
   </w:abstractNum>
-  <w:abstractNum w:abstractNumId="18" w15:restartNumberingAfterBreak="0">
+  <w:abstractNum w:abstractNumId="16">
     <w:nsid w:val="79B14AE8"/>
     <w:multiLevelType w:val="multilevel"/>
-    <w:tmpl w:val="CDC45BA2"/>
-    <w:lvl w:ilvl="0">
+    <w:tmpl w:val="79B14AE8"/>
+    <w:lvl w:ilvl="0" w:tentative="0">
       <w:start w:val="1"/>
       <w:numFmt w:val="bullet"/>
       <w:lvlText w:val=""/>
       <w:lvlJc w:val="left"/>
       <w:pPr>
         <w:tabs>
-          <w:tab w:val="num" w:pos="720"/>
+          <w:tab w:val="left" w:pos="720"/>
         </w:tabs>
         <w:ind w:left="720" w:hanging="360"/>
       </w:pPr>
       <w:rPr>
-        <w:rFonts w:ascii="Symbol" w:hAnsi="Symbol" w:hint="default"/>
-        <w:sz w:val="20"/>
-      </w:rPr>
-    </w:lvl>
-    <w:lvl w:ilvl="1" w:tentative="1">
+        <w:rFonts w:hint="default" w:ascii="Symbol" w:hAnsi="Symbol"/>
+        <w:sz w:val="20"/>
+      </w:rPr>
+    </w:lvl>
+    <w:lvl w:ilvl="1" w:tentative="0">
       <w:start w:val="1"/>
       <w:numFmt w:val="bullet"/>
       <w:lvlText w:val="o"/>
       <w:lvlJc w:val="left"/>
       <w:pPr>
         <w:tabs>
-          <w:tab w:val="num" w:pos="1440"/>
+          <w:tab w:val="left" w:pos="1440"/>
         </w:tabs>
         <w:ind w:left="1440" w:hanging="360"/>
       </w:pPr>
       <w:rPr>
-        <w:rFonts w:ascii="Courier New" w:hAnsi="Courier New" w:hint="default"/>
-        <w:sz w:val="20"/>
-      </w:rPr>
-    </w:lvl>
-    <w:lvl w:ilvl="2" w:tentative="1">
-      <w:start w:val="1"/>
-      <w:numFmt w:val="bullet"/>
-      <w:lvlText w:val=""/>
-      <w:lvlJc w:val="left"/>
-      <w:pPr>
-        <w:tabs>
-          <w:tab w:val="num" w:pos="2160"/>
+        <w:rFonts w:hint="default" w:ascii="Courier New" w:hAnsi="Courier New"/>
+        <w:sz w:val="20"/>
+      </w:rPr>
+    </w:lvl>
+    <w:lvl w:ilvl="2" w:tentative="0">
+      <w:start w:val="1"/>
+      <w:numFmt w:val="bullet"/>
+      <w:lvlText w:val=""/>
+      <w:lvlJc w:val="left"/>
+      <w:pPr>
+        <w:tabs>
+          <w:tab w:val="left" w:pos="2160"/>
         </w:tabs>
         <w:ind w:left="2160" w:hanging="360"/>
       </w:pPr>
       <w:rPr>
-        <w:rFonts w:ascii="Wingdings" w:hAnsi="Wingdings" w:hint="default"/>
-        <w:sz w:val="20"/>
-      </w:rPr>
-    </w:lvl>
-    <w:lvl w:ilvl="3" w:tentative="1">
-      <w:start w:val="1"/>
-      <w:numFmt w:val="bullet"/>
-      <w:lvlText w:val=""/>
-      <w:lvlJc w:val="left"/>
-      <w:pPr>
-        <w:tabs>
-          <w:tab w:val="num" w:pos="2880"/>
+        <w:rFonts w:hint="default" w:ascii="Wingdings" w:hAnsi="Wingdings"/>
+        <w:sz w:val="20"/>
+      </w:rPr>
+    </w:lvl>
+    <w:lvl w:ilvl="3" w:tentative="0">
+      <w:start w:val="1"/>
+      <w:numFmt w:val="bullet"/>
+      <w:lvlText w:val=""/>
+      <w:lvlJc w:val="left"/>
+      <w:pPr>
+        <w:tabs>
+          <w:tab w:val="left" w:pos="2880"/>
         </w:tabs>
         <w:ind w:left="2880" w:hanging="360"/>
       </w:pPr>
       <w:rPr>
-        <w:rFonts w:ascii="Wingdings" w:hAnsi="Wingdings" w:hint="default"/>
-        <w:sz w:val="20"/>
-      </w:rPr>
-    </w:lvl>
-    <w:lvl w:ilvl="4" w:tentative="1">
-      <w:start w:val="1"/>
-      <w:numFmt w:val="bullet"/>
-      <w:lvlText w:val=""/>
-      <w:lvlJc w:val="left"/>
-      <w:pPr>
-        <w:tabs>
-          <w:tab w:val="num" w:pos="3600"/>
+        <w:rFonts w:hint="default" w:ascii="Wingdings" w:hAnsi="Wingdings"/>
+        <w:sz w:val="20"/>
+      </w:rPr>
+    </w:lvl>
+    <w:lvl w:ilvl="4" w:tentative="0">
+      <w:start w:val="1"/>
+      <w:numFmt w:val="bullet"/>
+      <w:lvlText w:val=""/>
+      <w:lvlJc w:val="left"/>
+      <w:pPr>
+        <w:tabs>
+          <w:tab w:val="left" w:pos="3600"/>
         </w:tabs>
         <w:ind w:left="3600" w:hanging="360"/>
       </w:pPr>
       <w:rPr>
-        <w:rFonts w:ascii="Wingdings" w:hAnsi="Wingdings" w:hint="default"/>
-        <w:sz w:val="20"/>
-      </w:rPr>
-    </w:lvl>
-    <w:lvl w:ilvl="5" w:tentative="1">
-      <w:start w:val="1"/>
-      <w:numFmt w:val="bullet"/>
-      <w:lvlText w:val=""/>
-      <w:lvlJc w:val="left"/>
-      <w:pPr>
-        <w:tabs>
-          <w:tab w:val="num" w:pos="4320"/>
+        <w:rFonts w:hint="default" w:ascii="Wingdings" w:hAnsi="Wingdings"/>
+        <w:sz w:val="20"/>
+      </w:rPr>
+    </w:lvl>
+    <w:lvl w:ilvl="5" w:tentative="0">
+      <w:start w:val="1"/>
+      <w:numFmt w:val="bullet"/>
+      <w:lvlText w:val=""/>
+      <w:lvlJc w:val="left"/>
+      <w:pPr>
+        <w:tabs>
+          <w:tab w:val="left" w:pos="4320"/>
         </w:tabs>
         <w:ind w:left="4320" w:hanging="360"/>
       </w:pPr>
       <w:rPr>
-        <w:rFonts w:ascii="Wingdings" w:hAnsi="Wingdings" w:hint="default"/>
-        <w:sz w:val="20"/>
-      </w:rPr>
-    </w:lvl>
-    <w:lvl w:ilvl="6" w:tentative="1">
-      <w:start w:val="1"/>
-      <w:numFmt w:val="bullet"/>
-      <w:lvlText w:val=""/>
-      <w:lvlJc w:val="left"/>
-      <w:pPr>
-        <w:tabs>
-          <w:tab w:val="num" w:pos="5040"/>
+        <w:rFonts w:hint="default" w:ascii="Wingdings" w:hAnsi="Wingdings"/>
+        <w:sz w:val="20"/>
+      </w:rPr>
+    </w:lvl>
+    <w:lvl w:ilvl="6" w:tentative="0">
+      <w:start w:val="1"/>
+      <w:numFmt w:val="bullet"/>
+      <w:lvlText w:val=""/>
+      <w:lvlJc w:val="left"/>
+      <w:pPr>
+        <w:tabs>
+          <w:tab w:val="left" w:pos="5040"/>
         </w:tabs>
         <w:ind w:left="5040" w:hanging="360"/>
       </w:pPr>
       <w:rPr>
-        <w:rFonts w:ascii="Wingdings" w:hAnsi="Wingdings" w:hint="default"/>
-        <w:sz w:val="20"/>
-      </w:rPr>
-    </w:lvl>
-    <w:lvl w:ilvl="7" w:tentative="1">
-      <w:start w:val="1"/>
-      <w:numFmt w:val="bullet"/>
-      <w:lvlText w:val=""/>
-      <w:lvlJc w:val="left"/>
-      <w:pPr>
-        <w:tabs>
-          <w:tab w:val="num" w:pos="5760"/>
+        <w:rFonts w:hint="default" w:ascii="Wingdings" w:hAnsi="Wingdings"/>
+        <w:sz w:val="20"/>
+      </w:rPr>
+    </w:lvl>
+    <w:lvl w:ilvl="7" w:tentative="0">
+      <w:start w:val="1"/>
+      <w:numFmt w:val="bullet"/>
+      <w:lvlText w:val=""/>
+      <w:lvlJc w:val="left"/>
+      <w:pPr>
+        <w:tabs>
+          <w:tab w:val="left" w:pos="5760"/>
         </w:tabs>
         <w:ind w:left="5760" w:hanging="360"/>
       </w:pPr>
       <w:rPr>
-        <w:rFonts w:ascii="Wingdings" w:hAnsi="Wingdings" w:hint="default"/>
-        <w:sz w:val="20"/>
-      </w:rPr>
-    </w:lvl>
-    <w:lvl w:ilvl="8" w:tentative="1">
-      <w:start w:val="1"/>
-      <w:numFmt w:val="bullet"/>
-      <w:lvlText w:val=""/>
-      <w:lvlJc w:val="left"/>
-      <w:pPr>
-        <w:tabs>
-          <w:tab w:val="num" w:pos="6480"/>
+        <w:rFonts w:hint="default" w:ascii="Wingdings" w:hAnsi="Wingdings"/>
+        <w:sz w:val="20"/>
+      </w:rPr>
+    </w:lvl>
+    <w:lvl w:ilvl="8" w:tentative="0">
+      <w:start w:val="1"/>
+      <w:numFmt w:val="bullet"/>
+      <w:lvlText w:val=""/>
+      <w:lvlJc w:val="left"/>
+      <w:pPr>
+        <w:tabs>
+          <w:tab w:val="left" w:pos="6480"/>
         </w:tabs>
         <w:ind w:left="6480" w:hanging="360"/>
       </w:pPr>
       <w:rPr>
-        <w:rFonts w:ascii="Wingdings" w:hAnsi="Wingdings" w:hint="default"/>
+        <w:rFonts w:hint="default" w:ascii="Wingdings" w:hAnsi="Wingdings"/>
         <w:sz w:val="20"/>
       </w:rPr>
     </w:lvl>
   </w:abstractNum>
-  <w:num w:numId="1" w16cid:durableId="1040204078">
+  <w:num w:numId="1">
+    <w:abstractNumId w:val="9"/>
+  </w:num>
+  <w:num w:numId="2">
     <w:abstractNumId w:val="10"/>
   </w:num>
-  <w:num w:numId="2" w16cid:durableId="915433683">
+  <w:num w:numId="3">
+    <w:abstractNumId w:val="3"/>
+  </w:num>
+  <w:num w:numId="4">
     <w:abstractNumId w:val="11"/>
   </w:num>
-  <w:num w:numId="3" w16cid:durableId="2033995786">
+  <w:num w:numId="5">
+    <w:abstractNumId w:val="6"/>
+  </w:num>
+  <w:num w:numId="6">
+    <w:abstractNumId w:val="5"/>
+  </w:num>
+  <w:num w:numId="7">
+    <w:abstractNumId w:val="0"/>
+  </w:num>
+  <w:num w:numId="8">
+    <w:abstractNumId w:val="15"/>
+  </w:num>
+  <w:num w:numId="9">
+    <w:abstractNumId w:val="13"/>
+  </w:num>
+  <w:num w:numId="10">
+    <w:abstractNumId w:val="2"/>
+  </w:num>
+  <w:num w:numId="11">
+    <w:abstractNumId w:val="1"/>
+  </w:num>
+  <w:num w:numId="12">
     <w:abstractNumId w:val="4"/>
   </w:num>
-  <w:num w:numId="4" w16cid:durableId="827209866">
-    <w:abstractNumId w:val="13"/>
-  </w:num>
-  <w:num w:numId="5" w16cid:durableId="1131241562">
+  <w:num w:numId="13">
     <w:abstractNumId w:val="7"/>
   </w:num>
-  <w:num w:numId="6" w16cid:durableId="1643803282">
-    <w:abstractNumId w:val="6"/>
+  <w:num w:numId="14">
+    <w:abstractNumId w:val="16"/>
   </w:num>
-  <w:num w:numId="7" w16cid:durableId="1052970687">
-    <w:abstractNumId w:val="0"/>
+  <w:num w:numId="15">
+    <w:abstractNumId w:val="14"/>
   </w:num>
-  <w:num w:numId="8" w16cid:durableId="1981760815">
-    <w:abstractNumId w:val="17"/>
-  </w:num>
-  <w:num w:numId="9" w16cid:durableId="159855560">
-    <w:abstractNumId w:val="15"/>
-  </w:num>
-  <w:num w:numId="10" w16cid:durableId="1214465049">
-    <w:abstractNumId w:val="3"/>
-  </w:num>
-  <w:num w:numId="11" w16cid:durableId="1681279555">
-    <w:abstractNumId w:val="2"/>
-  </w:num>
-  <w:num w:numId="12" w16cid:durableId="740565769">
-    <w:abstractNumId w:val="5"/>
-  </w:num>
-  <w:num w:numId="13" w16cid:durableId="1586454452">
+  <w:num w:numId="16">
     <w:abstractNumId w:val="8"/>
   </w:num>
-  <w:num w:numId="14" w16cid:durableId="1840656886">
+  <w:num w:numId="17">
     <w:abstractNumId w:val="12"/>
-  </w:num>
-  <w:num w:numId="15" w16cid:durableId="1418748063">
-    <w:abstractNumId w:val="18"/>
-  </w:num>
-  <w:num w:numId="16" w16cid:durableId="1974287278">
-    <w:abstractNumId w:val="16"/>
-  </w:num>
-  <w:num w:numId="17" w16cid:durableId="315185673">
-    <w:abstractNumId w:val="9"/>
-  </w:num>
-  <w:num w:numId="18" w16cid:durableId="1104955093">
-    <w:abstractNumId w:val="14"/>
-  </w:num>
-  <w:num w:numId="19" w16cid:durableId="157890108">
-    <w:abstractNumId w:val="1"/>
   </w:num>
 </w:numbering>
 </file>
 
 <file path=word/styles.xml><?xml version="1.0" encoding="utf-8"?>
-<w:styles xmlns:mc="http://schemas.openxmlformats.org/markup-compatibility/2006" xmlns:r="http://schemas.openxmlformats.org/officeDocument/2006/relationships" xmlns:w="http://schemas.openxmlformats.org/wordprocessingml/2006/main" xmlns:w14="http://schemas.microsoft.com/office/word/2010/wordml" xmlns:w15="http://schemas.microsoft.com/office/word/2012/wordml" xmlns:w16cex="http://schemas.microsoft.com/office/word/2018/wordml/cex" xmlns:w16cid="http://schemas.microsoft.com/office/word/2016/wordml/cid" xmlns:w16="http://schemas.microsoft.com/office/word/2018/wordml" xmlns:w16du="http://schemas.microsoft.com/office/word/2023/wordml/word16du" xmlns:w16sdtdh="http://schemas.microsoft.com/office/word/2020/wordml/sdtdatahash" xmlns:w16sdtfl="http://schemas.microsoft.com/office/word/2024/wordml/sdtformatlock" xmlns:w16se="http://schemas.microsoft.com/office/word/2015/wordml/symex" mc:Ignorable="w14 w15 w16se w16cid w16 w16cex w16sdtdh w16sdtfl w16du">
+<w:styles xmlns:mc="http://schemas.openxmlformats.org/markup-compatibility/2006" xmlns:o="urn:schemas-microsoft-com:office:office" xmlns:r="http://schemas.openxmlformats.org/officeDocument/2006/relationships" xmlns:m="http://schemas.openxmlformats.org/officeDocument/2006/math" xmlns:v="urn:schemas-microsoft-com:vml" xmlns:w="http://schemas.openxmlformats.org/wordprocessingml/2006/main" xmlns:w14="http://schemas.microsoft.com/office/word/2010/wordml" xmlns:w10="urn:schemas-microsoft-com:office:word" xmlns:sl="http://schemas.openxmlformats.org/schemaLibrary/2006/main" xmlns:wpsCustomData="http://www.wps.cn/officeDocument/2013/wpsCustomData" mc:Ignorable="w14">
   <w:docDefaults>
     <w:rPrDefault>
       <w:rPr>
-        <w:rFonts w:asciiTheme="minorHAnsi" w:eastAsiaTheme="minorHAnsi" w:hAnsiTheme="minorHAnsi" w:cstheme="minorBidi"/>
-        <w:kern w:val="2"/>
-        <w:sz w:val="24"/>
-        <w:szCs w:val="24"/>
-        <w:lang w:val="en-NG" w:eastAsia="en-US" w:bidi="ar-SA"/>
-        <w14:ligatures w14:val="standardContextual"/>
+        <w:rFonts w:asciiTheme="minorHAnsi" w:hAnsiTheme="minorHAnsi" w:eastAsiaTheme="minorHAnsi" w:cstheme="minorBidi"/>
       </w:rPr>
     </w:rPrDefault>
-    <w:pPrDefault>
-      <w:pPr>
-        <w:spacing w:after="160" w:line="278" w:lineRule="auto"/>
-      </w:pPr>
-    </w:pPrDefault>
+    <w:pPrDefault/>
   </w:docDefaults>
-  <w:latentStyles w:defLockedState="0" w:defUIPriority="99" w:defSemiHidden="0" w:defUnhideWhenUsed="0" w:defQFormat="0" w:count="376">
-    <w:lsdException w:name="Normal" w:uiPriority="0" w:qFormat="1"/>
-    <w:lsdException w:name="heading 1" w:uiPriority="9" w:qFormat="1"/>
-    <w:lsdException w:name="heading 2" w:semiHidden="1" w:uiPriority="9" w:unhideWhenUsed="1" w:qFormat="1"/>
-    <w:lsdException w:name="heading 3" w:semiHidden="1" w:uiPriority="9" w:unhideWhenUsed="1" w:qFormat="1"/>
-    <w:lsdException w:name="heading 4" w:semiHidden="1" w:uiPriority="9" w:unhideWhenUsed="1" w:qFormat="1"/>
-    <w:lsdException w:name="heading 5" w:semiHidden="1" w:uiPriority="9" w:unhideWhenUsed="1" w:qFormat="1"/>
-    <w:lsdException w:name="heading 6" w:semiHidden="1" w:uiPriority="9" w:unhideWhenUsed="1" w:qFormat="1"/>
-    <w:lsdException w:name="heading 7" w:semiHidden="1" w:uiPriority="9" w:unhideWhenUsed="1" w:qFormat="1"/>
-    <w:lsdException w:name="heading 8" w:semiHidden="1" w:uiPriority="9" w:unhideWhenUsed="1" w:qFormat="1"/>
-    <w:lsdException w:name="heading 9" w:semiHidden="1" w:uiPriority="9" w:unhideWhenUsed="1" w:qFormat="1"/>
-    <w:lsdException w:name="index 1" w:semiHidden="1" w:unhideWhenUsed="1"/>
-    <w:lsdException w:name="index 2" w:semiHidden="1" w:unhideWhenUsed="1"/>
-    <w:lsdException w:name="index 3" w:semiHidden="1" w:unhideWhenUsed="1"/>
-    <w:lsdException w:name="index 4" w:semiHidden="1" w:unhideWhenUsed="1"/>
-    <w:lsdException w:name="index 5" w:semiHidden="1" w:unhideWhenUsed="1"/>
-    <w:lsdException w:name="index 6" w:semiHidden="1" w:unhideWhenUsed="1"/>
-    <w:lsdException w:name="index 7" w:semiHidden="1" w:unhideWhenUsed="1"/>
-    <w:lsdException w:name="index 8" w:semiHidden="1" w:unhideWhenUsed="1"/>
-    <w:lsdException w:name="index 9" w:semiHidden="1" w:unhideWhenUsed="1"/>
-    <w:lsdException w:name="toc 1" w:semiHidden="1" w:uiPriority="39" w:unhideWhenUsed="1"/>
-    <w:lsdException w:name="toc 2" w:semiHidden="1" w:uiPriority="39" w:unhideWhenUsed="1"/>
-    <w:lsdException w:name="toc 3" w:semiHidden="1" w:uiPriority="39" w:unhideWhenUsed="1"/>
-    <w:lsdException w:name="toc 4" w:semiHidden="1" w:uiPriority="39" w:unhideWhenUsed="1"/>
-    <w:lsdException w:name="toc 5" w:semiHidden="1" w:uiPriority="39" w:unhideWhenUsed="1"/>
-    <w:lsdException w:name="toc 6" w:semiHidden="1" w:uiPriority="39" w:unhideWhenUsed="1"/>
-    <w:lsdException w:name="toc 7" w:semiHidden="1" w:uiPriority="39" w:unhideWhenUsed="1"/>
-    <w:lsdException w:name="toc 8" w:semiHidden="1" w:uiPriority="39" w:unhideWhenUsed="1"/>
-    <w:lsdException w:name="toc 9" w:semiHidden="1" w:uiPriority="39" w:unhideWhenUsed="1"/>
-    <w:lsdException w:name="Normal Indent" w:semiHidden="1" w:unhideWhenUsed="1"/>
-    <w:lsdException w:name="footnote text" w:semiHidden="1" w:unhideWhenUsed="1"/>
-    <w:lsdException w:name="annotation text" w:semiHidden="1" w:unhideWhenUsed="1"/>
-    <w:lsdException w:name="header" w:semiHidden="1" w:unhideWhenUsed="1"/>
-    <w:lsdException w:name="footer" w:semiHidden="1" w:unhideWhenUsed="1"/>
-    <w:lsdException w:name="index heading" w:semiHidden="1" w:unhideWhenUsed="1"/>
-    <w:lsdException w:name="caption" w:semiHidden="1" w:uiPriority="35" w:unhideWhenUsed="1" w:qFormat="1"/>
-    <w:lsdException w:name="table of figures" w:semiHidden="1" w:unhideWhenUsed="1"/>
-    <w:lsdException w:name="envelope address" w:semiHidden="1" w:unhideWhenUsed="1"/>
-    <w:lsdException w:name="envelope return" w:semiHidden="1" w:unhideWhenUsed="1"/>
-    <w:lsdException w:name="footnote reference" w:semiHidden="1" w:unhideWhenUsed="1"/>
-    <w:lsdException w:name="annotation reference" w:semiHidden="1" w:unhideWhenUsed="1"/>
-    <w:lsdException w:name="line number" w:semiHidden="1" w:unhideWhenUsed="1"/>
-    <w:lsdException w:name="page number" w:semiHidden="1" w:unhideWhenUsed="1"/>
-    <w:lsdException w:name="endnote reference" w:semiHidden="1" w:unhideWhenUsed="1"/>
-    <w:lsdException w:name="endnote text" w:semiHidden="1" w:unhideWhenUsed="1"/>
-    <w:lsdException w:name="table of authorities" w:semiHidden="1" w:unhideWhenUsed="1"/>
-    <w:lsdException w:name="macro" w:semiHidden="1" w:unhideWhenUsed="1"/>
-    <w:lsdException w:name="toa heading" w:semiHidden="1" w:unhideWhenUsed="1"/>
-    <w:lsdException w:name="List" w:semiHidden="1" w:unhideWhenUsed="1"/>
-    <w:lsdException w:name="List Bullet" w:semiHidden="1" w:unhideWhenUsed="1"/>
-    <w:lsdException w:name="List Number" w:semiHidden="1" w:unhideWhenUsed="1"/>
-    <w:lsdException w:name="List 2" w:semiHidden="1" w:unhideWhenUsed="1"/>
-    <w:lsdException w:name="List 3" w:semiHidden="1" w:unhideWhenUsed="1"/>
-    <w:lsdException w:name="List 4" w:semiHidden="1" w:unhideWhenUsed="1"/>
-    <w:lsdException w:name="List 5" w:semiHidden="1" w:unhideWhenUsed="1"/>
-    <w:lsdException w:name="List Bullet 2" w:semiHidden="1" w:unhideWhenUsed="1"/>
-    <w:lsdException w:name="List Bullet 3" w:semiHidden="1" w:unhideWhenUsed="1"/>
-    <w:lsdException w:name="List Bullet 4" w:semiHidden="1" w:unhideWhenUsed="1"/>
-    <w:lsdException w:name="List Bullet 5" w:semiHidden="1" w:unhideWhenUsed="1"/>
-    <w:lsdException w:name="List Number 2" w:semiHidden="1" w:unhideWhenUsed="1"/>
-    <w:lsdException w:name="List Number 3" w:semiHidden="1" w:unhideWhenUsed="1"/>
-    <w:lsdException w:name="List Number 4" w:semiHidden="1" w:unhideWhenUsed="1"/>
-    <w:lsdException w:name="List Number 5" w:semiHidden="1" w:unhideWhenUsed="1"/>
-    <w:lsdException w:name="Title" w:uiPriority="10" w:qFormat="1"/>
-    <w:lsdException w:name="Closing" w:semiHidden="1" w:unhideWhenUsed="1"/>
-    <w:lsdException w:name="Signature" w:semiHidden="1" w:unhideWhenUsed="1"/>
-    <w:lsdException w:name="Default Paragraph Font" w:semiHidden="1" w:uiPriority="1" w:unhideWhenUsed="1"/>
-    <w:lsdException w:name="Body Text" w:semiHidden="1" w:unhideWhenUsed="1"/>
-    <w:lsdException w:name="Body Text Indent" w:semiHidden="1" w:unhideWhenUsed="1"/>
-    <w:lsdException w:name="List Continue" w:semiHidden="1" w:unhideWhenUsed="1"/>
-    <w:lsdException w:name="List Continue 2" w:semiHidden="1" w:unhideWhenUsed="1"/>
-    <w:lsdException w:name="List Continue 3" w:semiHidden="1" w:unhideWhenUsed="1"/>
-    <w:lsdException w:name="List Continue 4" w:semiHidden="1" w:unhideWhenUsed="1"/>
-    <w:lsdException w:name="List Continue 5" w:semiHidden="1" w:unhideWhenUsed="1"/>
-    <w:lsdException w:name="Message Header" w:semiHidden="1" w:unhideWhenUsed="1"/>
-    <w:lsdException w:name="Subtitle" w:uiPriority="11" w:qFormat="1"/>
-    <w:lsdException w:name="Salutation" w:semiHidden="1" w:unhideWhenUsed="1"/>
-    <w:lsdException w:name="Date" w:semiHidden="1" w:unhideWhenUsed="1"/>
-    <w:lsdException w:name="Body Text First Indent" w:semiHidden="1" w:unhideWhenUsed="1"/>
-    <w:lsdException w:name="Body Text First Indent 2" w:semiHidden="1" w:unhideWhenUsed="1"/>
-    <w:lsdException w:name="Note Heading" w:semiHidden="1" w:unhideWhenUsed="1"/>
-    <w:lsdException w:name="Body Text 2" w:semiHidden="1" w:unhideWhenUsed="1"/>
-    <w:lsdException w:name="Body Text 3" w:semiHidden="1" w:unhideWhenUsed="1"/>
-    <w:lsdException w:name="Body Text Indent 2" w:semiHidden="1" w:unhideWhenUsed="1"/>
-    <w:lsdException w:name="Body Text Indent 3" w:semiHidden="1" w:unhideWhenUsed="1"/>
-    <w:lsdException w:name="Block Text" w:semiHidden="1" w:unhideWhenUsed="1"/>
-    <w:lsdException w:name="Hyperlink" w:semiHidden="1" w:unhideWhenUsed="1"/>
-    <w:lsdException w:name="FollowedHyperlink" w:semiHidden="1" w:unhideWhenUsed="1"/>
-    <w:lsdException w:name="Strong" w:uiPriority="22" w:qFormat="1"/>
-    <w:lsdException w:name="Emphasis" w:uiPriority="20" w:qFormat="1"/>
-    <w:lsdException w:name="Document Map" w:semiHidden="1" w:unhideWhenUsed="1"/>
-    <w:lsdException w:name="Plain Text" w:semiHidden="1" w:unhideWhenUsed="1"/>
-    <w:lsdException w:name="E-mail Signature" w:semiHidden="1" w:unhideWhenUsed="1"/>
-    <w:lsdException w:name="HTML Top of Form" w:semiHidden="1" w:unhideWhenUsed="1"/>
-    <w:lsdException w:name="HTML Bottom of Form" w:semiHidden="1" w:unhideWhenUsed="1"/>
-    <w:lsdException w:name="Normal (Web)" w:semiHidden="1" w:unhideWhenUsed="1"/>
-    <w:lsdException w:name="HTML Acronym" w:semiHidden="1" w:unhideWhenUsed="1"/>
-    <w:lsdException w:name="HTML Address" w:semiHidden="1" w:unhideWhenUsed="1"/>
-    <w:lsdException w:name="HTML Cite" w:semiHidden="1" w:unhideWhenUsed="1"/>
-    <w:lsdException w:name="HTML Code" w:semiHidden="1" w:unhideWhenUsed="1"/>
-    <w:lsdException w:name="HTML Definition" w:semiHidden="1" w:unhideWhenUsed="1"/>
-    <w:lsdException w:name="HTML Keyboard" w:semiHidden="1" w:unhideWhenUsed="1"/>
-    <w:lsdException w:name="HTML Preformatted" w:semiHidden="1" w:unhideWhenUsed="1"/>
-    <w:lsdException w:name="HTML Sample" w:semiHidden="1" w:unhideWhenUsed="1"/>
-    <w:lsdException w:name="HTML Typewriter" w:semiHidden="1" w:unhideWhenUsed="1"/>
-    <w:lsdException w:name="HTML Variable" w:semiHidden="1" w:unhideWhenUsed="1"/>
-    <w:lsdException w:name="Normal Table" w:semiHidden="1" w:unhideWhenUsed="1"/>
-    <w:lsdException w:name="annotation subject" w:semiHidden="1" w:unhideWhenUsed="1"/>
-    <w:lsdException w:name="No List" w:semiHidden="1" w:unhideWhenUsed="1"/>
-    <w:lsdException w:name="Outline List 1" w:semiHidden="1" w:unhideWhenUsed="1"/>
-    <w:lsdException w:name="Outline List 2" w:semiHidden="1" w:unhideWhenUsed="1"/>
-    <w:lsdException w:name="Outline List 3" w:semiHidden="1" w:unhideWhenUsed="1"/>
-    <w:lsdException w:name="Table Simple 1" w:semiHidden="1" w:unhideWhenUsed="1"/>
-    <w:lsdException w:name="Table Simple 2" w:semiHidden="1" w:unhideWhenUsed="1"/>
-    <w:lsdException w:name="Table Simple 3" w:semiHidden="1" w:unhideWhenUsed="1"/>
-    <w:lsdException w:name="Table Classic 1" w:semiHidden="1" w:unhideWhenUsed="1"/>
-    <w:lsdException w:name="Table Classic 2" w:semiHidden="1" w:unhideWhenUsed="1"/>
-    <w:lsdException w:name="Table Classic 3" w:semiHidden="1" w:unhideWhenUsed="1"/>
-    <w:lsdException w:name="Table Classic 4" w:semiHidden="1" w:unhideWhenUsed="1"/>
-    <w:lsdException w:name="Table Colorful 1" w:semiHidden="1" w:unhideWhenUsed="1"/>
-    <w:lsdException w:name="Table Colorful 2" w:semiHidden="1" w:unhideWhenUsed="1"/>
-    <w:lsdException w:name="Table Colorful 3" w:semiHidden="1" w:unhideWhenUsed="1"/>
-    <w:lsdException w:name="Table Columns 1" w:semiHidden="1" w:unhideWhenUsed="1"/>
-    <w:lsdException w:name="Table Columns 2" w:semiHidden="1" w:unhideWhenUsed="1"/>
-    <w:lsdException w:name="Table Columns 3" w:semiHidden="1" w:unhideWhenUsed="1"/>
-    <w:lsdException w:name="Table Columns 4" w:semiHidden="1" w:unhideWhenUsed="1"/>
-    <w:lsdException w:name="Table Columns 5" w:semiHidden="1" w:unhideWhenUsed="1"/>
-    <w:lsdException w:name="Table Grid 1" w:semiHidden="1" w:unhideWhenUsed="1"/>
-    <w:lsdException w:name="Table Grid 2" w:semiHidden="1" w:unhideWhenUsed="1"/>
-    <w:lsdException w:name="Table Grid 3" w:semiHidden="1" w:unhideWhenUsed="1"/>
-    <w:lsdException w:name="Table Grid 4" w:semiHidden="1" w:unhideWhenUsed="1"/>
-    <w:lsdException w:name="Table Grid 5" w:semiHidden="1" w:unhideWhenUsed="1"/>
-    <w:lsdException w:name="Table Grid 6" w:semiHidden="1" w:unhideWhenUsed="1"/>
-    <w:lsdException w:name="Table Grid 7" w:semiHidden="1" w:unhideWhenUsed="1"/>
-    <w:lsdException w:name="Table Grid 8" w:semiHidden="1" w:unhideWhenUsed="1"/>
-    <w:lsdException w:name="Table List 1" w:semiHidden="1" w:unhideWhenUsed="1"/>
-    <w:lsdException w:name="Table List 2" w:semiHidden="1" w:unhideWhenUsed="1"/>
-    <w:lsdException w:name="Table List 3" w:semiHidden="1" w:unhideWhenUsed="1"/>
-    <w:lsdException w:name="Table List 4" w:semiHidden="1" w:unhideWhenUsed="1"/>
-    <w:lsdException w:name="Table List 5" w:semiHidden="1" w:unhideWhenUsed="1"/>
-    <w:lsdException w:name="Table List 6" w:semiHidden="1" w:unhideWhenUsed="1"/>
-    <w:lsdException w:name="Table List 7" w:semiHidden="1" w:unhideWhenUsed="1"/>
-    <w:lsdException w:name="Table List 8" w:semiHidden="1" w:unhideWhenUsed="1"/>
-    <w:lsdException w:name="Table 3D effects 1" w:semiHidden="1" w:unhideWhenUsed="1"/>
-    <w:lsdException w:name="Table 3D effects 2" w:semiHidden="1" w:unhideWhenUsed="1"/>
-    <w:lsdException w:name="Table 3D effects 3" w:semiHidden="1" w:unhideWhenUsed="1"/>
-    <w:lsdException w:name="Table Contemporary" w:semiHidden="1" w:unhideWhenUsed="1"/>
-    <w:lsdException w:name="Table Elegant" w:semiHidden="1" w:unhideWhenUsed="1"/>
-    <w:lsdException w:name="Table Professional" w:semiHidden="1" w:unhideWhenUsed="1"/>
-    <w:lsdException w:name="Table Subtle 1" w:semiHidden="1" w:unhideWhenUsed="1"/>
-    <w:lsdException w:name="Table Subtle 2" w:semiHidden="1" w:unhideWhenUsed="1"/>
-    <w:lsdException w:name="Table Web 1" w:semiHidden="1" w:unhideWhenUsed="1"/>
-    <w:lsdException w:name="Table Web 2" w:semiHidden="1" w:unhideWhenUsed="1"/>
-    <w:lsdException w:name="Table Web 3" w:semiHidden="1" w:unhideWhenUsed="1"/>
-    <w:lsdException w:name="Balloon Text" w:semiHidden="1" w:unhideWhenUsed="1"/>
-    <w:lsdException w:name="Table Grid" w:uiPriority="39"/>
-    <w:lsdException w:name="Table Theme" w:semiHidden="1" w:unhideWhenUsed="1"/>
-    <w:lsdException w:name="Placeholder Text" w:semiHidden="1"/>
-    <w:lsdException w:name="No Spacing" w:uiPriority="1" w:qFormat="1"/>
-    <w:lsdException w:name="Light Shading" w:uiPriority="60"/>
-    <w:lsdException w:name="Light List" w:uiPriority="61"/>
-    <w:lsdException w:name="Light Grid" w:uiPriority="62"/>
-    <w:lsdException w:name="Medium Shading 1" w:uiPriority="63"/>
-    <w:lsdException w:name="Medium Shading 2" w:uiPriority="64"/>
-    <w:lsdException w:name="Medium List 1" w:uiPriority="65"/>
-    <w:lsdException w:name="Medium List 2" w:uiPriority="66"/>
-    <w:lsdException w:name="Medium Grid 1" w:uiPriority="67"/>
-    <w:lsdException w:name="Medium Grid 2" w:uiPriority="68"/>
-    <w:lsdException w:name="Medium Grid 3" w:uiPriority="69"/>
-    <w:lsdException w:name="Dark List" w:uiPriority="70"/>
-    <w:lsdException w:name="Colorful Shading" w:uiPriority="71"/>
-    <w:lsdException w:name="Colorful List" w:uiPriority="72"/>
-    <w:lsdException w:name="Colorful Grid" w:uiPriority="73"/>
-    <w:lsdException w:name="Light Shading Accent 1" w:uiPriority="60"/>
-    <w:lsdException w:name="Light List Accent 1" w:uiPriority="61"/>
-    <w:lsdException w:name="Light Grid Accent 1" w:uiPriority="62"/>
-    <w:lsdException w:name="Medium Shading 1 Accent 1" w:uiPriority="63"/>
-    <w:lsdException w:name="Medium Shading 2 Accent 1" w:uiPriority="64"/>
-    <w:lsdException w:name="Medium List 1 Accent 1" w:uiPriority="65"/>
-    <w:lsdException w:name="Revision" w:semiHidden="1"/>
-    <w:lsdException w:name="List Paragraph" w:uiPriority="34" w:qFormat="1"/>
-    <w:lsdException w:name="Quote" w:uiPriority="29" w:qFormat="1"/>
-    <w:lsdException w:name="Intense Quote" w:uiPriority="30" w:qFormat="1"/>
-    <w:lsdException w:name="Medium List 2 Accent 1" w:uiPriority="66"/>
-    <w:lsdException w:name="Medium Grid 1 Accent 1" w:uiPriority="67"/>
-    <w:lsdException w:name="Medium Grid 2 Accent 1" w:uiPriority="68"/>
-    <w:lsdException w:name="Medium Grid 3 Accent 1" w:uiPriority="69"/>
-    <w:lsdException w:name="Dark List Accent 1" w:uiPriority="70"/>
-    <w:lsdException w:name="Colorful Shading Accent 1" w:uiPriority="71"/>
-    <w:lsdException w:name="Colorful List Accent 1" w:uiPriority="72"/>
-    <w:lsdException w:name="Colorful Grid Accent 1" w:uiPriority="73"/>
-    <w:lsdException w:name="Light Shading Accent 2" w:uiPriority="60"/>
-    <w:lsdException w:name="Light List Accent 2" w:uiPriority="61"/>
-    <w:lsdException w:name="Light Grid Accent 2" w:uiPriority="62"/>
-    <w:lsdException w:name="Medium Shading 1 Accent 2" w:uiPriority="63"/>
-    <w:lsdException w:name="Medium Shading 2 Accent 2" w:uiPriority="64"/>
-    <w:lsdException w:name="Medium List 1 Accent 2" w:uiPriority="65"/>
-    <w:lsdException w:name="Medium List 2 Accent 2" w:uiPriority="66"/>
-    <w:lsdException w:name="Medium Grid 1 Accent 2" w:uiPriority="67"/>
-    <w:lsdException w:name="Medium Grid 2 Accent 2" w:uiPriority="68"/>
-    <w:lsdException w:name="Medium Grid 3 Accent 2" w:uiPriority="69"/>
-    <w:lsdException w:name="Dark List Accent 2" w:uiPriority="70"/>
-    <w:lsdException w:name="Colorful Shading Accent 2" w:uiPriority="71"/>
-    <w:lsdException w:name="Colorful List Accent 2" w:uiPriority="72"/>
-    <w:lsdException w:name="Colorful Grid Accent 2" w:uiPriority="73"/>
-    <w:lsdException w:name="Light Shading Accent 3" w:uiPriority="60"/>
-    <w:lsdException w:name="Light List Accent 3" w:uiPriority="61"/>
-    <w:lsdException w:name="Light Grid Accent 3" w:uiPriority="62"/>
-    <w:lsdException w:name="Medium Shading 1 Accent 3" w:uiPriority="63"/>
-    <w:lsdException w:name="Medium Shading 2 Accent 3" w:uiPriority="64"/>
-    <w:lsdException w:name="Medium List 1 Accent 3" w:uiPriority="65"/>
-    <w:lsdException w:name="Medium List 2 Accent 3" w:uiPriority="66"/>
-    <w:lsdException w:name="Medium Grid 1 Accent 3" w:uiPriority="67"/>
-    <w:lsdException w:name="Medium Grid 2 Accent 3" w:uiPriority="68"/>
-    <w:lsdException w:name="Medium Grid 3 Accent 3" w:uiPriority="69"/>
-    <w:lsdException w:name="Dark List Accent 3" w:uiPriority="70"/>
-    <w:lsdException w:name="Colorful Shading Accent 3" w:uiPriority="71"/>
-    <w:lsdException w:name="Colorful List Accent 3" w:uiPriority="72"/>
-    <w:lsdException w:name="Colorful Grid Accent 3" w:uiPriority="73"/>
-    <w:lsdException w:name="Light Shading Accent 4" w:uiPriority="60"/>
-    <w:lsdException w:name="Light List Accent 4" w:uiPriority="61"/>
-    <w:lsdException w:name="Light Grid Accent 4" w:uiPriority="62"/>
-    <w:lsdException w:name="Medium Shading 1 Accent 4" w:uiPriority="63"/>
-    <w:lsdException w:name="Medium Shading 2 Accent 4" w:uiPriority="64"/>
-    <w:lsdException w:name="Medium List 1 Accent 4" w:uiPriority="65"/>
-    <w:lsdException w:name="Medium List 2 Accent 4" w:uiPriority="66"/>
-    <w:lsdException w:name="Medium Grid 1 Accent 4" w:uiPriority="67"/>
-    <w:lsdException w:name="Medium Grid 2 Accent 4" w:uiPriority="68"/>
-    <w:lsdException w:name="Medium Grid 3 Accent 4" w:uiPriority="69"/>
-    <w:lsdException w:name="Dark List Accent 4" w:uiPriority="70"/>
-    <w:lsdException w:name="Colorful Shading Accent 4" w:uiPriority="71"/>
-    <w:lsdException w:name="Colorful List Accent 4" w:uiPriority="72"/>
-    <w:lsdException w:name="Colorful Grid Accent 4" w:uiPriority="73"/>
-    <w:lsdException w:name="Light Shading Accent 5" w:uiPriority="60"/>
-    <w:lsdException w:name="Light List Accent 5" w:uiPriority="61"/>
-    <w:lsdException w:name="Light Grid Accent 5" w:uiPriority="62"/>
-    <w:lsdException w:name="Medium Shading 1 Accent 5" w:uiPriority="63"/>
-    <w:lsdException w:name="Medium Shading 2 Accent 5" w:uiPriority="64"/>
-    <w:lsdException w:name="Medium List 1 Accent 5" w:uiPriority="65"/>
-    <w:lsdException w:name="Medium List 2 Accent 5" w:uiPriority="66"/>
-    <w:lsdException w:name="Medium Grid 1 Accent 5" w:uiPriority="67"/>
-    <w:lsdException w:name="Medium Grid 2 Accent 5" w:uiPriority="68"/>
-    <w:lsdException w:name="Medium Grid 3 Accent 5" w:uiPriority="69"/>
-    <w:lsdException w:name="Dark List Accent 5" w:uiPriority="70"/>
-    <w:lsdException w:name="Colorful Shading Accent 5" w:uiPriority="71"/>
-    <w:lsdException w:name="Colorful List Accent 5" w:uiPriority="72"/>
-    <w:lsdException w:name="Colorful Grid Accent 5" w:uiPriority="73"/>
-    <w:lsdException w:name="Light Shading Accent 6" w:uiPriority="60"/>
-    <w:lsdException w:name="Light List Accent 6" w:uiPriority="61"/>
-    <w:lsdException w:name="Light Grid Accent 6" w:uiPriority="62"/>
-    <w:lsdException w:name="Medium Shading 1 Accent 6" w:uiPriority="63"/>
-    <w:lsdException w:name="Medium Shading 2 Accent 6" w:uiPriority="64"/>
-    <w:lsdException w:name="Medium List 1 Accent 6" w:uiPriority="65"/>
-    <w:lsdException w:name="Medium List 2 Accent 6" w:uiPriority="66"/>
-    <w:lsdException w:name="Medium Grid 1 Accent 6" w:uiPriority="67"/>
-    <w:lsdException w:name="Medium Grid 2 Accent 6" w:uiPriority="68"/>
-    <w:lsdException w:name="Medium Grid 3 Accent 6" w:uiPriority="69"/>
-    <w:lsdException w:name="Dark List Accent 6" w:uiPriority="70"/>
-    <w:lsdException w:name="Colorful Shading Accent 6" w:uiPriority="71"/>
-    <w:lsdException w:name="Colorful List Accent 6" w:uiPriority="72"/>
-    <w:lsdException w:name="Colorful Grid Accent 6" w:uiPriority="73"/>
-    <w:lsdException w:name="Subtle Emphasis" w:uiPriority="19" w:qFormat="1"/>
-    <w:lsdException w:name="Intense Emphasis" w:uiPriority="21" w:qFormat="1"/>
-    <w:lsdException w:name="Subtle Reference" w:uiPriority="31" w:qFormat="1"/>
-    <w:lsdException w:name="Intense Reference" w:uiPriority="32" w:qFormat="1"/>
-    <w:lsdException w:name="Book Title" w:uiPriority="33" w:qFormat="1"/>
-    <w:lsdException w:name="Bibliography" w:semiHidden="1" w:uiPriority="37" w:unhideWhenUsed="1"/>
-    <w:lsdException w:name="TOC Heading" w:semiHidden="1" w:uiPriority="39" w:unhideWhenUsed="1" w:qFormat="1"/>
-    <w:lsdException w:name="Plain Table 1" w:uiPriority="41"/>
-    <w:lsdException w:name="Plain Table 2" w:uiPriority="42"/>
-    <w:lsdException w:name="Plain Table 3" w:uiPriority="43"/>
-    <w:lsdException w:name="Plain Table 4" w:uiPriority="44"/>
-    <w:lsdException w:name="Plain Table 5" w:uiPriority="45"/>
-    <w:lsdException w:name="Grid Table Light" w:uiPriority="40"/>
-    <w:lsdException w:name="Grid Table 1 Light" w:uiPriority="46"/>
-    <w:lsdException w:name="Grid Table 2" w:uiPriority="47"/>
-    <w:lsdException w:name="Grid Table 3" w:uiPriority="48"/>
-    <w:lsdException w:name="Grid Table 4" w:uiPriority="49"/>
-    <w:lsdException w:name="Grid Table 5 Dark" w:uiPriority="50"/>
-    <w:lsdException w:name="Grid Table 6 Colorful" w:uiPriority="51"/>
-    <w:lsdException w:name="Grid Table 7 Colorful" w:uiPriority="52"/>
-    <w:lsdException w:name="Grid Table 1 Light Accent 1" w:uiPriority="46"/>
-    <w:lsdException w:name="Grid Table 2 Accent 1" w:uiPriority="47"/>
-    <w:lsdException w:name="Grid Table 3 Accent 1" w:uiPriority="48"/>
-    <w:lsdException w:name="Grid Table 4 Accent 1" w:uiPriority="49"/>
-    <w:lsdException w:name="Grid Table 5 Dark Accent 1" w:uiPriority="50"/>
-    <w:lsdException w:name="Grid Table 6 Colorful Accent 1" w:uiPriority="51"/>
-    <w:lsdException w:name="Grid Table 7 Colorful Accent 1" w:uiPriority="52"/>
-    <w:lsdException w:name="Grid Table 1 Light Accent 2" w:uiPriority="46"/>
-    <w:lsdException w:name="Grid Table 2 Accent 2" w:uiPriority="47"/>
-    <w:lsdException w:name="Grid Table 3 Accent 2" w:uiPriority="48"/>
-    <w:lsdException w:name="Grid Table 4 Accent 2" w:uiPriority="49"/>
-    <w:lsdException w:name="Grid Table 5 Dark Accent 2" w:uiPriority="50"/>
-    <w:lsdException w:name="Grid Table 6 Colorful Accent 2" w:uiPriority="51"/>
-    <w:lsdException w:name="Grid Table 7 Colorful Accent 2" w:uiPriority="52"/>
-    <w:lsdException w:name="Grid Table 1 Light Accent 3" w:uiPriority="46"/>
-    <w:lsdException w:name="Grid Table 2 Accent 3" w:uiPriority="47"/>
-    <w:lsdException w:name="Grid Table 3 Accent 3" w:uiPriority="48"/>
-    <w:lsdException w:name="Grid Table 4 Accent 3" w:uiPriority="49"/>
-    <w:lsdException w:name="Grid Table 5 Dark Accent 3" w:uiPriority="50"/>
-    <w:lsdException w:name="Grid Table 6 Colorful Accent 3" w:uiPriority="51"/>
-    <w:lsdException w:name="Grid Table 7 Colorful Accent 3" w:uiPriority="52"/>
-    <w:lsdException w:name="Grid Table 1 Light Accent 4" w:uiPriority="46"/>
-    <w:lsdException w:name="Grid Table 2 Accent 4" w:uiPriority="47"/>
-    <w:lsdException w:name="Grid Table 3 Accent 4" w:uiPriority="48"/>
-    <w:lsdException w:name="Grid Table 4 Accent 4" w:uiPriority="49"/>
-    <w:lsdException w:name="Grid Table 5 Dark Accent 4" w:uiPriority="50"/>
-    <w:lsdException w:name="Grid Table 6 Colorful Accent 4" w:uiPriority="51"/>
-    <w:lsdException w:name="Grid Table 7 Colorful Accent 4" w:uiPriority="52"/>
-    <w:lsdException w:name="Grid Table 1 Light Accent 5" w:uiPriority="46"/>
-    <w:lsdException w:name="Grid Table 2 Accent 5" w:uiPriority="47"/>
-    <w:lsdException w:name="Grid Table 3 Accent 5" w:uiPriority="48"/>
-    <w:lsdException w:name="Grid Table 4 Accent 5" w:uiPriority="49"/>
-    <w:lsdException w:name="Grid Table 5 Dark Accent 5" w:uiPriority="50"/>
-    <w:lsdException w:name="Grid Table 6 Colorful Accent 5" w:uiPriority="51"/>
-    <w:lsdException w:name="Grid Table 7 Colorful Accent 5" w:uiPriority="52"/>
-    <w:lsdException w:name="Grid Table 1 Light Accent 6" w:uiPriority="46"/>
-    <w:lsdException w:name="Grid Table 2 Accent 6" w:uiPriority="47"/>
-    <w:lsdException w:name="Grid Table 3 Accent 6" w:uiPriority="48"/>
-    <w:lsdException w:name="Grid Table 4 Accent 6" w:uiPriority="49"/>
-    <w:lsdException w:name="Grid Table 5 Dark Accent 6" w:uiPriority="50"/>
-    <w:lsdException w:name="Grid Table 6 Colorful Accent 6" w:uiPriority="51"/>
-    <w:lsdException w:name="Grid Table 7 Colorful Accent 6" w:uiPriority="52"/>
-    <w:lsdException w:name="List Table 1 Light" w:uiPriority="46"/>
-    <w:lsdException w:name="List Table 2" w:uiPriority="47"/>
-    <w:lsdException w:name="List Table 3" w:uiPriority="48"/>
-    <w:lsdException w:name="List Table 4" w:uiPriority="49"/>
-    <w:lsdException w:name="List Table 5 Dark" w:uiPriority="50"/>
-    <w:lsdException w:name="List Table 6 Colorful" w:uiPriority="51"/>
-    <w:lsdException w:name="List Table 7 Colorful" w:uiPriority="52"/>
-    <w:lsdException w:name="List Table 1 Light Accent 1" w:uiPriority="46"/>
-    <w:lsdException w:name="List Table 2 Accent 1" w:uiPriority="47"/>
-    <w:lsdException w:name="List Table 3 Accent 1" w:uiPriority="48"/>
-    <w:lsdException w:name="List Table 4 Accent 1" w:uiPriority="49"/>
-    <w:lsdException w:name="List Table 5 Dark Accent 1" w:uiPriority="50"/>
-    <w:lsdException w:name="List Table 6 Colorful Accent 1" w:uiPriority="51"/>
-    <w:lsdException w:name="List Table 7 Colorful Accent 1" w:uiPriority="52"/>
-    <w:lsdException w:name="List Table 1 Light Accent 2" w:uiPriority="46"/>
-    <w:lsdException w:name="List Table 2 Accent 2" w:uiPriority="47"/>
-    <w:lsdException w:name="List Table 3 Accent 2" w:uiPriority="48"/>
-    <w:lsdException w:name="List Table 4 Accent 2" w:uiPriority="49"/>
-    <w:lsdException w:name="List Table 5 Dark Accent 2" w:uiPriority="50"/>
-    <w:lsdException w:name="List Table 6 Colorful Accent 2" w:uiPriority="51"/>
-    <w:lsdException w:name="List Table 7 Colorful Accent 2" w:uiPriority="52"/>
-    <w:lsdException w:name="List Table 1 Light Accent 3" w:uiPriority="46"/>
-    <w:lsdException w:name="List Table 2 Accent 3" w:uiPriority="47"/>
-    <w:lsdException w:name="List Table 3 Accent 3" w:uiPriority="48"/>
-    <w:lsdException w:name="List Table 4 Accent 3" w:uiPriority="49"/>
-    <w:lsdException w:name="List Table 5 Dark Accent 3" w:uiPriority="50"/>
-    <w:lsdException w:name="List Table 6 Colorful Accent 3" w:uiPriority="51"/>
-    <w:lsdException w:name="List Table 7 Colorful Accent 3" w:uiPriority="52"/>
-    <w:lsdException w:name="List Table 1 Light Accent 4" w:uiPriority="46"/>
-    <w:lsdException w:name="List Table 2 Accent 4" w:uiPriority="47"/>
-    <w:lsdException w:name="List Table 3 Accent 4" w:uiPriority="48"/>
-    <w:lsdException w:name="List Table 4 Accent 4" w:uiPriority="49"/>
-    <w:lsdException w:name="List Table 5 Dark Accent 4" w:uiPriority="50"/>
-    <w:lsdException w:name="List Table 6 Colorful Accent 4" w:uiPriority="51"/>
-    <w:lsdException w:name="List Table 7 Colorful Accent 4" w:uiPriority="52"/>
-    <w:lsdException w:name="List Table 1 Light Accent 5" w:uiPriority="46"/>
-    <w:lsdException w:name="List Table 2 Accent 5" w:uiPriority="47"/>
-    <w:lsdException w:name="List Table 3 Accent 5" w:uiPriority="48"/>
-    <w:lsdException w:name="List Table 4 Accent 5" w:uiPriority="49"/>
-    <w:lsdException w:name="List Table 5 Dark Accent 5" w:uiPriority="50"/>
-    <w:lsdException w:name="List Table 6 Colorful Accent 5" w:uiPriority="51"/>
-    <w:lsdException w:name="List Table 7 Colorful Accent 5" w:uiPriority="52"/>
-    <w:lsdException w:name="List Table 1 Light Accent 6" w:uiPriority="46"/>
-    <w:lsdException w:name="List Table 2 Accent 6" w:uiPriority="47"/>
-    <w:lsdException w:name="List Table 3 Accent 6" w:uiPriority="48"/>
-    <w:lsdException w:name="List Table 4 Accent 6" w:uiPriority="49"/>
-    <w:lsdException w:name="List Table 5 Dark Accent 6" w:uiPriority="50"/>
-    <w:lsdException w:name="List Table 6 Colorful Accent 6" w:uiPriority="51"/>
-    <w:lsdException w:name="List Table 7 Colorful Accent 6" w:uiPriority="52"/>
-    <w:lsdException w:name="Mention" w:semiHidden="1" w:unhideWhenUsed="1"/>
-    <w:lsdException w:name="Smart Hyperlink" w:semiHidden="1" w:unhideWhenUsed="1"/>
-    <w:lsdException w:name="Hashtag" w:semiHidden="1" w:unhideWhenUsed="1"/>
-    <w:lsdException w:name="Unresolved Mention" w:semiHidden="1" w:unhideWhenUsed="1"/>
-    <w:lsdException w:name="Smart Link" w:semiHidden="1" w:unhideWhenUsed="1"/>
+  <w:latentStyles w:count="260" w:defQFormat="0" w:defUnhideWhenUsed="1" w:defSemiHidden="1" w:defUIPriority="99" w:defLockedState="0">
+    <w:lsdException w:qFormat="1" w:unhideWhenUsed="0" w:uiPriority="0" w:semiHidden="0" w:name="Normal"/>
+    <w:lsdException w:qFormat="1" w:unhideWhenUsed="0" w:uiPriority="9" w:semiHidden="0" w:name="heading 1"/>
+    <w:lsdException w:qFormat="1" w:uiPriority="9" w:name="heading 2"/>
+    <w:lsdException w:qFormat="1" w:uiPriority="9" w:name="heading 3"/>
+    <w:lsdException w:qFormat="1" w:uiPriority="9" w:name="heading 4"/>
+    <w:lsdException w:qFormat="1" w:uiPriority="9" w:name="heading 5"/>
+    <w:lsdException w:qFormat="1" w:uiPriority="9" w:name="heading 6"/>
+    <w:lsdException w:qFormat="1" w:uiPriority="9" w:name="heading 7"/>
+    <w:lsdException w:qFormat="1" w:uiPriority="9" w:name="heading 8"/>
+    <w:lsdException w:qFormat="1" w:uiPriority="9" w:name="heading 9"/>
+    <w:lsdException w:uiPriority="99" w:name="index 1"/>
+    <w:lsdException w:uiPriority="99" w:name="index 2"/>
+    <w:lsdException w:uiPriority="99" w:name="index 3"/>
+    <w:lsdException w:uiPriority="99" w:name="index 4"/>
+    <w:lsdException w:uiPriority="99" w:name="index 5"/>
+    <w:lsdException w:uiPriority="99" w:name="index 6"/>
+    <w:lsdException w:uiPriority="99" w:name="index 7"/>
+    <w:lsdException w:uiPriority="99" w:name="index 8"/>
+    <w:lsdException w:uiPriority="99" w:name="index 9"/>
+    <w:lsdException w:uiPriority="39" w:name="toc 1"/>
+    <w:lsdException w:uiPriority="39" w:name="toc 2"/>
+    <w:lsdException w:uiPriority="39" w:name="toc 3"/>
+    <w:lsdException w:uiPriority="39" w:name="toc 4"/>
+    <w:lsdException w:uiPriority="39" w:name="toc 5"/>
+    <w:lsdException w:uiPriority="39" w:name="toc 6"/>
+    <w:lsdException w:uiPriority="39" w:name="toc 7"/>
+    <w:lsdException w:uiPriority="39" w:name="toc 8"/>
+    <w:lsdException w:uiPriority="39" w:name="toc 9"/>
+    <w:lsdException w:uiPriority="99" w:name="Normal Indent"/>
+    <w:lsdException w:uiPriority="99" w:name="footnote text"/>
+    <w:lsdException w:uiPriority="99" w:name="annotation text"/>
+    <w:lsdException w:uiPriority="99" w:semiHidden="0" w:name="header"/>
+    <w:lsdException w:uiPriority="99" w:semiHidden="0" w:name="footer"/>
+    <w:lsdException w:uiPriority="99" w:name="index heading"/>
+    <w:lsdException w:qFormat="1" w:uiPriority="35" w:name="caption"/>
+    <w:lsdException w:uiPriority="99" w:name="table of figures"/>
+    <w:lsdException w:uiPriority="99" w:name="envelope address"/>
+    <w:lsdException w:uiPriority="99" w:name="envelope return"/>
+    <w:lsdException w:uiPriority="99" w:name="footnote reference"/>
+    <w:lsdException w:uiPriority="99" w:name="annotation reference"/>
+    <w:lsdException w:uiPriority="99" w:name="line number"/>
+    <w:lsdException w:uiPriority="99" w:name="page number"/>
+    <w:lsdException w:uiPriority="99" w:name="endnote reference"/>
+    <w:lsdException w:uiPriority="99" w:name="endnote text"/>
+    <w:lsdException w:uiPriority="99" w:name="table of authorities"/>
+    <w:lsdException w:uiPriority="99" w:name="macro"/>
+    <w:lsdException w:uiPriority="99" w:name="toa heading"/>
+    <w:lsdException w:uiPriority="99" w:name="List"/>
+    <w:lsdException w:uiPriority="99" w:name="List Bullet"/>
+    <w:lsdException w:uiPriority="99" w:name="List Number"/>
+    <w:lsdException w:uiPriority="99" w:name="List 2"/>
+    <w:lsdException w:uiPriority="99" w:name="List 3"/>
+    <w:lsdException w:uiPriority="99" w:name="List 4"/>
+    <w:lsdException w:uiPriority="99" w:name="List 5"/>
+    <w:lsdException w:uiPriority="99" w:name="List Bullet 2"/>
+    <w:lsdException w:uiPriority="99" w:name="List Bullet 3"/>
+    <w:lsdException w:uiPriority="99" w:name="List Bullet 4"/>
+    <w:lsdException w:uiPriority="99" w:name="List Bullet 5"/>
+    <w:lsdException w:uiPriority="99" w:name="List Number 2"/>
+    <w:lsdException w:uiPriority="99" w:name="List Number 3"/>
+    <w:lsdException w:uiPriority="99" w:name="List Number 4"/>
+    <w:lsdException w:uiPriority="99" w:name="List Number 5"/>
+    <w:lsdException w:qFormat="1" w:unhideWhenUsed="0" w:uiPriority="10" w:semiHidden="0" w:name="Title"/>
+    <w:lsdException w:uiPriority="99" w:name="Closing"/>
+    <w:lsdException w:uiPriority="99" w:name="Signature"/>
+    <w:lsdException w:uiPriority="1" w:name="Default Paragraph Font"/>
+    <w:lsdException w:uiPriority="99" w:name="Body Text"/>
+    <w:lsdException w:uiPriority="99" w:name="Body Text Indent"/>
+    <w:lsdException w:uiPriority="99" w:name="List Continue"/>
+    <w:lsdException w:uiPriority="99" w:name="List Continue 2"/>
+    <w:lsdException w:uiPriority="99" w:name="List Continue 3"/>
+    <w:lsdException w:uiPriority="99" w:name="List Continue 4"/>
+    <w:lsdException w:uiPriority="99" w:name="List Continue 5"/>
+    <w:lsdException w:uiPriority="99" w:name="Message Header"/>
+    <w:lsdException w:qFormat="1" w:unhideWhenUsed="0" w:uiPriority="11" w:semiHidden="0" w:name="Subtitle"/>
+    <w:lsdException w:uiPriority="99" w:name="Salutation"/>
+    <w:lsdException w:uiPriority="99" w:name="Date"/>
+    <w:lsdException w:uiPriority="99" w:name="Body Text First Indent"/>
+    <w:lsdException w:uiPriority="99" w:name="Body Text First Indent 2"/>
+    <w:lsdException w:uiPriority="99" w:name="Note Heading"/>
+    <w:lsdException w:uiPriority="99" w:name="Body Text 2"/>
+    <w:lsdException w:uiPriority="99" w:name="Body Text 3"/>
+    <w:lsdException w:uiPriority="99" w:name="Body Text Indent 2"/>
+    <w:lsdException w:uiPriority="99" w:name="Body Text Indent 3"/>
+    <w:lsdException w:uiPriority="99" w:name="Block Text"/>
+    <w:lsdException w:uiPriority="99" w:name="Hyperlink"/>
+    <w:lsdException w:uiPriority="99" w:name="FollowedHyperlink"/>
+    <w:lsdException w:qFormat="1" w:unhideWhenUsed="0" w:uiPriority="22" w:semiHidden="0" w:name="Strong"/>
+    <w:lsdException w:qFormat="1" w:unhideWhenUsed="0" w:uiPriority="20" w:semiHidden="0" w:name="Emphasis"/>
+    <w:lsdException w:uiPriority="99" w:name="Document Map"/>
+    <w:lsdException w:uiPriority="99" w:name="Plain Text"/>
+    <w:lsdException w:uiPriority="99" w:name="E-mail Signature"/>
+    <w:lsdException w:uiPriority="99" w:name="Normal (Web)"/>
+    <w:lsdException w:uiPriority="99" w:name="HTML Acronym"/>
+    <w:lsdException w:uiPriority="99" w:name="HTML Address"/>
+    <w:lsdException w:uiPriority="99" w:name="HTML Cite"/>
+    <w:lsdException w:uiPriority="99" w:name="HTML Code"/>
+    <w:lsdException w:uiPriority="99" w:name="HTML Definition"/>
+    <w:lsdException w:uiPriority="99" w:name="HTML Keyboard"/>
+    <w:lsdException w:uiPriority="99" w:name="HTML Preformatted"/>
+    <w:lsdException w:uiPriority="99" w:name="HTML Sample"/>
+    <w:lsdException w:uiPriority="99" w:name="HTML Typewriter"/>
+    <w:lsdException w:uiPriority="99" w:name="HTML Variable"/>
+    <w:lsdException w:uiPriority="99" w:name="Normal Table"/>
+    <w:lsdException w:uiPriority="99" w:name="annotation subject"/>
+    <w:lsdException w:uiPriority="99" w:name="Table Simple 1"/>
+    <w:lsdException w:uiPriority="99" w:name="Table Simple 2"/>
+    <w:lsdException w:uiPriority="99" w:name="Table Simple 3"/>
+    <w:lsdException w:uiPriority="99" w:name="Table Classic 1"/>
+    <w:lsdException w:uiPriority="99" w:name="Table Classic 2"/>
+    <w:lsdException w:uiPriority="99" w:name="Table Classic 3"/>
+    <w:lsdException w:uiPriority="99" w:name="Table Classic 4"/>
+    <w:lsdException w:uiPriority="99" w:name="Table Colorful 1"/>
+    <w:lsdException w:uiPriority="99" w:name="Table Colorful 2"/>
+    <w:lsdException w:uiPriority="99" w:name="Table Colorful 3"/>
+    <w:lsdException w:uiPriority="99" w:name="Table Columns 1"/>
+    <w:lsdException w:uiPriority="99" w:name="Table Columns 2"/>
+    <w:lsdException w:uiPriority="99" w:name="Table Columns 3"/>
+    <w:lsdException w:uiPriority="99" w:name="Table Columns 4"/>
+    <w:lsdException w:uiPriority="99" w:name="Table Columns 5"/>
+    <w:lsdException w:uiPriority="99" w:name="Table Grid 1"/>
+    <w:lsdException w:uiPriority="99" w:name="Table Grid 2"/>
+    <w:lsdException w:uiPriority="99" w:name="Table Grid 3"/>
+    <w:lsdException w:uiPriority="99" w:name="Table Grid 4"/>
+    <w:lsdException w:uiPriority="99" w:name="Table Grid 5"/>
+    <w:lsdException w:uiPriority="99" w:name="Table Grid 6"/>
+    <w:lsdException w:uiPriority="99" w:name="Table Grid 7"/>
+    <w:lsdException w:uiPriority="99" w:name="Table Grid 8"/>
+    <w:lsdException w:uiPriority="99" w:name="Table List 1"/>
+    <w:lsdException w:uiPriority="99" w:name="Table List 2"/>
+    <w:lsdException w:uiPriority="99" w:name="Table List 3"/>
+    <w:lsdException w:uiPriority="99" w:name="Table List 4"/>
+    <w:lsdException w:uiPriority="99" w:name="Table List 5"/>
+    <w:lsdException w:uiPriority="99" w:name="Table List 6"/>
+    <w:lsdException w:uiPriority="99" w:name="Table List 7"/>
+    <w:lsdException w:uiPriority="99" w:name="Table List 8"/>
+    <w:lsdException w:uiPriority="99" w:name="Table 3D effects 1"/>
+    <w:lsdException w:uiPriority="99" w:name="Table 3D effects 2"/>
+    <w:lsdException w:uiPriority="99" w:name="Table 3D effects 3"/>
+    <w:lsdException w:uiPriority="99" w:name="Table Contemporary"/>
+    <w:lsdException w:uiPriority="99" w:name="Table Elegant"/>
+    <w:lsdException w:uiPriority="99" w:name="Table Professional"/>
+    <w:lsdException w:uiPriority="99" w:name="Table Subtle 1"/>
+    <w:lsdException w:uiPriority="99" w:name="Table Subtle 2"/>
+    <w:lsdException w:uiPriority="99" w:name="Table Web 1"/>
+    <w:lsdException w:uiPriority="99" w:name="Table Web 2"/>
+    <w:lsdException w:uiPriority="99" w:name="Table Web 3"/>
+    <w:lsdException w:uiPriority="99" w:name="Balloon Text"/>
+    <w:lsdException w:unhideWhenUsed="0" w:uiPriority="39" w:semiHidden="0" w:name="Table Grid"/>
+    <w:lsdException w:uiPriority="99" w:name="Table Theme"/>
+    <w:lsdException w:unhideWhenUsed="0" w:uiPriority="60" w:semiHidden="0" w:name="Light Shading"/>
+    <w:lsdException w:unhideWhenUsed="0" w:uiPriority="61" w:semiHidden="0" w:name="Light List"/>
+    <w:lsdException w:unhideWhenUsed="0" w:uiPriority="62" w:semiHidden="0" w:name="Light Grid"/>
+    <w:lsdException w:unhideWhenUsed="0" w:uiPriority="63" w:semiHidden="0" w:name="Medium Shading 1"/>
+    <w:lsdException w:unhideWhenUsed="0" w:uiPriority="64" w:semiHidden="0" w:name="Medium Shading 2"/>
+    <w:lsdException w:unhideWhenUsed="0" w:uiPriority="65" w:semiHidden="0" w:name="Medium List 1"/>
+    <w:lsdException w:unhideWhenUsed="0" w:uiPriority="66" w:semiHidden="0" w:name="Medium List 2"/>
+    <w:lsdException w:unhideWhenUsed="0" w:uiPriority="67" w:semiHidden="0" w:name="Medium Grid 1"/>
+    <w:lsdException w:unhideWhenUsed="0" w:uiPriority="68" w:semiHidden="0" w:name="Medium Grid 2"/>
+    <w:lsdException w:unhideWhenUsed="0" w:uiPriority="69" w:semiHidden="0" w:name="Medium Grid 3"/>
+    <w:lsdException w:unhideWhenUsed="0" w:uiPriority="70" w:semiHidden="0" w:name="Dark List"/>
+    <w:lsdException w:unhideWhenUsed="0" w:uiPriority="71" w:semiHidden="0" w:name="Colorful Shading"/>
+    <w:lsdException w:unhideWhenUsed="0" w:uiPriority="72" w:semiHidden="0" w:name="Colorful List"/>
+    <w:lsdException w:unhideWhenUsed="0" w:uiPriority="73" w:semiHidden="0" w:name="Colorful Grid"/>
+    <w:lsdException w:unhideWhenUsed="0" w:uiPriority="60" w:semiHidden="0" w:name="Light Shading Accent 1"/>
+    <w:lsdException w:unhideWhenUsed="0" w:uiPriority="61" w:semiHidden="0" w:name="Light List Accent 1"/>
+    <w:lsdException w:unhideWhenUsed="0" w:uiPriority="62" w:semiHidden="0" w:name="Light Grid Accent 1"/>
+    <w:lsdException w:unhideWhenUsed="0" w:uiPriority="63" w:semiHidden="0" w:name="Medium Shading 1 Accent 1"/>
+    <w:lsdException w:unhideWhenUsed="0" w:uiPriority="64" w:semiHidden="0" w:name="Medium Shading 2 Accent 1"/>
+    <w:lsdException w:unhideWhenUsed="0" w:uiPriority="65" w:semiHidden="0" w:name="Medium List 1 Accent 1"/>
+    <w:lsdException w:qFormat="1" w:unhideWhenUsed="0" w:uiPriority="34" w:semiHidden="0" w:name="List Paragraph"/>
+    <w:lsdException w:qFormat="1" w:unhideWhenUsed="0" w:uiPriority="29" w:semiHidden="0" w:name="Quote"/>
+    <w:lsdException w:qFormat="1" w:unhideWhenUsed="0" w:uiPriority="30" w:semiHidden="0" w:name="Intense Quote"/>
+    <w:lsdException w:unhideWhenUsed="0" w:uiPriority="66" w:semiHidden="0" w:name="Medium List 2 Accent 1"/>
+    <w:lsdException w:unhideWhenUsed="0" w:uiPriority="67" w:semiHidden="0" w:name="Medium Grid 1 Accent 1"/>
+    <w:lsdException w:unhideWhenUsed="0" w:uiPriority="68" w:semiHidden="0" w:name="Medium Grid 2 Accent 1"/>
+    <w:lsdException w:unhideWhenUsed="0" w:uiPriority="69" w:semiHidden="0" w:name="Medium Grid 3 Accent 1"/>
+    <w:lsdException w:unhideWhenUsed="0" w:uiPriority="70" w:semiHidden="0" w:name="Dark List Accent 1"/>
+    <w:lsdException w:unhideWhenUsed="0" w:uiPriority="71" w:semiHidden="0" w:name="Colorful Shading Accent 1"/>
+    <w:lsdException w:unhideWhenUsed="0" w:uiPriority="72" w:semiHidden="0" w:name="Colorful List Accent 1"/>
+    <w:lsdException w:unhideWhenUsed="0" w:uiPriority="73" w:semiHidden="0" w:name="Colorful Grid Accent 1"/>
+    <w:lsdException w:unhideWhenUsed="0" w:uiPriority="60" w:semiHidden="0" w:name="Light Shading Accent 2"/>
+    <w:lsdException w:unhideWhenUsed="0" w:uiPriority="61" w:semiHidden="0" w:name="Light List Accent 2"/>
+    <w:lsdException w:unhideWhenUsed="0" w:uiPriority="62" w:semiHidden="0" w:name="Light Grid Accent 2"/>
+    <w:lsdException w:unhideWhenUsed="0" w:uiPriority="63" w:semiHidden="0" w:name="Medium Shading 1 Accent 2"/>
+    <w:lsdException w:unhideWhenUsed="0" w:uiPriority="64" w:semiHidden="0" w:name="Medium Shading 2 Accent 2"/>
+    <w:lsdException w:unhideWhenUsed="0" w:uiPriority="65" w:semiHidden="0" w:name="Medium List 1 Accent 2"/>
+    <w:lsdException w:unhideWhenUsed="0" w:uiPriority="66" w:semiHidden="0" w:name="Medium List 2 Accent 2"/>
+    <w:lsdException w:unhideWhenUsed="0" w:uiPriority="67" w:semiHidden="0" w:name="Medium Grid 1 Accent 2"/>
+    <w:lsdException w:unhideWhenUsed="0" w:uiPriority="68" w:semiHidden="0" w:name="Medium Grid 2 Accent 2"/>
+    <w:lsdException w:unhideWhenUsed="0" w:uiPriority="69" w:semiHidden="0" w:name="Medium Grid 3 Accent 2"/>
+    <w:lsdException w:unhideWhenUsed="0" w:uiPriority="70" w:semiHidden="0" w:name="Dark List Accent 2"/>
+    <w:lsdException w:unhideWhenUsed="0" w:uiPriority="71" w:semiHidden="0" w:name="Colorful Shading Accent 2"/>
+    <w:lsdException w:unhideWhenUsed="0" w:uiPriority="72" w:semiHidden="0" w:name="Colorful List Accent 2"/>
+    <w:lsdException w:unhideWhenUsed="0" w:uiPriority="73" w:semiHidden="0" w:name="Colorful Grid Accent 2"/>
+    <w:lsdException w:unhideWhenUsed="0" w:uiPriority="60" w:semiHidden="0" w:name="Light Shading Accent 3"/>
+    <w:lsdException w:unhideWhenUsed="0" w:uiPriority="61" w:semiHidden="0" w:name="Light List Accent 3"/>
+    <w:lsdException w:unhideWhenUsed="0" w:uiPriority="62" w:semiHidden="0" w:name="Light Grid Accent 3"/>
+    <w:lsdException w:unhideWhenUsed="0" w:uiPriority="63" w:semiHidden="0" w:name="Medium Shading 1 Accent 3"/>
+    <w:lsdException w:unhideWhenUsed="0" w:uiPriority="64" w:semiHidden="0" w:name="Medium Shading 2 Accent 3"/>
+    <w:lsdException w:unhideWhenUsed="0" w:uiPriority="65" w:semiHidden="0" w:name="Medium List 1 Accent 3"/>
+    <w:lsdException w:unhideWhenUsed="0" w:uiPriority="66" w:semiHidden="0" w:name="Medium List 2 Accent 3"/>
+    <w:lsdException w:unhideWhenUsed="0" w:uiPriority="67" w:semiHidden="0" w:name="Medium Grid 1 Accent 3"/>
+    <w:lsdException w:unhideWhenUsed="0" w:uiPriority="68" w:semiHidden="0" w:name="Medium Grid 2 Accent 3"/>
+    <w:lsdException w:unhideWhenUsed="0" w:uiPriority="69" w:semiHidden="0" w:name="Medium Grid 3 Accent 3"/>
+    <w:lsdException w:unhideWhenUsed="0" w:uiPriority="70" w:semiHidden="0" w:name="Dark List Accent 3"/>
+    <w:lsdException w:unhideWhenUsed="0" w:uiPriority="71" w:semiHidden="0" w:name="Colorful Shading Accent 3"/>
+    <w:lsdException w:unhideWhenUsed="0" w:uiPriority="72" w:semiHidden="0" w:name="Colorful List Accent 3"/>
+    <w:lsdException w:unhideWhenUsed="0" w:uiPriority="73" w:semiHidden="0" w:name="Colorful Grid Accent 3"/>
+    <w:lsdException w:unhideWhenUsed="0" w:uiPriority="60" w:semiHidden="0" w:name="Light Shading Accent 4"/>
+    <w:lsdException w:unhideWhenUsed="0" w:uiPriority="61" w:semiHidden="0" w:name="Light List Accent 4"/>
+    <w:lsdException w:unhideWhenUsed="0" w:uiPriority="62" w:semiHidden="0" w:name="Light Grid Accent 4"/>
+    <w:lsdException w:unhideWhenUsed="0" w:uiPriority="63" w:semiHidden="0" w:name="Medium Shading 1 Accent 4"/>
+    <w:lsdException w:unhideWhenUsed="0" w:uiPriority="64" w:semiHidden="0" w:name="Medium Shading 2 Accent 4"/>
+    <w:lsdException w:unhideWhenUsed="0" w:uiPriority="65" w:semiHidden="0" w:name="Medium List 1 Accent 4"/>
+    <w:lsdException w:unhideWhenUsed="0" w:uiPriority="66" w:semiHidden="0" w:name="Medium List 2 Accent 4"/>
+    <w:lsdException w:unhideWhenUsed="0" w:uiPriority="67" w:semiHidden="0" w:name="Medium Grid 1 Accent 4"/>
+    <w:lsdException w:unhideWhenUsed="0" w:uiPriority="68" w:semiHidden="0" w:name="Medium Grid 2 Accent 4"/>
+    <w:lsdException w:unhideWhenUsed="0" w:uiPriority="69" w:semiHidden="0" w:name="Medium Grid 3 Accent 4"/>
+    <w:lsdException w:unhideWhenUsed="0" w:uiPriority="70" w:semiHidden="0" w:name="Dark List Accent 4"/>
+    <w:lsdException w:unhideWhenUsed="0" w:uiPriority="71" w:semiHidden="0" w:name="Colorful Shading Accent 4"/>
+    <w:lsdException w:unhideWhenUsed="0" w:uiPriority="72" w:semiHidden="0" w:name="Colorful List Accent 4"/>
+    <w:lsdException w:unhideWhenUsed="0" w:uiPriority="73" w:semiHidden="0" w:name="Colorful Grid Accent 4"/>
+    <w:lsdException w:unhideWhenUsed="0" w:uiPriority="60" w:semiHidden="0" w:name="Light Shading Accent 5"/>
+    <w:lsdException w:unhideWhenUsed="0" w:uiPriority="61" w:semiHidden="0" w:name="Light List Accent 5"/>
+    <w:lsdException w:unhideWhenUsed="0" w:uiPriority="62" w:semiHidden="0" w:name="Light Grid Accent 5"/>
+    <w:lsdException w:unhideWhenUsed="0" w:uiPriority="63" w:semiHidden="0" w:name="Medium Shading 1 Accent 5"/>
+    <w:lsdException w:unhideWhenUsed="0" w:uiPriority="64" w:semiHidden="0" w:name="Medium Shading 2 Accent 5"/>
+    <w:lsdException w:unhideWhenUsed="0" w:uiPriority="65" w:semiHidden="0" w:name="Medium List 1 Accent 5"/>
+    <w:lsdException w:unhideWhenUsed="0" w:uiPriority="66" w:semiHidden="0" w:name="Medium List 2 Accent 5"/>
+    <w:lsdException w:unhideWhenUsed="0" w:uiPriority="67" w:semiHidden="0" w:name="Medium Grid 1 Accent 5"/>
+    <w:lsdException w:unhideWhenUsed="0" w:uiPriority="68" w:semiHidden="0" w:name="Medium Grid 2 Accent 5"/>
+    <w:lsdException w:unhideWhenUsed="0" w:uiPriority="69" w:semiHidden="0" w:name="Medium Grid 3 Accent 5"/>
+    <w:lsdException w:unhideWhenUsed="0" w:uiPriority="70" w:semiHidden="0" w:name="Dark List Accent 5"/>
+    <w:lsdException w:unhideWhenUsed="0" w:uiPriority="71" w:semiHidden="0" w:name="Colorful Shading Accent 5"/>
+    <w:lsdException w:unhideWhenUsed="0" w:uiPriority="72" w:semiHidden="0" w:name="Colorful List Accent 5"/>
+    <w:lsdException w:unhideWhenUsed="0" w:uiPriority="73" w:semiHidden="0" w:name="Colorful Grid Accent 5"/>
+    <w:lsdException w:unhideWhenUsed="0" w:uiPriority="60" w:semiHidden="0" w:name="Light Shading Accent 6"/>
+    <w:lsdException w:unhideWhenUsed="0" w:uiPriority="61" w:semiHidden="0" w:name="Light List Accent 6"/>
+    <w:lsdException w:unhideWhenUsed="0" w:uiPriority="62" w:semiHidden="0" w:name="Light Grid Accent 6"/>
+    <w:lsdException w:unhideWhenUsed="0" w:uiPriority="63" w:semiHidden="0" w:name="Medium Shading 1 Accent 6"/>
+    <w:lsdException w:unhideWhenUsed="0" w:uiPriority="64" w:semiHidden="0" w:name="Medium Shading 2 Accent 6"/>
+    <w:lsdException w:unhideWhenUsed="0" w:uiPriority="65" w:semiHidden="0" w:name="Medium List 1 Accent 6"/>
+    <w:lsdException w:unhideWhenUsed="0" w:uiPriority="66" w:semiHidden="0" w:name="Medium List 2 Accent 6"/>
+    <w:lsdException w:unhideWhenUsed="0" w:uiPriority="67" w:semiHidden="0" w:name="Medium Grid 1 Accent 6"/>
+    <w:lsdException w:unhideWhenUsed="0" w:uiPriority="68" w:semiHidden="0" w:name="Medium Grid 2 Accent 6"/>
+    <w:lsdException w:unhideWhenUsed="0" w:uiPriority="69" w:semiHidden="0" w:name="Medium Grid 3 Accent 6"/>
+    <w:lsdException w:unhideWhenUsed="0" w:uiPriority="70" w:semiHidden="0" w:name="Dark List Accent 6"/>
+    <w:lsdException w:unhideWhenUsed="0" w:uiPriority="71" w:semiHidden="0" w:name="Colorful Shading Accent 6"/>
+    <w:lsdException w:unhideWhenUsed="0" w:uiPriority="72" w:semiHidden="0" w:name="Colorful List Accent 6"/>
+    <w:lsdException w:unhideWhenUsed="0" w:uiPriority="73" w:semiHidden="0" w:name="Colorful Grid Accent 6"/>
   </w:latentStyles>
-  <w:style w:type="paragraph" w:default="1" w:styleId="Normal">
+  <w:style w:type="paragraph" w:default="1" w:styleId="1">
     <w:name w:val="Normal"/>
     <w:qFormat/>
+    <w:uiPriority w:val="0"/>
+    <w:pPr>
+      <w:spacing w:after="160" w:line="278" w:lineRule="auto"/>
+    </w:pPr>
+    <w:rPr>
+      <w:rFonts w:asciiTheme="minorHAnsi" w:hAnsiTheme="minorHAnsi" w:eastAsiaTheme="minorHAnsi" w:cstheme="minorBidi"/>
+      <w:kern w:val="2"/>
+      <w:sz w:val="24"/>
+      <w:szCs w:val="24"/>
+      <w:lang w:val="zh-CN" w:eastAsia="en-US" w:bidi="ar-SA"/>
+      <w14:ligatures w14:val="standardContextual"/>
+    </w:rPr>
   </w:style>
-  <w:style w:type="paragraph" w:styleId="Heading1">
+  <w:style w:type="paragraph" w:styleId="2">
     <w:name w:val="heading 1"/>
-    <w:basedOn w:val="Normal"/>
-    <w:next w:val="Normal"/>
-    <w:link w:val="Heading1Char"/>
+    <w:basedOn w:val="1"/>
+    <w:next w:val="1"/>
+    <w:link w:val="17"/>
+    <w:qFormat/>
     <w:uiPriority w:val="9"/>
-    <w:qFormat/>
-    <w:rsid w:val="00100ECE"/>
     <w:pPr>
       <w:keepNext/>
       <w:keepLines/>
@@ -5809,22 +5341,21 @@
       <w:outlineLvl w:val="0"/>
     </w:pPr>
     <w:rPr>
-      <w:rFonts w:asciiTheme="majorHAnsi" w:eastAsiaTheme="majorEastAsia" w:hAnsiTheme="majorHAnsi" w:cstheme="majorBidi"/>
-      <w:color w:val="0F4761" w:themeColor="accent1" w:themeShade="BF"/>
+      <w:rFonts w:asciiTheme="majorHAnsi" w:hAnsiTheme="majorHAnsi" w:eastAsiaTheme="majorEastAsia" w:cstheme="majorBidi"/>
+      <w:color w:val="104862" w:themeColor="accent1" w:themeShade="BF"/>
       <w:sz w:val="40"/>
       <w:szCs w:val="40"/>
     </w:rPr>
   </w:style>
-  <w:style w:type="paragraph" w:styleId="Heading2">
+  <w:style w:type="paragraph" w:styleId="3">
     <w:name w:val="heading 2"/>
-    <w:basedOn w:val="Normal"/>
-    <w:next w:val="Normal"/>
-    <w:link w:val="Heading2Char"/>
-    <w:uiPriority w:val="9"/>
+    <w:basedOn w:val="1"/>
+    <w:next w:val="1"/>
+    <w:link w:val="18"/>
     <w:semiHidden/>
     <w:unhideWhenUsed/>
     <w:qFormat/>
-    <w:rsid w:val="00100ECE"/>
+    <w:uiPriority w:val="9"/>
     <w:pPr>
       <w:keepNext/>
       <w:keepLines/>
@@ -5832,22 +5363,21 @@
       <w:outlineLvl w:val="1"/>
     </w:pPr>
     <w:rPr>
-      <w:rFonts w:asciiTheme="majorHAnsi" w:eastAsiaTheme="majorEastAsia" w:hAnsiTheme="majorHAnsi" w:cstheme="majorBidi"/>
-      <w:color w:val="0F4761" w:themeColor="accent1" w:themeShade="BF"/>
+      <w:rFonts w:asciiTheme="majorHAnsi" w:hAnsiTheme="majorHAnsi" w:eastAsiaTheme="majorEastAsia" w:cstheme="majorBidi"/>
+      <w:color w:val="104862" w:themeColor="accent1" w:themeShade="BF"/>
       <w:sz w:val="32"/>
       <w:szCs w:val="32"/>
     </w:rPr>
   </w:style>
-  <w:style w:type="paragraph" w:styleId="Heading3">
+  <w:style w:type="paragraph" w:styleId="4">
     <w:name w:val="heading 3"/>
-    <w:basedOn w:val="Normal"/>
-    <w:next w:val="Normal"/>
-    <w:link w:val="Heading3Char"/>
-    <w:uiPriority w:val="9"/>
+    <w:basedOn w:val="1"/>
+    <w:next w:val="1"/>
+    <w:link w:val="19"/>
     <w:semiHidden/>
     <w:unhideWhenUsed/>
     <w:qFormat/>
-    <w:rsid w:val="00100ECE"/>
+    <w:uiPriority w:val="9"/>
     <w:pPr>
       <w:keepNext/>
       <w:keepLines/>
@@ -5856,21 +5386,20 @@
     </w:pPr>
     <w:rPr>
       <w:rFonts w:eastAsiaTheme="majorEastAsia" w:cstheme="majorBidi"/>
-      <w:color w:val="0F4761" w:themeColor="accent1" w:themeShade="BF"/>
+      <w:color w:val="104862" w:themeColor="accent1" w:themeShade="BF"/>
       <w:sz w:val="28"/>
       <w:szCs w:val="28"/>
     </w:rPr>
   </w:style>
-  <w:style w:type="paragraph" w:styleId="Heading4">
+  <w:style w:type="paragraph" w:styleId="5">
     <w:name w:val="heading 4"/>
-    <w:basedOn w:val="Normal"/>
-    <w:next w:val="Normal"/>
-    <w:link w:val="Heading4Char"/>
-    <w:uiPriority w:val="9"/>
+    <w:basedOn w:val="1"/>
+    <w:next w:val="1"/>
+    <w:link w:val="20"/>
     <w:semiHidden/>
     <w:unhideWhenUsed/>
     <w:qFormat/>
-    <w:rsid w:val="00100ECE"/>
+    <w:uiPriority w:val="9"/>
     <w:pPr>
       <w:keepNext/>
       <w:keepLines/>
@@ -5881,19 +5410,18 @@
       <w:rFonts w:eastAsiaTheme="majorEastAsia" w:cstheme="majorBidi"/>
       <w:i/>
       <w:iCs/>
-      <w:color w:val="0F4761" w:themeColor="accent1" w:themeShade="BF"/>
+      <w:color w:val="104862" w:themeColor="accent1" w:themeShade="BF"/>
     </w:rPr>
   </w:style>
-  <w:style w:type="paragraph" w:styleId="Heading5">
+  <w:style w:type="paragraph" w:styleId="6">
     <w:name w:val="heading 5"/>
-    <w:basedOn w:val="Normal"/>
-    <w:next w:val="Normal"/>
-    <w:link w:val="Heading5Char"/>
-    <w:uiPriority w:val="9"/>
+    <w:basedOn w:val="1"/>
+    <w:next w:val="1"/>
+    <w:link w:val="21"/>
     <w:semiHidden/>
     <w:unhideWhenUsed/>
     <w:qFormat/>
-    <w:rsid w:val="00100ECE"/>
+    <w:uiPriority w:val="9"/>
     <w:pPr>
       <w:keepNext/>
       <w:keepLines/>
@@ -5902,19 +5430,18 @@
     </w:pPr>
     <w:rPr>
       <w:rFonts w:eastAsiaTheme="majorEastAsia" w:cstheme="majorBidi"/>
-      <w:color w:val="0F4761" w:themeColor="accent1" w:themeShade="BF"/>
+      <w:color w:val="104862" w:themeColor="accent1" w:themeShade="BF"/>
     </w:rPr>
   </w:style>
-  <w:style w:type="paragraph" w:styleId="Heading6">
+  <w:style w:type="paragraph" w:styleId="7">
     <w:name w:val="heading 6"/>
-    <w:basedOn w:val="Normal"/>
-    <w:next w:val="Normal"/>
-    <w:link w:val="Heading6Char"/>
-    <w:uiPriority w:val="9"/>
+    <w:basedOn w:val="1"/>
+    <w:next w:val="1"/>
+    <w:link w:val="22"/>
     <w:semiHidden/>
     <w:unhideWhenUsed/>
     <w:qFormat/>
-    <w:rsid w:val="00100ECE"/>
+    <w:uiPriority w:val="9"/>
     <w:pPr>
       <w:keepNext/>
       <w:keepLines/>
@@ -5926,18 +5453,25 @@
       <w:i/>
       <w:iCs/>
       <w:color w:val="595959" w:themeColor="text1" w:themeTint="A6"/>
+      <w14:textFill>
+        <w14:solidFill>
+          <w14:schemeClr w14:val="tx1">
+            <w14:lumMod w14:val="65000"/>
+            <w14:lumOff w14:val="35000"/>
+          </w14:schemeClr>
+        </w14:solidFill>
+      </w14:textFill>
     </w:rPr>
   </w:style>
-  <w:style w:type="paragraph" w:styleId="Heading7">
+  <w:style w:type="paragraph" w:styleId="8">
     <w:name w:val="heading 7"/>
-    <w:basedOn w:val="Normal"/>
-    <w:next w:val="Normal"/>
-    <w:link w:val="Heading7Char"/>
-    <w:uiPriority w:val="9"/>
+    <w:basedOn w:val="1"/>
+    <w:next w:val="1"/>
+    <w:link w:val="23"/>
     <w:semiHidden/>
     <w:unhideWhenUsed/>
     <w:qFormat/>
-    <w:rsid w:val="00100ECE"/>
+    <w:uiPriority w:val="9"/>
     <w:pPr>
       <w:keepNext/>
       <w:keepLines/>
@@ -5947,18 +5481,25 @@
     <w:rPr>
       <w:rFonts w:eastAsiaTheme="majorEastAsia" w:cstheme="majorBidi"/>
       <w:color w:val="595959" w:themeColor="text1" w:themeTint="A6"/>
+      <w14:textFill>
+        <w14:solidFill>
+          <w14:schemeClr w14:val="tx1">
+            <w14:lumMod w14:val="65000"/>
+            <w14:lumOff w14:val="35000"/>
+          </w14:schemeClr>
+        </w14:solidFill>
+      </w14:textFill>
     </w:rPr>
   </w:style>
-  <w:style w:type="paragraph" w:styleId="Heading8">
+  <w:style w:type="paragraph" w:styleId="9">
     <w:name w:val="heading 8"/>
-    <w:basedOn w:val="Normal"/>
-    <w:next w:val="Normal"/>
-    <w:link w:val="Heading8Char"/>
-    <w:uiPriority w:val="9"/>
+    <w:basedOn w:val="1"/>
+    <w:next w:val="1"/>
+    <w:link w:val="24"/>
     <w:semiHidden/>
     <w:unhideWhenUsed/>
     <w:qFormat/>
-    <w:rsid w:val="00100ECE"/>
+    <w:uiPriority w:val="9"/>
     <w:pPr>
       <w:keepNext/>
       <w:keepLines/>
@@ -5969,19 +5510,26 @@
       <w:rFonts w:eastAsiaTheme="majorEastAsia" w:cstheme="majorBidi"/>
       <w:i/>
       <w:iCs/>
-      <w:color w:val="272727" w:themeColor="text1" w:themeTint="D8"/>
+      <w:color w:val="262626" w:themeColor="text1" w:themeTint="D9"/>
+      <w14:textFill>
+        <w14:solidFill>
+          <w14:schemeClr w14:val="tx1">
+            <w14:lumMod w14:val="85000"/>
+            <w14:lumOff w14:val="15000"/>
+          </w14:schemeClr>
+        </w14:solidFill>
+      </w14:textFill>
     </w:rPr>
   </w:style>
-  <w:style w:type="paragraph" w:styleId="Heading9">
+  <w:style w:type="paragraph" w:styleId="10">
     <w:name w:val="heading 9"/>
-    <w:basedOn w:val="Normal"/>
-    <w:next w:val="Normal"/>
-    <w:link w:val="Heading9Char"/>
-    <w:uiPriority w:val="9"/>
+    <w:basedOn w:val="1"/>
+    <w:next w:val="1"/>
+    <w:link w:val="25"/>
     <w:semiHidden/>
     <w:unhideWhenUsed/>
     <w:qFormat/>
-    <w:rsid w:val="00100ECE"/>
+    <w:uiPriority w:val="9"/>
     <w:pPr>
       <w:keepNext/>
       <w:keepLines/>
@@ -5990,22 +5538,29 @@
     </w:pPr>
     <w:rPr>
       <w:rFonts w:eastAsiaTheme="majorEastAsia" w:cstheme="majorBidi"/>
-      <w:color w:val="272727" w:themeColor="text1" w:themeTint="D8"/>
+      <w:color w:val="262626" w:themeColor="text1" w:themeTint="D9"/>
+      <w14:textFill>
+        <w14:solidFill>
+          <w14:schemeClr w14:val="tx1">
+            <w14:lumMod w14:val="85000"/>
+            <w14:lumOff w14:val="15000"/>
+          </w14:schemeClr>
+        </w14:solidFill>
+      </w14:textFill>
     </w:rPr>
   </w:style>
-  <w:style w:type="character" w:default="1" w:styleId="DefaultParagraphFont">
+  <w:style w:type="character" w:default="1" w:styleId="11">
     <w:name w:val="Default Paragraph Font"/>
-    <w:uiPriority w:val="1"/>
     <w:semiHidden/>
     <w:unhideWhenUsed/>
+    <w:uiPriority w:val="1"/>
   </w:style>
-  <w:style w:type="table" w:default="1" w:styleId="TableNormal">
+  <w:style w:type="table" w:default="1" w:styleId="12">
     <w:name w:val="Normal Table"/>
-    <w:uiPriority w:val="99"/>
     <w:semiHidden/>
     <w:unhideWhenUsed/>
+    <w:uiPriority w:val="99"/>
     <w:tblPr>
-      <w:tblInd w:w="0" w:type="dxa"/>
       <w:tblCellMar>
         <w:top w:w="0" w:type="dxa"/>
         <w:left w:w="108" w:type="dxa"/>
@@ -6014,208 +5569,259 @@
       </w:tblCellMar>
     </w:tblPr>
   </w:style>
-  <w:style w:type="numbering" w:default="1" w:styleId="NoList">
-    <w:name w:val="No List"/>
+  <w:style w:type="paragraph" w:styleId="13">
+    <w:name w:val="footer"/>
+    <w:basedOn w:val="1"/>
+    <w:link w:val="36"/>
+    <w:unhideWhenUsed/>
     <w:uiPriority w:val="99"/>
-    <w:semiHidden/>
+    <w:pPr>
+      <w:tabs>
+        <w:tab w:val="center" w:pos="4513"/>
+        <w:tab w:val="right" w:pos="9026"/>
+      </w:tabs>
+      <w:spacing w:after="0" w:line="240" w:lineRule="auto"/>
+    </w:pPr>
+  </w:style>
+  <w:style w:type="paragraph" w:styleId="14">
+    <w:name w:val="header"/>
+    <w:basedOn w:val="1"/>
+    <w:link w:val="35"/>
     <w:unhideWhenUsed/>
+    <w:uiPriority w:val="99"/>
+    <w:pPr>
+      <w:tabs>
+        <w:tab w:val="center" w:pos="4513"/>
+        <w:tab w:val="right" w:pos="9026"/>
+      </w:tabs>
+      <w:spacing w:after="0" w:line="240" w:lineRule="auto"/>
+    </w:pPr>
   </w:style>
-  <w:style w:type="character" w:customStyle="1" w:styleId="Heading1Char">
-    <w:name w:val="Heading 1 Char"/>
-    <w:basedOn w:val="DefaultParagraphFont"/>
-    <w:link w:val="Heading1"/>
-    <w:uiPriority w:val="9"/>
-    <w:rsid w:val="00100ECE"/>
-    <w:rPr>
-      <w:rFonts w:asciiTheme="majorHAnsi" w:eastAsiaTheme="majorEastAsia" w:hAnsiTheme="majorHAnsi" w:cstheme="majorBidi"/>
-      <w:color w:val="0F4761" w:themeColor="accent1" w:themeShade="BF"/>
-      <w:sz w:val="40"/>
-      <w:szCs w:val="40"/>
-    </w:rPr>
-  </w:style>
-  <w:style w:type="character" w:customStyle="1" w:styleId="Heading2Char">
-    <w:name w:val="Heading 2 Char"/>
-    <w:basedOn w:val="DefaultParagraphFont"/>
-    <w:link w:val="Heading2"/>
-    <w:uiPriority w:val="9"/>
-    <w:semiHidden/>
-    <w:rsid w:val="00100ECE"/>
-    <w:rPr>
-      <w:rFonts w:asciiTheme="majorHAnsi" w:eastAsiaTheme="majorEastAsia" w:hAnsiTheme="majorHAnsi" w:cstheme="majorBidi"/>
-      <w:color w:val="0F4761" w:themeColor="accent1" w:themeShade="BF"/>
-      <w:sz w:val="32"/>
-      <w:szCs w:val="32"/>
-    </w:rPr>
-  </w:style>
-  <w:style w:type="character" w:customStyle="1" w:styleId="Heading3Char">
-    <w:name w:val="Heading 3 Char"/>
-    <w:basedOn w:val="DefaultParagraphFont"/>
-    <w:link w:val="Heading3"/>
-    <w:uiPriority w:val="9"/>
-    <w:semiHidden/>
-    <w:rsid w:val="00100ECE"/>
-    <w:rPr>
-      <w:rFonts w:eastAsiaTheme="majorEastAsia" w:cstheme="majorBidi"/>
-      <w:color w:val="0F4761" w:themeColor="accent1" w:themeShade="BF"/>
-      <w:sz w:val="28"/>
-      <w:szCs w:val="28"/>
-    </w:rPr>
-  </w:style>
-  <w:style w:type="character" w:customStyle="1" w:styleId="Heading4Char">
-    <w:name w:val="Heading 4 Char"/>
-    <w:basedOn w:val="DefaultParagraphFont"/>
-    <w:link w:val="Heading4"/>
-    <w:uiPriority w:val="9"/>
-    <w:semiHidden/>
-    <w:rsid w:val="00100ECE"/>
-    <w:rPr>
-      <w:rFonts w:eastAsiaTheme="majorEastAsia" w:cstheme="majorBidi"/>
-      <w:i/>
-      <w:iCs/>
-      <w:color w:val="0F4761" w:themeColor="accent1" w:themeShade="BF"/>
-    </w:rPr>
-  </w:style>
-  <w:style w:type="character" w:customStyle="1" w:styleId="Heading5Char">
-    <w:name w:val="Heading 5 Char"/>
-    <w:basedOn w:val="DefaultParagraphFont"/>
-    <w:link w:val="Heading5"/>
-    <w:uiPriority w:val="9"/>
-    <w:semiHidden/>
-    <w:rsid w:val="00100ECE"/>
-    <w:rPr>
-      <w:rFonts w:eastAsiaTheme="majorEastAsia" w:cstheme="majorBidi"/>
-      <w:color w:val="0F4761" w:themeColor="accent1" w:themeShade="BF"/>
-    </w:rPr>
-  </w:style>
-  <w:style w:type="character" w:customStyle="1" w:styleId="Heading6Char">
-    <w:name w:val="Heading 6 Char"/>
-    <w:basedOn w:val="DefaultParagraphFont"/>
-    <w:link w:val="Heading6"/>
-    <w:uiPriority w:val="9"/>
-    <w:semiHidden/>
-    <w:rsid w:val="00100ECE"/>
-    <w:rPr>
-      <w:rFonts w:eastAsiaTheme="majorEastAsia" w:cstheme="majorBidi"/>
-      <w:i/>
-      <w:iCs/>
-      <w:color w:val="595959" w:themeColor="text1" w:themeTint="A6"/>
-    </w:rPr>
-  </w:style>
-  <w:style w:type="character" w:customStyle="1" w:styleId="Heading7Char">
-    <w:name w:val="Heading 7 Char"/>
-    <w:basedOn w:val="DefaultParagraphFont"/>
-    <w:link w:val="Heading7"/>
-    <w:uiPriority w:val="9"/>
-    <w:semiHidden/>
-    <w:rsid w:val="00100ECE"/>
+  <w:style w:type="paragraph" w:styleId="15">
+    <w:name w:val="Subtitle"/>
+    <w:basedOn w:val="1"/>
+    <w:next w:val="1"/>
+    <w:link w:val="27"/>
+    <w:qFormat/>
+    <w:uiPriority w:val="11"/>
     <w:rPr>
       <w:rFonts w:eastAsiaTheme="majorEastAsia" w:cstheme="majorBidi"/>
       <w:color w:val="595959" w:themeColor="text1" w:themeTint="A6"/>
+      <w:spacing w:val="15"/>
+      <w:sz w:val="28"/>
+      <w:szCs w:val="28"/>
+      <w14:textFill>
+        <w14:solidFill>
+          <w14:schemeClr w14:val="tx1">
+            <w14:lumMod w14:val="65000"/>
+            <w14:lumOff w14:val="35000"/>
+          </w14:schemeClr>
+        </w14:solidFill>
+      </w14:textFill>
     </w:rPr>
   </w:style>
-  <w:style w:type="character" w:customStyle="1" w:styleId="Heading8Char">
-    <w:name w:val="Heading 8 Char"/>
-    <w:basedOn w:val="DefaultParagraphFont"/>
-    <w:link w:val="Heading8"/>
-    <w:uiPriority w:val="9"/>
-    <w:semiHidden/>
-    <w:rsid w:val="00100ECE"/>
-    <w:rPr>
-      <w:rFonts w:eastAsiaTheme="majorEastAsia" w:cstheme="majorBidi"/>
-      <w:i/>
-      <w:iCs/>
-      <w:color w:val="272727" w:themeColor="text1" w:themeTint="D8"/>
-    </w:rPr>
-  </w:style>
-  <w:style w:type="character" w:customStyle="1" w:styleId="Heading9Char">
-    <w:name w:val="Heading 9 Char"/>
-    <w:basedOn w:val="DefaultParagraphFont"/>
-    <w:link w:val="Heading9"/>
-    <w:uiPriority w:val="9"/>
-    <w:semiHidden/>
-    <w:rsid w:val="00100ECE"/>
-    <w:rPr>
-      <w:rFonts w:eastAsiaTheme="majorEastAsia" w:cstheme="majorBidi"/>
-      <w:color w:val="272727" w:themeColor="text1" w:themeTint="D8"/>
-    </w:rPr>
-  </w:style>
-  <w:style w:type="paragraph" w:styleId="Title">
+  <w:style w:type="paragraph" w:styleId="16">
     <w:name w:val="Title"/>
-    <w:basedOn w:val="Normal"/>
-    <w:next w:val="Normal"/>
-    <w:link w:val="TitleChar"/>
+    <w:basedOn w:val="1"/>
+    <w:next w:val="1"/>
+    <w:link w:val="26"/>
+    <w:qFormat/>
     <w:uiPriority w:val="10"/>
-    <w:qFormat/>
-    <w:rsid w:val="00100ECE"/>
     <w:pPr>
       <w:spacing w:after="80" w:line="240" w:lineRule="auto"/>
       <w:contextualSpacing/>
     </w:pPr>
     <w:rPr>
-      <w:rFonts w:asciiTheme="majorHAnsi" w:eastAsiaTheme="majorEastAsia" w:hAnsiTheme="majorHAnsi" w:cstheme="majorBidi"/>
+      <w:rFonts w:asciiTheme="majorHAnsi" w:hAnsiTheme="majorHAnsi" w:eastAsiaTheme="majorEastAsia" w:cstheme="majorBidi"/>
       <w:spacing w:val="-10"/>
       <w:kern w:val="28"/>
       <w:sz w:val="56"/>
       <w:szCs w:val="56"/>
     </w:rPr>
   </w:style>
-  <w:style w:type="character" w:customStyle="1" w:styleId="TitleChar">
+  <w:style w:type="character" w:customStyle="1" w:styleId="17">
+    <w:name w:val="Heading 1 Char"/>
+    <w:basedOn w:val="11"/>
+    <w:link w:val="2"/>
+    <w:uiPriority w:val="9"/>
+    <w:rPr>
+      <w:rFonts w:asciiTheme="majorHAnsi" w:hAnsiTheme="majorHAnsi" w:eastAsiaTheme="majorEastAsia" w:cstheme="majorBidi"/>
+      <w:color w:val="104862" w:themeColor="accent1" w:themeShade="BF"/>
+      <w:sz w:val="40"/>
+      <w:szCs w:val="40"/>
+    </w:rPr>
+  </w:style>
+  <w:style w:type="character" w:customStyle="1" w:styleId="18">
+    <w:name w:val="Heading 2 Char"/>
+    <w:basedOn w:val="11"/>
+    <w:link w:val="3"/>
+    <w:semiHidden/>
+    <w:uiPriority w:val="9"/>
+    <w:rPr>
+      <w:rFonts w:asciiTheme="majorHAnsi" w:hAnsiTheme="majorHAnsi" w:eastAsiaTheme="majorEastAsia" w:cstheme="majorBidi"/>
+      <w:color w:val="104862" w:themeColor="accent1" w:themeShade="BF"/>
+      <w:sz w:val="32"/>
+      <w:szCs w:val="32"/>
+    </w:rPr>
+  </w:style>
+  <w:style w:type="character" w:customStyle="1" w:styleId="19">
+    <w:name w:val="Heading 3 Char"/>
+    <w:basedOn w:val="11"/>
+    <w:link w:val="4"/>
+    <w:semiHidden/>
+    <w:uiPriority w:val="9"/>
+    <w:rPr>
+      <w:rFonts w:eastAsiaTheme="majorEastAsia" w:cstheme="majorBidi"/>
+      <w:color w:val="104862" w:themeColor="accent1" w:themeShade="BF"/>
+      <w:sz w:val="28"/>
+      <w:szCs w:val="28"/>
+    </w:rPr>
+  </w:style>
+  <w:style w:type="character" w:customStyle="1" w:styleId="20">
+    <w:name w:val="Heading 4 Char"/>
+    <w:basedOn w:val="11"/>
+    <w:link w:val="5"/>
+    <w:semiHidden/>
+    <w:uiPriority w:val="9"/>
+    <w:rPr>
+      <w:rFonts w:eastAsiaTheme="majorEastAsia" w:cstheme="majorBidi"/>
+      <w:i/>
+      <w:iCs/>
+      <w:color w:val="104862" w:themeColor="accent1" w:themeShade="BF"/>
+    </w:rPr>
+  </w:style>
+  <w:style w:type="character" w:customStyle="1" w:styleId="21">
+    <w:name w:val="Heading 5 Char"/>
+    <w:basedOn w:val="11"/>
+    <w:link w:val="6"/>
+    <w:semiHidden/>
+    <w:uiPriority w:val="9"/>
+    <w:rPr>
+      <w:rFonts w:eastAsiaTheme="majorEastAsia" w:cstheme="majorBidi"/>
+      <w:color w:val="104862" w:themeColor="accent1" w:themeShade="BF"/>
+    </w:rPr>
+  </w:style>
+  <w:style w:type="character" w:customStyle="1" w:styleId="22">
+    <w:name w:val="Heading 6 Char"/>
+    <w:basedOn w:val="11"/>
+    <w:link w:val="7"/>
+    <w:semiHidden/>
+    <w:uiPriority w:val="9"/>
+    <w:rPr>
+      <w:rFonts w:eastAsiaTheme="majorEastAsia" w:cstheme="majorBidi"/>
+      <w:i/>
+      <w:iCs/>
+      <w:color w:val="595959" w:themeColor="text1" w:themeTint="A6"/>
+      <w14:textFill>
+        <w14:solidFill>
+          <w14:schemeClr w14:val="tx1">
+            <w14:lumMod w14:val="65000"/>
+            <w14:lumOff w14:val="35000"/>
+          </w14:schemeClr>
+        </w14:solidFill>
+      </w14:textFill>
+    </w:rPr>
+  </w:style>
+  <w:style w:type="character" w:customStyle="1" w:styleId="23">
+    <w:name w:val="Heading 7 Char"/>
+    <w:basedOn w:val="11"/>
+    <w:link w:val="8"/>
+    <w:semiHidden/>
+    <w:uiPriority w:val="9"/>
+    <w:rPr>
+      <w:rFonts w:eastAsiaTheme="majorEastAsia" w:cstheme="majorBidi"/>
+      <w:color w:val="595959" w:themeColor="text1" w:themeTint="A6"/>
+      <w14:textFill>
+        <w14:solidFill>
+          <w14:schemeClr w14:val="tx1">
+            <w14:lumMod w14:val="65000"/>
+            <w14:lumOff w14:val="35000"/>
+          </w14:schemeClr>
+        </w14:solidFill>
+      </w14:textFill>
+    </w:rPr>
+  </w:style>
+  <w:style w:type="character" w:customStyle="1" w:styleId="24">
+    <w:name w:val="Heading 8 Char"/>
+    <w:basedOn w:val="11"/>
+    <w:link w:val="9"/>
+    <w:semiHidden/>
+    <w:uiPriority w:val="9"/>
+    <w:rPr>
+      <w:rFonts w:eastAsiaTheme="majorEastAsia" w:cstheme="majorBidi"/>
+      <w:i/>
+      <w:iCs/>
+      <w:color w:val="262626" w:themeColor="text1" w:themeTint="D9"/>
+      <w14:textFill>
+        <w14:solidFill>
+          <w14:schemeClr w14:val="tx1">
+            <w14:lumMod w14:val="85000"/>
+            <w14:lumOff w14:val="15000"/>
+          </w14:schemeClr>
+        </w14:solidFill>
+      </w14:textFill>
+    </w:rPr>
+  </w:style>
+  <w:style w:type="character" w:customStyle="1" w:styleId="25">
+    <w:name w:val="Heading 9 Char"/>
+    <w:basedOn w:val="11"/>
+    <w:link w:val="10"/>
+    <w:semiHidden/>
+    <w:uiPriority w:val="9"/>
+    <w:rPr>
+      <w:rFonts w:eastAsiaTheme="majorEastAsia" w:cstheme="majorBidi"/>
+      <w:color w:val="262626" w:themeColor="text1" w:themeTint="D9"/>
+      <w14:textFill>
+        <w14:solidFill>
+          <w14:schemeClr w14:val="tx1">
+            <w14:lumMod w14:val="85000"/>
+            <w14:lumOff w14:val="15000"/>
+          </w14:schemeClr>
+        </w14:solidFill>
+      </w14:textFill>
+    </w:rPr>
+  </w:style>
+  <w:style w:type="character" w:customStyle="1" w:styleId="26">
     <w:name w:val="Title Char"/>
-    <w:basedOn w:val="DefaultParagraphFont"/>
-    <w:link w:val="Title"/>
+    <w:basedOn w:val="11"/>
+    <w:link w:val="16"/>
     <w:uiPriority w:val="10"/>
-    <w:rsid w:val="00100ECE"/>
     <w:rPr>
-      <w:rFonts w:asciiTheme="majorHAnsi" w:eastAsiaTheme="majorEastAsia" w:hAnsiTheme="majorHAnsi" w:cstheme="majorBidi"/>
+      <w:rFonts w:asciiTheme="majorHAnsi" w:hAnsiTheme="majorHAnsi" w:eastAsiaTheme="majorEastAsia" w:cstheme="majorBidi"/>
       <w:spacing w:val="-10"/>
       <w:kern w:val="28"/>
       <w:sz w:val="56"/>
       <w:szCs w:val="56"/>
     </w:rPr>
   </w:style>
-  <w:style w:type="paragraph" w:styleId="Subtitle">
-    <w:name w:val="Subtitle"/>
-    <w:basedOn w:val="Normal"/>
-    <w:next w:val="Normal"/>
-    <w:link w:val="SubtitleChar"/>
+  <w:style w:type="character" w:customStyle="1" w:styleId="27">
+    <w:name w:val="Subtitle Char"/>
+    <w:basedOn w:val="11"/>
+    <w:link w:val="15"/>
     <w:uiPriority w:val="11"/>
-    <w:qFormat/>
-    <w:rsid w:val="00100ECE"/>
-    <w:pPr>
-      <w:numPr>
-        <w:ilvl w:val="1"/>
-      </w:numPr>
-    </w:pPr>
     <w:rPr>
       <w:rFonts w:eastAsiaTheme="majorEastAsia" w:cstheme="majorBidi"/>
       <w:color w:val="595959" w:themeColor="text1" w:themeTint="A6"/>
       <w:spacing w:val="15"/>
       <w:sz w:val="28"/>
       <w:szCs w:val="28"/>
+      <w14:textFill>
+        <w14:solidFill>
+          <w14:schemeClr w14:val="tx1">
+            <w14:lumMod w14:val="65000"/>
+            <w14:lumOff w14:val="35000"/>
+          </w14:schemeClr>
+        </w14:solidFill>
+      </w14:textFill>
     </w:rPr>
   </w:style>
-  <w:style w:type="character" w:customStyle="1" w:styleId="SubtitleChar">
-    <w:name w:val="Subtitle Char"/>
-    <w:basedOn w:val="DefaultParagraphFont"/>
-    <w:link w:val="Subtitle"/>
-    <w:uiPriority w:val="11"/>
-    <w:rsid w:val="00100ECE"/>
-    <w:rPr>
-      <w:rFonts w:eastAsiaTheme="majorEastAsia" w:cstheme="majorBidi"/>
-      <w:color w:val="595959" w:themeColor="text1" w:themeTint="A6"/>
-      <w:spacing w:val="15"/>
-      <w:sz w:val="28"/>
-      <w:szCs w:val="28"/>
-    </w:rPr>
-  </w:style>
-  <w:style w:type="paragraph" w:styleId="Quote">
+  <w:style w:type="paragraph" w:styleId="28">
     <w:name w:val="Quote"/>
-    <w:basedOn w:val="Normal"/>
-    <w:next w:val="Normal"/>
-    <w:link w:val="QuoteChar"/>
+    <w:basedOn w:val="1"/>
+    <w:next w:val="1"/>
+    <w:link w:val="29"/>
+    <w:qFormat/>
     <w:uiPriority w:val="29"/>
-    <w:qFormat/>
-    <w:rsid w:val="00100ECE"/>
     <w:pPr>
       <w:spacing w:before="160"/>
       <w:jc w:val="center"/>
@@ -6224,55 +5830,67 @@
       <w:i/>
       <w:iCs/>
       <w:color w:val="404040" w:themeColor="text1" w:themeTint="BF"/>
+      <w14:textFill>
+        <w14:solidFill>
+          <w14:schemeClr w14:val="tx1">
+            <w14:lumMod w14:val="75000"/>
+            <w14:lumOff w14:val="25000"/>
+          </w14:schemeClr>
+        </w14:solidFill>
+      </w14:textFill>
     </w:rPr>
   </w:style>
-  <w:style w:type="character" w:customStyle="1" w:styleId="QuoteChar">
+  <w:style w:type="character" w:customStyle="1" w:styleId="29">
     <w:name w:val="Quote Char"/>
-    <w:basedOn w:val="DefaultParagraphFont"/>
-    <w:link w:val="Quote"/>
+    <w:basedOn w:val="11"/>
+    <w:link w:val="28"/>
     <w:uiPriority w:val="29"/>
-    <w:rsid w:val="00100ECE"/>
     <w:rPr>
       <w:i/>
       <w:iCs/>
       <w:color w:val="404040" w:themeColor="text1" w:themeTint="BF"/>
+      <w14:textFill>
+        <w14:solidFill>
+          <w14:schemeClr w14:val="tx1">
+            <w14:lumMod w14:val="75000"/>
+            <w14:lumOff w14:val="25000"/>
+          </w14:schemeClr>
+        </w14:solidFill>
+      </w14:textFill>
     </w:rPr>
   </w:style>
-  <w:style w:type="paragraph" w:styleId="ListParagraph">
+  <w:style w:type="paragraph" w:styleId="30">
     <w:name w:val="List Paragraph"/>
-    <w:basedOn w:val="Normal"/>
+    <w:basedOn w:val="1"/>
+    <w:qFormat/>
     <w:uiPriority w:val="34"/>
-    <w:qFormat/>
-    <w:rsid w:val="00100ECE"/>
     <w:pPr>
       <w:ind w:left="720"/>
       <w:contextualSpacing/>
     </w:pPr>
   </w:style>
-  <w:style w:type="character" w:styleId="IntenseEmphasis">
+  <w:style w:type="character" w:customStyle="1" w:styleId="31">
     <w:name w:val="Intense Emphasis"/>
-    <w:basedOn w:val="DefaultParagraphFont"/>
+    <w:basedOn w:val="11"/>
+    <w:qFormat/>
     <w:uiPriority w:val="21"/>
-    <w:qFormat/>
-    <w:rsid w:val="00100ECE"/>
     <w:rPr>
       <w:i/>
       <w:iCs/>
-      <w:color w:val="0F4761" w:themeColor="accent1" w:themeShade="BF"/>
+      <w:color w:val="104862" w:themeColor="accent1" w:themeShade="BF"/>
     </w:rPr>
   </w:style>
-  <w:style w:type="paragraph" w:styleId="IntenseQuote">
+  <w:style w:type="paragraph" w:styleId="32">
     <w:name w:val="Intense Quote"/>
-    <w:basedOn w:val="Normal"/>
-    <w:next w:val="Normal"/>
-    <w:link w:val="IntenseQuoteChar"/>
+    <w:basedOn w:val="1"/>
+    <w:next w:val="1"/>
+    <w:link w:val="33"/>
+    <w:qFormat/>
     <w:uiPriority w:val="30"/>
-    <w:qFormat/>
-    <w:rsid w:val="00100ECE"/>
     <w:pPr>
       <w:pBdr>
-        <w:top w:val="single" w:sz="4" w:space="10" w:color="0F4761" w:themeColor="accent1" w:themeShade="BF"/>
-        <w:bottom w:val="single" w:sz="4" w:space="10" w:color="0F4761" w:themeColor="accent1" w:themeShade="BF"/>
+        <w:top w:val="single" w:color="0F4761" w:themeColor="accent1" w:themeShade="BF" w:sz="4" w:space="10"/>
+        <w:bottom w:val="single" w:color="0F4761" w:themeColor="accent1" w:themeShade="BF" w:sz="4" w:space="10"/>
       </w:pBdr>
       <w:spacing w:before="360" w:after="360"/>
       <w:ind w:left="864" w:right="864"/>
@@ -6281,78 +5899,44 @@
     <w:rPr>
       <w:i/>
       <w:iCs/>
-      <w:color w:val="0F4761" w:themeColor="accent1" w:themeShade="BF"/>
+      <w:color w:val="104862" w:themeColor="accent1" w:themeShade="BF"/>
     </w:rPr>
   </w:style>
-  <w:style w:type="character" w:customStyle="1" w:styleId="IntenseQuoteChar">
+  <w:style w:type="character" w:customStyle="1" w:styleId="33">
     <w:name w:val="Intense Quote Char"/>
-    <w:basedOn w:val="DefaultParagraphFont"/>
-    <w:link w:val="IntenseQuote"/>
+    <w:basedOn w:val="11"/>
+    <w:link w:val="32"/>
     <w:uiPriority w:val="30"/>
-    <w:rsid w:val="00100ECE"/>
     <w:rPr>
       <w:i/>
       <w:iCs/>
-      <w:color w:val="0F4761" w:themeColor="accent1" w:themeShade="BF"/>
+      <w:color w:val="104862" w:themeColor="accent1" w:themeShade="BF"/>
     </w:rPr>
   </w:style>
-  <w:style w:type="character" w:styleId="IntenseReference">
+  <w:style w:type="character" w:customStyle="1" w:styleId="34">
     <w:name w:val="Intense Reference"/>
-    <w:basedOn w:val="DefaultParagraphFont"/>
+    <w:basedOn w:val="11"/>
+    <w:qFormat/>
     <w:uiPriority w:val="32"/>
-    <w:qFormat/>
-    <w:rsid w:val="00100ECE"/>
     <w:rPr>
       <w:b/>
       <w:bCs/>
       <w:smallCaps/>
-      <w:color w:val="0F4761" w:themeColor="accent1" w:themeShade="BF"/>
+      <w:color w:val="104862" w:themeColor="accent1" w:themeShade="BF"/>
       <w:spacing w:val="5"/>
     </w:rPr>
   </w:style>
-  <w:style w:type="paragraph" w:styleId="Header">
-    <w:name w:val="header"/>
-    <w:basedOn w:val="Normal"/>
-    <w:link w:val="HeaderChar"/>
+  <w:style w:type="character" w:customStyle="1" w:styleId="35">
+    <w:name w:val="Header Char"/>
+    <w:basedOn w:val="11"/>
+    <w:link w:val="14"/>
     <w:uiPriority w:val="99"/>
-    <w:unhideWhenUsed/>
-    <w:rsid w:val="000344FC"/>
-    <w:pPr>
-      <w:tabs>
-        <w:tab w:val="center" w:pos="4513"/>
-        <w:tab w:val="right" w:pos="9026"/>
-      </w:tabs>
-      <w:spacing w:after="0" w:line="240" w:lineRule="auto"/>
-    </w:pPr>
   </w:style>
-  <w:style w:type="character" w:customStyle="1" w:styleId="HeaderChar">
-    <w:name w:val="Header Char"/>
-    <w:basedOn w:val="DefaultParagraphFont"/>
-    <w:link w:val="Header"/>
+  <w:style w:type="character" w:customStyle="1" w:styleId="36">
+    <w:name w:val="Footer Char"/>
+    <w:basedOn w:val="11"/>
+    <w:link w:val="13"/>
     <w:uiPriority w:val="99"/>
-    <w:rsid w:val="000344FC"/>
-  </w:style>
-  <w:style w:type="paragraph" w:styleId="Footer">
-    <w:name w:val="footer"/>
-    <w:basedOn w:val="Normal"/>
-    <w:link w:val="FooterChar"/>
-    <w:uiPriority w:val="99"/>
-    <w:unhideWhenUsed/>
-    <w:rsid w:val="000344FC"/>
-    <w:pPr>
-      <w:tabs>
-        <w:tab w:val="center" w:pos="4513"/>
-        <w:tab w:val="right" w:pos="9026"/>
-      </w:tabs>
-      <w:spacing w:after="0" w:line="240" w:lineRule="auto"/>
-    </w:pPr>
-  </w:style>
-  <w:style w:type="character" w:customStyle="1" w:styleId="FooterChar">
-    <w:name w:val="Footer Char"/>
-    <w:basedOn w:val="DefaultParagraphFont"/>
-    <w:link w:val="Footer"/>
-    <w:uiPriority w:val="99"/>
-    <w:rsid w:val="000344FC"/>
   </w:style>
 </w:styles>
 </file>
@@ -6400,7 +5984,7 @@
     </a:clrScheme>
     <a:fontScheme name="Office">
       <a:majorFont>
-        <a:latin typeface="Aptos Display" panose="02110004020202020204"/>
+        <a:latin typeface="Aptos Display"/>
         <a:ea typeface=""/>
         <a:cs typeface=""/>
         <a:font script="Jpan" typeface="游ゴシック Light"/>
@@ -6433,26 +6017,9 @@
         <a:font script="Viet" typeface="Times New Roman"/>
         <a:font script="Uigh" typeface="Microsoft Uighur"/>
         <a:font script="Geor" typeface="Sylfaen"/>
-        <a:font script="Armn" typeface="Arial"/>
-        <a:font script="Bugi" typeface="Leelawadee UI"/>
-        <a:font script="Bopo" typeface="Microsoft JhengHei"/>
-        <a:font script="Java" typeface="Javanese Text"/>
-        <a:font script="Lisu" typeface="Segoe UI"/>
-        <a:font script="Mymr" typeface="Myanmar Text"/>
-        <a:font script="Nkoo" typeface="Ebrima"/>
-        <a:font script="Olck" typeface="Nirmala UI"/>
-        <a:font script="Osma" typeface="Ebrima"/>
-        <a:font script="Phag" typeface="Phagspa"/>
-        <a:font script="Syrn" typeface="Estrangelo Edessa"/>
-        <a:font script="Syrj" typeface="Estrangelo Edessa"/>
-        <a:font script="Syre" typeface="Estrangelo Edessa"/>
-        <a:font script="Sora" typeface="Nirmala UI"/>
-        <a:font script="Tale" typeface="Microsoft Tai Le"/>
-        <a:font script="Talu" typeface="Microsoft New Tai Lue"/>
-        <a:font script="Tfng" typeface="Ebrima"/>
       </a:majorFont>
       <a:minorFont>
-        <a:latin typeface="Aptos" panose="02110004020202020204"/>
+        <a:latin typeface="Aptos"/>
         <a:ea typeface=""/>
         <a:cs typeface=""/>
         <a:font script="Jpan" typeface="游明朝"/>
@@ -6485,23 +6052,6 @@
         <a:font script="Viet" typeface="Arial"/>
         <a:font script="Uigh" typeface="Microsoft Uighur"/>
         <a:font script="Geor" typeface="Sylfaen"/>
-        <a:font script="Armn" typeface="Arial"/>
-        <a:font script="Bugi" typeface="Leelawadee UI"/>
-        <a:font script="Bopo" typeface="Microsoft JhengHei"/>
-        <a:font script="Java" typeface="Javanese Text"/>
-        <a:font script="Lisu" typeface="Segoe UI"/>
-        <a:font script="Mymr" typeface="Myanmar Text"/>
-        <a:font script="Nkoo" typeface="Ebrima"/>
-        <a:font script="Olck" typeface="Nirmala UI"/>
-        <a:font script="Osma" typeface="Ebrima"/>
-        <a:font script="Phag" typeface="Phagspa"/>
-        <a:font script="Syrn" typeface="Estrangelo Edessa"/>
-        <a:font script="Syrj" typeface="Estrangelo Edessa"/>
-        <a:font script="Syre" typeface="Estrangelo Edessa"/>
-        <a:font script="Sora" typeface="Nirmala UI"/>
-        <a:font script="Tale" typeface="Microsoft Tai Le"/>
-        <a:font script="Talu" typeface="Microsoft New Tai Lue"/>
-        <a:font script="Tfng" typeface="Ebrima"/>
       </a:minorFont>
     </a:fontScheme>
     <a:fmtScheme name="Office">
@@ -6663,11 +6213,22 @@
       </a:style>
     </a:lnDef>
   </a:objectDefaults>
-  <a:extraClrSchemeLst/>
-  <a:extLst>
-    <a:ext uri="{05A4C25C-085E-4340-85A3-A5531E510DB2}">
-      <thm15:themeFamily xmlns:thm15="http://schemas.microsoft.com/office/thememl/2012/main" name="Office Theme" id="{2E142A2C-CD16-42D6-873A-C26D2A0506FA}" vid="{1BDDFF52-6CD6-40A5-AB3C-68EB2F1E4D0A}"/>
-    </a:ext>
-  </a:extLst>
 </a:theme>
+</file>
+
+<file path=customXml/item1.xml><?xml version="1.0" encoding="utf-8"?>
+<s:customData xmlns="http://www.wps.cn/officeDocument/2013/wpsCustomData" xmlns:s="http://www.wps.cn/officeDocument/2013/wpsCustomData">
+  <customSectProps/>
+  <customShpExts>
+    <customShpInfo spid="_x0000_s1026"/>
+  </customShpExts>
+</s:customData>
+</file>
+
+<file path=customXml/itemProps1.xml><?xml version="1.0" encoding="utf-8"?>
+<ds:datastoreItem xmlns:ds="http://schemas.openxmlformats.org/officeDocument/2006/customXml" ds:itemID="{B1977F7D-205B-4081-913C-38D41E755F92}">
+  <ds:schemaRefs>
+    <ds:schemaRef ds:uri="http://www.wps.cn/officeDocument/2013/wpsCustomData"/>
+  </ds:schemaRefs>
+</ds:datastoreItem>
 </file>
--- a/public/docs/GIFON ANTI CORRUPTION POLICY.docx
+++ b/public/docs/GIFON ANTI CORRUPTION POLICY.docx
@@ -2278,7 +2278,7 @@
     <w:sdtPr>
       <w:id w:val="-1"/>
       <w:docPartObj>
-        <w:docPartGallery w:val="AutoText"/>
+        <w:docPartGallery w:val="autotext"/>
       </w:docPartObj>
     </w:sdtPr>
     <w:sdtContent>
@@ -2417,9 +2417,9 @@
       </w:rPr>
       <w:drawing>
         <wp:inline distT="0" distB="0" distL="114300" distR="114300">
-          <wp:extent cx="5728970" cy="1037590"/>
-          <wp:effectExtent l="0" t="0" r="11430" b="3810"/>
-          <wp:docPr id="1" name="Picture 1" descr="Screenshot 2025-10-26 at 15.58.18"/>
+          <wp:extent cx="5588000" cy="1676400"/>
+          <wp:effectExtent l="0" t="0" r="0" b="0"/>
+          <wp:docPr id="2" name="Picture 2" descr="Screenshot 2025-11-10 at 09.52.28"/>
           <wp:cNvGraphicFramePr>
             <a:graphicFrameLocks xmlns:a="http://schemas.openxmlformats.org/drawingml/2006/main" noChangeAspect="1"/>
           </wp:cNvGraphicFramePr>
@@ -2427,7 +2427,7 @@
             <a:graphicData uri="http://schemas.openxmlformats.org/drawingml/2006/picture">
               <pic:pic xmlns:pic="http://schemas.openxmlformats.org/drawingml/2006/picture">
                 <pic:nvPicPr>
-                  <pic:cNvPr id="1" name="Picture 1" descr="Screenshot 2025-10-26 at 15.58.18"/>
+                  <pic:cNvPr id="2" name="Picture 2" descr="Screenshot 2025-11-10 at 09.52.28"/>
                   <pic:cNvPicPr>
                     <a:picLocks noChangeAspect="1"/>
                   </pic:cNvPicPr>
@@ -2441,7 +2441,7 @@
                 <pic:spPr>
                   <a:xfrm>
                     <a:off x="0" y="0"/>
-                    <a:ext cx="5728970" cy="1037590"/>
+                    <a:ext cx="5588000" cy="1676400"/>
                   </a:xfrm>
                   <a:prstGeom prst="rect">
                     <a:avLst/>

--- a/public/docs/GIFON ANTI CORRUPTION POLICY.docx
+++ b/public/docs/GIFON ANTI CORRUPTION POLICY.docx
@@ -5,30 +5,7 @@
     <w:p>
       <w:pPr>
         <w:spacing w:after="0" w:line="240" w:lineRule="auto"/>
-        <w:jc w:val="center"/>
-        <w:rPr>
-          <w:rFonts w:ascii="Bell MT" w:hAnsi="Bell MT"/>
-          <w:b/>
-          <w:bCs/>
-          <w:sz w:val="36"/>
-          <w:szCs w:val="36"/>
-        </w:rPr>
-      </w:pPr>
-      <w:r>
-        <w:rPr>
-          <w:rFonts w:ascii="Bell MT" w:hAnsi="Bell MT"/>
-          <w:b/>
-          <w:bCs/>
-          <w:sz w:val="36"/>
-          <w:szCs w:val="36"/>
-        </w:rPr>
-        <w:t>GEOSPATIAL INTELLIGENCE FOUNDATION</w:t>
-      </w:r>
-    </w:p>
-    <w:p>
-      <w:pPr>
-        <w:spacing w:after="0" w:line="240" w:lineRule="auto"/>
-        <w:jc w:val="center"/>
+        <w:jc w:val="both"/>
         <w:rPr>
           <w:rFonts w:ascii="Bell MT" w:hAnsi="Bell MT"/>
           <w:b/>
@@ -38,24 +15,8 @@
           <w:szCs w:val="36"/>
         </w:rPr>
       </w:pPr>
-      <w:r>
-        <w:rPr>
-          <w:rFonts w:ascii="Bell MT" w:hAnsi="Bell MT"/>
-          <w:b/>
-          <w:bCs/>
-          <w:sz w:val="36"/>
-          <w:szCs w:val="36"/>
-        </w:rPr>
-        <w:t>OF NIGERIA (GIFON)</w:t>
-      </w:r>
-      <w:r>
-        <w:rPr>
-          <w:rFonts w:ascii="Bell MT" w:hAnsi="Bell MT"/>
-          <w:sz w:val="36"/>
-          <w:szCs w:val="36"/>
-        </w:rPr>
-        <w:br w:type="textWrapping"/>
-      </w:r>
+      <w:bookmarkStart w:id="0" w:name="_GoBack"/>
+      <w:bookmarkEnd w:id="0"/>
     </w:p>
     <w:p>
       <w:pPr>
@@ -2415,11 +2376,25 @@
         <w:rFonts w:hint="default"/>
         <w:lang w:val="en-US"/>
       </w:rPr>
+      <w:ptab w:relativeTo="margin" w:alignment="center" w:leader="none"/>
+    </w:r>
+    <w:r>
+      <w:rPr>
+        <w:rFonts w:hint="default"/>
+        <w:lang w:val="en-US"/>
+      </w:rPr>
+      <w:t xml:space="preserve"> </w:t>
+    </w:r>
+    <w:r>
+      <w:rPr>
+        <w:rFonts w:hint="default"/>
+        <w:lang w:val="en-US"/>
+      </w:rPr>
       <w:drawing>
         <wp:inline distT="0" distB="0" distL="114300" distR="114300">
-          <wp:extent cx="5588000" cy="1676400"/>
-          <wp:effectExtent l="0" t="0" r="0" b="0"/>
-          <wp:docPr id="2" name="Picture 2" descr="Screenshot 2025-11-10 at 09.52.28"/>
+          <wp:extent cx="2802890" cy="840740"/>
+          <wp:effectExtent l="0" t="0" r="16510" b="22860"/>
+          <wp:docPr id="2" name="Picture 2" descr="Picture1"/>
           <wp:cNvGraphicFramePr>
             <a:graphicFrameLocks xmlns:a="http://schemas.openxmlformats.org/drawingml/2006/main" noChangeAspect="1"/>
           </wp:cNvGraphicFramePr>
@@ -2427,7 +2402,7 @@
             <a:graphicData uri="http://schemas.openxmlformats.org/drawingml/2006/picture">
               <pic:pic xmlns:pic="http://schemas.openxmlformats.org/drawingml/2006/picture">
                 <pic:nvPicPr>
-                  <pic:cNvPr id="2" name="Picture 2" descr="Screenshot 2025-11-10 at 09.52.28"/>
+                  <pic:cNvPr id="2" name="Picture 2" descr="Picture1"/>
                   <pic:cNvPicPr>
                     <a:picLocks noChangeAspect="1"/>
                   </pic:cNvPicPr>
@@ -2441,7 +2416,7 @@
                 <pic:spPr>
                   <a:xfrm>
                     <a:off x="0" y="0"/>
-                    <a:ext cx="5588000" cy="1676400"/>
+                    <a:ext cx="2802890" cy="840740"/>
                   </a:xfrm>
                   <a:prstGeom prst="rect">
                     <a:avLst/>
@@ -2453,8 +2428,6 @@
         </wp:inline>
       </w:drawing>
     </w:r>
-    <w:bookmarkStart w:id="0" w:name="_GoBack"/>
-    <w:bookmarkEnd w:id="0"/>
   </w:p>
 </w:hdr>
 </file>

--- a/public/docs/GIFON ANTI CORRUPTION POLICY.docx
+++ b/public/docs/GIFON ANTI CORRUPTION POLICY.docx
@@ -15,8 +15,6 @@
           <w:szCs w:val="36"/>
         </w:rPr>
       </w:pPr>
-      <w:bookmarkStart w:id="0" w:name="_GoBack"/>
-      <w:bookmarkEnd w:id="0"/>
     </w:p>
     <w:p>
       <w:pPr>
@@ -2385,6 +2383,7 @@
       </w:rPr>
       <w:t xml:space="preserve"> </w:t>
     </w:r>
+    <w:bookmarkStart w:id="0" w:name="_GoBack"/>
     <w:r>
       <w:rPr>
         <w:rFonts w:hint="default"/>
@@ -2394,7 +2393,7 @@
         <wp:inline distT="0" distB="0" distL="114300" distR="114300">
           <wp:extent cx="2802890" cy="840740"/>
           <wp:effectExtent l="0" t="0" r="16510" b="22860"/>
-          <wp:docPr id="2" name="Picture 2" descr="Picture1"/>
+          <wp:docPr id="2" name="Picture 2" descr="/Users/bigsosa/Desktop/Screenshot 2025-12-20 at 16.18.24.pngScreenshot 2025-12-20 at 16.18.24"/>
           <wp:cNvGraphicFramePr>
             <a:graphicFrameLocks xmlns:a="http://schemas.openxmlformats.org/drawingml/2006/main" noChangeAspect="1"/>
           </wp:cNvGraphicFramePr>
@@ -2402,13 +2401,14 @@
             <a:graphicData uri="http://schemas.openxmlformats.org/drawingml/2006/picture">
               <pic:pic xmlns:pic="http://schemas.openxmlformats.org/drawingml/2006/picture">
                 <pic:nvPicPr>
-                  <pic:cNvPr id="2" name="Picture 2" descr="Picture1"/>
+                  <pic:cNvPr id="2" name="Picture 2" descr="/Users/bigsosa/Desktop/Screenshot 2025-12-20 at 16.18.24.pngScreenshot 2025-12-20 at 16.18.24"/>
                   <pic:cNvPicPr>
                     <a:picLocks noChangeAspect="1"/>
                   </pic:cNvPicPr>
                 </pic:nvPicPr>
                 <pic:blipFill>
                   <a:blip r:embed="rId1"/>
+                  <a:srcRect t="12619" b="12619"/>
                   <a:stretch>
                     <a:fillRect/>
                   </a:stretch>
@@ -2428,6 +2428,7 @@
         </wp:inline>
       </w:drawing>
     </w:r>
+    <w:bookmarkEnd w:id="0"/>
   </w:p>
 </w:hdr>
 </file>
